--- a/fuentes/21730226_CF01_CFA.docx
+++ b/fuentes/21730226_CF01_CFA.docx
@@ -205,7 +205,7 @@
               </wp:anchor>
             </w:drawing>
           </mc:Choice>
-          <mc:Fallback xmlns:w16sdtdh="http://schemas.microsoft.com/office/word/2020/wordml/sdtdatahash" xmlns:oel="http://schemas.microsoft.com/office/2019/extlst">
+          <mc:Fallback xmlns:oel="http://schemas.microsoft.com/office/2019/extlst" xmlns:w16sdtdh="http://schemas.microsoft.com/office/word/2020/wordml/sdtdatahash">
             <w:pict>
               <v:rect w14:anchorId="4C256C62" id="Rectángulo 3" o:spid="_x0000_s1026" alt="&quot;&quot;" style="position:absolute;margin-left:-55.95pt;margin-top:26.4pt;width:613.85pt;height:164.25pt;z-index:-251655168;visibility:visible;mso-wrap-style:square;mso-height-percent:0;mso-wrap-distance-left:9pt;mso-wrap-distance-top:0;mso-wrap-distance-right:9pt;mso-wrap-distance-bottom:0;mso-position-horizontal:absolute;mso-position-horizontal-relative:text;mso-position-vertical:absolute;mso-position-vertical-relative:text;mso-height-percent:0;mso-height-relative:margin;v-text-anchor:middle" o:gfxdata="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" fillcolor="#00314d" stroked="f" strokeweight="1pt"/>
             </w:pict>
@@ -604,7 +604,7 @@
           <w:r>
             <w:fldChar w:fldCharType="separate"/>
           </w:r>
-          <w:hyperlink w:anchor="_Toc239771517" w:history="1">
+          <w:hyperlink w:anchor="_Toc240556744" w:history="1">
             <w:r>
               <w:rPr>
                 <w:rStyle w:val="Hipervnculo"/>
@@ -631,7 +631,7 @@
                 <w:noProof/>
                 <w:webHidden/>
               </w:rPr>
-              <w:instrText xml:space="preserve"> PAGEREF _Toc239771517 \h </w:instrText>
+              <w:instrText xml:space="preserve"> PAGEREF _Toc240556744 \h </w:instrText>
             </w:r>
             <w:r>
               <w:rPr>
@@ -677,7 +677,7 @@
               <w14:ligatures w14:val="none"/>
             </w:rPr>
           </w:pPr>
-          <w:hyperlink w:anchor="_Toc239771518" w:history="1">
+          <w:hyperlink w:anchor="_Toc240556745" w:history="1">
             <w:r>
               <w:rPr>
                 <w:rStyle w:val="Hipervnculo"/>
@@ -704,7 +704,7 @@
                 <w:noProof/>
                 <w:webHidden/>
               </w:rPr>
-              <w:instrText xml:space="preserve"> PAGEREF _Toc239771518 \h </w:instrText>
+              <w:instrText xml:space="preserve"> PAGEREF _Toc240556745 \h </w:instrText>
             </w:r>
             <w:r>
               <w:rPr>
@@ -750,7 +750,7 @@
               <w14:ligatures w14:val="none"/>
             </w:rPr>
           </w:pPr>
-          <w:hyperlink w:anchor="_Toc239771519" w:history="1">
+          <w:hyperlink w:anchor="_Toc240556746" w:history="1">
             <w:r>
               <w:rPr>
                 <w:rStyle w:val="Hipervnculo"/>
@@ -777,7 +777,7 @@
                 <w:noProof/>
                 <w:webHidden/>
               </w:rPr>
-              <w:instrText xml:space="preserve"> PAGEREF _Toc239771519 \h </w:instrText>
+              <w:instrText xml:space="preserve"> PAGEREF _Toc240556746 \h </w:instrText>
             </w:r>
             <w:r>
               <w:rPr>
@@ -823,7 +823,7 @@
               <w14:ligatures w14:val="none"/>
             </w:rPr>
           </w:pPr>
-          <w:hyperlink w:anchor="_Toc239771520" w:history="1">
+          <w:hyperlink w:anchor="_Toc240556747" w:history="1">
             <w:r>
               <w:rPr>
                 <w:rStyle w:val="Hipervnculo"/>
@@ -850,7 +850,7 @@
                 <w:noProof/>
                 <w:webHidden/>
               </w:rPr>
-              <w:instrText xml:space="preserve"> PAGEREF _Toc239771520 \h </w:instrText>
+              <w:instrText xml:space="preserve"> PAGEREF _Toc240556747 \h </w:instrText>
             </w:r>
             <w:r>
               <w:rPr>
@@ -896,7 +896,7 @@
               <w14:ligatures w14:val="none"/>
             </w:rPr>
           </w:pPr>
-          <w:hyperlink w:anchor="_Toc239771521" w:history="1">
+          <w:hyperlink w:anchor="_Toc240556748" w:history="1">
             <w:r>
               <w:rPr>
                 <w:rStyle w:val="Hipervnculo"/>
@@ -923,7 +923,7 @@
                 <w:noProof/>
                 <w:webHidden/>
               </w:rPr>
-              <w:instrText xml:space="preserve"> PAGEREF _Toc239771521 \h </w:instrText>
+              <w:instrText xml:space="preserve"> PAGEREF _Toc240556748 \h </w:instrText>
             </w:r>
             <w:r>
               <w:rPr>
@@ -969,7 +969,7 @@
               <w14:ligatures w14:val="none"/>
             </w:rPr>
           </w:pPr>
-          <w:hyperlink w:anchor="_Toc239771522" w:history="1">
+          <w:hyperlink w:anchor="_Toc240556749" w:history="1">
             <w:r>
               <w:rPr>
                 <w:rStyle w:val="Hipervnculo"/>
@@ -996,7 +996,7 @@
                 <w:noProof/>
                 <w:webHidden/>
               </w:rPr>
-              <w:instrText xml:space="preserve"> PAGEREF _Toc239771522 \h </w:instrText>
+              <w:instrText xml:space="preserve"> PAGEREF _Toc240556749 \h </w:instrText>
             </w:r>
             <w:r>
               <w:rPr>
@@ -1042,7 +1042,7 @@
               <w14:ligatures w14:val="none"/>
             </w:rPr>
           </w:pPr>
-          <w:hyperlink w:anchor="_Toc239771523" w:history="1">
+          <w:hyperlink w:anchor="_Toc240556750" w:history="1">
             <w:r>
               <w:rPr>
                 <w:rStyle w:val="Hipervnculo"/>
@@ -1078,7 +1078,7 @@
                 <w:noProof/>
                 <w:webHidden/>
               </w:rPr>
-              <w:instrText xml:space="preserve"> PAGEREF _Toc239771523 \h </w:instrText>
+              <w:instrText xml:space="preserve"> PAGEREF _Toc240556750 \h </w:instrText>
             </w:r>
             <w:r>
               <w:rPr>
@@ -1124,7 +1124,7 @@
               <w14:ligatures w14:val="none"/>
             </w:rPr>
           </w:pPr>
-          <w:hyperlink w:anchor="_Toc239771524" w:history="1">
+          <w:hyperlink w:anchor="_Toc240556751" w:history="1">
             <w:r>
               <w:rPr>
                 <w:rStyle w:val="Hipervnculo"/>
@@ -1151,7 +1151,7 @@
                 <w:noProof/>
                 <w:webHidden/>
               </w:rPr>
-              <w:instrText xml:space="preserve"> PAGEREF _Toc239771524 \h </w:instrText>
+              <w:instrText xml:space="preserve"> PAGEREF _Toc240556751 \h </w:instrText>
             </w:r>
             <w:r>
               <w:rPr>
@@ -1197,7 +1197,7 @@
               <w14:ligatures w14:val="none"/>
             </w:rPr>
           </w:pPr>
-          <w:hyperlink w:anchor="_Toc239771525" w:history="1">
+          <w:hyperlink w:anchor="_Toc240556752" w:history="1">
             <w:r>
               <w:rPr>
                 <w:rStyle w:val="Hipervnculo"/>
@@ -1233,7 +1233,7 @@
                 <w:noProof/>
                 <w:webHidden/>
               </w:rPr>
-              <w:instrText xml:space="preserve"> PAGEREF _Toc239771525 \h </w:instrText>
+              <w:instrText xml:space="preserve"> PAGEREF _Toc240556752 \h </w:instrText>
             </w:r>
             <w:r>
               <w:rPr>
@@ -1279,7 +1279,7 @@
               <w14:ligatures w14:val="none"/>
             </w:rPr>
           </w:pPr>
-          <w:hyperlink w:anchor="_Toc239771526" w:history="1">
+          <w:hyperlink w:anchor="_Toc240556753" w:history="1">
             <w:r>
               <w:rPr>
                 <w:rStyle w:val="Hipervnculo"/>
@@ -1315,7 +1315,7 @@
                 <w:noProof/>
                 <w:webHidden/>
               </w:rPr>
-              <w:instrText xml:space="preserve"> PAGEREF _Toc239771526 \h </w:instrText>
+              <w:instrText xml:space="preserve"> PAGEREF _Toc240556753 \h </w:instrText>
             </w:r>
             <w:r>
               <w:rPr>
@@ -1361,7 +1361,7 @@
               <w14:ligatures w14:val="none"/>
             </w:rPr>
           </w:pPr>
-          <w:hyperlink w:anchor="_Toc239771527" w:history="1">
+          <w:hyperlink w:anchor="_Toc240556754" w:history="1">
             <w:r>
               <w:rPr>
                 <w:rStyle w:val="Hipervnculo"/>
@@ -1388,7 +1388,7 @@
                 <w:noProof/>
                 <w:webHidden/>
               </w:rPr>
-              <w:instrText xml:space="preserve"> PAGEREF _Toc239771527 \h </w:instrText>
+              <w:instrText xml:space="preserve"> PAGEREF _Toc240556754 \h </w:instrText>
             </w:r>
             <w:r>
               <w:rPr>
@@ -1434,7 +1434,7 @@
               <w14:ligatures w14:val="none"/>
             </w:rPr>
           </w:pPr>
-          <w:hyperlink w:anchor="_Toc239771528" w:history="1">
+          <w:hyperlink w:anchor="_Toc240556755" w:history="1">
             <w:r>
               <w:rPr>
                 <w:rStyle w:val="Hipervnculo"/>
@@ -1461,7 +1461,7 @@
                 <w:noProof/>
                 <w:webHidden/>
               </w:rPr>
-              <w:instrText xml:space="preserve"> PAGEREF _Toc239771528 \h </w:instrText>
+              <w:instrText xml:space="preserve"> PAGEREF _Toc240556755 \h </w:instrText>
             </w:r>
             <w:r>
               <w:rPr>
@@ -1507,7 +1507,7 @@
               <w14:ligatures w14:val="none"/>
             </w:rPr>
           </w:pPr>
-          <w:hyperlink w:anchor="_Toc239771529" w:history="1">
+          <w:hyperlink w:anchor="_Toc240556756" w:history="1">
             <w:r>
               <w:rPr>
                 <w:rStyle w:val="Hipervnculo"/>
@@ -1559,7 +1559,7 @@
                 <w:noProof/>
                 <w:webHidden/>
               </w:rPr>
-              <w:instrText xml:space="preserve"> PAGEREF _Toc239771529 \h </w:instrText>
+              <w:instrText xml:space="preserve"> PAGEREF _Toc240556756 \h </w:instrText>
             </w:r>
             <w:r>
               <w:rPr>
@@ -1605,7 +1605,7 @@
               <w14:ligatures w14:val="none"/>
             </w:rPr>
           </w:pPr>
-          <w:hyperlink w:anchor="_Toc239771530" w:history="1">
+          <w:hyperlink w:anchor="_Toc240556757" w:history="1">
             <w:r>
               <w:rPr>
                 <w:rStyle w:val="Hipervnculo"/>
@@ -1632,7 +1632,7 @@
                 <w:noProof/>
                 <w:webHidden/>
               </w:rPr>
-              <w:instrText xml:space="preserve"> PAGEREF _Toc239771530 \h </w:instrText>
+              <w:instrText xml:space="preserve"> PAGEREF _Toc240556757 \h </w:instrText>
             </w:r>
             <w:r>
               <w:rPr>
@@ -1678,7 +1678,7 @@
               <w14:ligatures w14:val="none"/>
             </w:rPr>
           </w:pPr>
-          <w:hyperlink w:anchor="_Toc239771531" w:history="1">
+          <w:hyperlink w:anchor="_Toc240556758" w:history="1">
             <w:r>
               <w:rPr>
                 <w:rStyle w:val="Hipervnculo"/>
@@ -1705,7 +1705,7 @@
                 <w:noProof/>
                 <w:webHidden/>
               </w:rPr>
-              <w:instrText xml:space="preserve"> PAGEREF _Toc239771531 \h </w:instrText>
+              <w:instrText xml:space="preserve"> PAGEREF _Toc240556758 \h </w:instrText>
             </w:r>
             <w:r>
               <w:rPr>
@@ -1751,7 +1751,7 @@
               <w14:ligatures w14:val="none"/>
             </w:rPr>
           </w:pPr>
-          <w:hyperlink w:anchor="_Toc239771532" w:history="1">
+          <w:hyperlink w:anchor="_Toc240556759" w:history="1">
             <w:r>
               <w:rPr>
                 <w:rStyle w:val="Hipervnculo"/>
@@ -1794,7 +1794,7 @@
                 <w:noProof/>
                 <w:webHidden/>
               </w:rPr>
-              <w:instrText xml:space="preserve"> PAGEREF _Toc239771532 \h </w:instrText>
+              <w:instrText xml:space="preserve"> PAGEREF _Toc240556759 \h </w:instrText>
             </w:r>
             <w:r>
               <w:rPr>
@@ -1840,7 +1840,7 @@
               <w14:ligatures w14:val="none"/>
             </w:rPr>
           </w:pPr>
-          <w:hyperlink w:anchor="_Toc239771533" w:history="1">
+          <w:hyperlink w:anchor="_Toc240556760" w:history="1">
             <w:r>
               <w:rPr>
                 <w:rStyle w:val="Hipervnculo"/>
@@ -1867,7 +1867,7 @@
                 <w:noProof/>
                 <w:webHidden/>
               </w:rPr>
-              <w:instrText xml:space="preserve"> PAGEREF _Toc239771533 \h </w:instrText>
+              <w:instrText xml:space="preserve"> PAGEREF _Toc240556760 \h </w:instrText>
             </w:r>
             <w:r>
               <w:rPr>
@@ -1913,7 +1913,7 @@
               <w14:ligatures w14:val="none"/>
             </w:rPr>
           </w:pPr>
-          <w:hyperlink w:anchor="_Toc239771534" w:history="1">
+          <w:hyperlink w:anchor="_Toc240556761" w:history="1">
             <w:r>
               <w:rPr>
                 <w:rStyle w:val="Hipervnculo"/>
@@ -1940,7 +1940,7 @@
                 <w:noProof/>
                 <w:webHidden/>
               </w:rPr>
-              <w:instrText xml:space="preserve"> PAGEREF _Toc239771534 \h </w:instrText>
+              <w:instrText xml:space="preserve"> PAGEREF _Toc240556761 \h </w:instrText>
             </w:r>
             <w:r>
               <w:rPr>
@@ -1986,7 +1986,7 @@
               <w14:ligatures w14:val="none"/>
             </w:rPr>
           </w:pPr>
-          <w:hyperlink w:anchor="_Toc239771535" w:history="1">
+          <w:hyperlink w:anchor="_Toc240556762" w:history="1">
             <w:r>
               <w:rPr>
                 <w:rStyle w:val="Hipervnculo"/>
@@ -2013,7 +2013,7 @@
                 <w:noProof/>
                 <w:webHidden/>
               </w:rPr>
-              <w:instrText xml:space="preserve"> PAGEREF _Toc239771535 \h </w:instrText>
+              <w:instrText xml:space="preserve"> PAGEREF _Toc240556762 \h </w:instrText>
             </w:r>
             <w:r>
               <w:rPr>
@@ -2033,7 +2033,7 @@
                 <w:noProof/>
                 <w:webHidden/>
               </w:rPr>
-              <w:t>54</w:t>
+              <w:t>55</w:t>
             </w:r>
             <w:r>
               <w:rPr>
@@ -2059,7 +2059,7 @@
               <w14:ligatures w14:val="none"/>
             </w:rPr>
           </w:pPr>
-          <w:hyperlink w:anchor="_Toc239771536" w:history="1">
+          <w:hyperlink w:anchor="_Toc240556763" w:history="1">
             <w:r>
               <w:rPr>
                 <w:rStyle w:val="Hipervnculo"/>
@@ -2086,7 +2086,7 @@
                 <w:noProof/>
                 <w:webHidden/>
               </w:rPr>
-              <w:instrText xml:space="preserve"> PAGEREF _Toc239771536 \h </w:instrText>
+              <w:instrText xml:space="preserve"> PAGEREF _Toc240556763 \h </w:instrText>
             </w:r>
             <w:r>
               <w:rPr>
@@ -2106,7 +2106,7 @@
                 <w:noProof/>
                 <w:webHidden/>
               </w:rPr>
-              <w:t>54</w:t>
+              <w:t>55</w:t>
             </w:r>
             <w:r>
               <w:rPr>
@@ -2132,7 +2132,7 @@
               <w14:ligatures w14:val="none"/>
             </w:rPr>
           </w:pPr>
-          <w:hyperlink w:anchor="_Toc239771537" w:history="1">
+          <w:hyperlink w:anchor="_Toc240556764" w:history="1">
             <w:r>
               <w:rPr>
                 <w:rStyle w:val="Hipervnculo"/>
@@ -2159,7 +2159,7 @@
                 <w:noProof/>
                 <w:webHidden/>
               </w:rPr>
-              <w:instrText xml:space="preserve"> PAGEREF _Toc239771537 \h </w:instrText>
+              <w:instrText xml:space="preserve"> PAGEREF _Toc240556764 \h </w:instrText>
             </w:r>
             <w:r>
               <w:rPr>
@@ -2179,7 +2179,7 @@
                 <w:noProof/>
                 <w:webHidden/>
               </w:rPr>
-              <w:t>56</w:t>
+              <w:t>57</w:t>
             </w:r>
             <w:r>
               <w:rPr>
@@ -2205,7 +2205,7 @@
               <w14:ligatures w14:val="none"/>
             </w:rPr>
           </w:pPr>
-          <w:hyperlink w:anchor="_Toc239771538" w:history="1">
+          <w:hyperlink w:anchor="_Toc240556765" w:history="1">
             <w:r>
               <w:rPr>
                 <w:rStyle w:val="Hipervnculo"/>
@@ -2232,7 +2232,7 @@
                 <w:noProof/>
                 <w:webHidden/>
               </w:rPr>
-              <w:instrText xml:space="preserve"> PAGEREF _Toc239771538 \h </w:instrText>
+              <w:instrText xml:space="preserve"> PAGEREF _Toc240556765 \h </w:instrText>
             </w:r>
             <w:r>
               <w:rPr>
@@ -2252,7 +2252,7 @@
                 <w:noProof/>
                 <w:webHidden/>
               </w:rPr>
-              <w:t>60</w:t>
+              <w:t>61</w:t>
             </w:r>
             <w:r>
               <w:rPr>
@@ -2278,7 +2278,7 @@
               <w14:ligatures w14:val="none"/>
             </w:rPr>
           </w:pPr>
-          <w:hyperlink w:anchor="_Toc239771539" w:history="1">
+          <w:hyperlink w:anchor="_Toc240556766" w:history="1">
             <w:r>
               <w:rPr>
                 <w:rStyle w:val="Hipervnculo"/>
@@ -2305,7 +2305,7 @@
                 <w:noProof/>
                 <w:webHidden/>
               </w:rPr>
-              <w:instrText xml:space="preserve"> PAGEREF _Toc239771539 \h </w:instrText>
+              <w:instrText xml:space="preserve"> PAGEREF _Toc240556766 \h </w:instrText>
             </w:r>
             <w:r>
               <w:rPr>
@@ -2325,7 +2325,7 @@
                 <w:noProof/>
                 <w:webHidden/>
               </w:rPr>
-              <w:t>60</w:t>
+              <w:t>61</w:t>
             </w:r>
             <w:r>
               <w:rPr>
@@ -2351,7 +2351,7 @@
               <w14:ligatures w14:val="none"/>
             </w:rPr>
           </w:pPr>
-          <w:hyperlink w:anchor="_Toc239771540" w:history="1">
+          <w:hyperlink w:anchor="_Toc240556767" w:history="1">
             <w:r>
               <w:rPr>
                 <w:rStyle w:val="Hipervnculo"/>
@@ -2378,7 +2378,7 @@
                 <w:noProof/>
                 <w:webHidden/>
               </w:rPr>
-              <w:instrText xml:space="preserve"> PAGEREF _Toc239771540 \h </w:instrText>
+              <w:instrText xml:space="preserve"> PAGEREF _Toc240556767 \h </w:instrText>
             </w:r>
             <w:r>
               <w:rPr>
@@ -2398,7 +2398,7 @@
                 <w:noProof/>
                 <w:webHidden/>
               </w:rPr>
-              <w:t>62</w:t>
+              <w:t>63</w:t>
             </w:r>
             <w:r>
               <w:rPr>
@@ -2424,7 +2424,7 @@
               <w14:ligatures w14:val="none"/>
             </w:rPr>
           </w:pPr>
-          <w:hyperlink w:anchor="_Toc239771541" w:history="1">
+          <w:hyperlink w:anchor="_Toc240556768" w:history="1">
             <w:r>
               <w:rPr>
                 <w:rStyle w:val="Hipervnculo"/>
@@ -2451,7 +2451,7 @@
                 <w:noProof/>
                 <w:webHidden/>
               </w:rPr>
-              <w:instrText xml:space="preserve"> PAGEREF _Toc239771541 \h </w:instrText>
+              <w:instrText xml:space="preserve"> PAGEREF _Toc240556768 \h </w:instrText>
             </w:r>
             <w:r>
               <w:rPr>
@@ -2471,7 +2471,7 @@
                 <w:noProof/>
                 <w:webHidden/>
               </w:rPr>
-              <w:t>69</w:t>
+              <w:t>70</w:t>
             </w:r>
             <w:r>
               <w:rPr>
@@ -2497,7 +2497,7 @@
               <w14:ligatures w14:val="none"/>
             </w:rPr>
           </w:pPr>
-          <w:hyperlink w:anchor="_Toc239771542" w:history="1">
+          <w:hyperlink w:anchor="_Toc240556769" w:history="1">
             <w:r>
               <w:rPr>
                 <w:rStyle w:val="Hipervnculo"/>
@@ -2524,7 +2524,7 @@
                 <w:noProof/>
                 <w:webHidden/>
               </w:rPr>
-              <w:instrText xml:space="preserve"> PAGEREF _Toc239771542 \h </w:instrText>
+              <w:instrText xml:space="preserve"> PAGEREF _Toc240556769 \h </w:instrText>
             </w:r>
             <w:r>
               <w:rPr>
@@ -2544,7 +2544,7 @@
                 <w:noProof/>
                 <w:webHidden/>
               </w:rPr>
-              <w:t>71</w:t>
+              <w:t>72</w:t>
             </w:r>
             <w:r>
               <w:rPr>
@@ -2570,7 +2570,7 @@
               <w14:ligatures w14:val="none"/>
             </w:rPr>
           </w:pPr>
-          <w:hyperlink w:anchor="_Toc239771543" w:history="1">
+          <w:hyperlink w:anchor="_Toc240556770" w:history="1">
             <w:r>
               <w:rPr>
                 <w:rStyle w:val="Hipervnculo"/>
@@ -2597,7 +2597,7 @@
                 <w:noProof/>
                 <w:webHidden/>
               </w:rPr>
-              <w:instrText xml:space="preserve"> PAGEREF _Toc239771543 \h </w:instrText>
+              <w:instrText xml:space="preserve"> PAGEREF _Toc240556770 \h </w:instrText>
             </w:r>
             <w:r>
               <w:rPr>
@@ -2617,7 +2617,7 @@
                 <w:noProof/>
                 <w:webHidden/>
               </w:rPr>
-              <w:t>72</w:t>
+              <w:t>73</w:t>
             </w:r>
             <w:r>
               <w:rPr>
@@ -2643,7 +2643,7 @@
               <w14:ligatures w14:val="none"/>
             </w:rPr>
           </w:pPr>
-          <w:hyperlink w:anchor="_Toc239771544" w:history="1">
+          <w:hyperlink w:anchor="_Toc240556771" w:history="1">
             <w:r>
               <w:rPr>
                 <w:rStyle w:val="Hipervnculo"/>
@@ -2670,7 +2670,7 @@
                 <w:noProof/>
                 <w:webHidden/>
               </w:rPr>
-              <w:instrText xml:space="preserve"> PAGEREF _Toc239771544 \h </w:instrText>
+              <w:instrText xml:space="preserve"> PAGEREF _Toc240556771 \h </w:instrText>
             </w:r>
             <w:r>
               <w:rPr>
@@ -2690,7 +2690,7 @@
                 <w:noProof/>
                 <w:webHidden/>
               </w:rPr>
-              <w:t>73</w:t>
+              <w:t>74</w:t>
             </w:r>
             <w:r>
               <w:rPr>
@@ -2718,8 +2718,9 @@
       <w:pPr>
         <w:pStyle w:val="Titulosgenerales"/>
       </w:pPr>
-      <w:bookmarkStart w:id="0" w:name="_Toc239771517"/>
-      <w:r>
+      <w:bookmarkStart w:id="0" w:name="_Toc240556744"/>
+      <w:r>
+        <w:lastRenderedPageBreak/>
         <w:t>Introducción</w:t>
       </w:r>
       <w:bookmarkEnd w:id="0"/>
@@ -2767,6 +2768,7 @@
         </w:numPr>
       </w:pPr>
       <w:r>
+        <w:lastRenderedPageBreak/>
         <w:t>Banca</w:t>
       </w:r>
       <w:r>
@@ -2895,6 +2897,7 @@
         <w:pStyle w:val="Video"/>
       </w:pPr>
       <w:r>
+        <w:lastRenderedPageBreak/>
         <w:t>Fundamentos</w:t>
       </w:r>
       <w:r>
@@ -3070,6 +3073,7 @@
           </w:p>
           <w:p>
             <w:r>
+              <w:lastRenderedPageBreak/>
               <w:t>Detrás de cada interacción existe un conjunto de decisiones relacionadas con la información, la experiencia del usuario, la forma de comunicarse y la manera de responder ante diferentes situaciones. Una conversación aparentemente sencilla puede requerir interpretar lo que se solicita, reconocer diferentes formas de expresarlo y definir qué debe ocurrir después.</w:t>
             </w:r>
           </w:p>
@@ -3114,8 +3118,9 @@
       <w:pPr>
         <w:pStyle w:val="Ttulo1"/>
       </w:pPr>
-      <w:bookmarkStart w:id="1" w:name="_Toc239771518"/>
-      <w:r>
+      <w:bookmarkStart w:id="1" w:name="_Toc240556745"/>
+      <w:r>
+        <w:lastRenderedPageBreak/>
         <w:t>Inteligencia artificial: concepto y características</w:t>
       </w:r>
       <w:bookmarkEnd w:id="1"/>
@@ -3293,6 +3298,7 @@
           <w:bCs/>
           <w:lang w:val="es-419" w:eastAsia="es-CO"/>
         </w:rPr>
+        <w:lastRenderedPageBreak/>
         <w:t>Percepción</w:t>
       </w:r>
       <w:r>
@@ -3541,6 +3547,7 @@
         <w:rPr>
           <w:lang w:val="es-419" w:eastAsia="es-CO"/>
         </w:rPr>
+        <w:lastRenderedPageBreak/>
         <w:t xml:space="preserve">En el ámbito de los </w:t>
       </w:r>
       <w:r>
@@ -3598,7 +3605,7 @@
       <w:pPr>
         <w:pStyle w:val="Ttulo2"/>
       </w:pPr>
-      <w:bookmarkStart w:id="2" w:name="_Toc239771519"/>
+      <w:bookmarkStart w:id="2" w:name="_Toc240556746"/>
       <w:r>
         <w:t>Aplicaciones de la inteligencia artificial</w:t>
       </w:r>
@@ -3728,6 +3735,7 @@
           <w:bCs/>
           <w:lang w:val="es-419" w:eastAsia="es-CO"/>
         </w:rPr>
+        <w:lastRenderedPageBreak/>
         <w:t>Banca</w:t>
       </w:r>
     </w:p>
@@ -4019,6 +4027,7 @@
           <w:bCs/>
           <w:lang w:val="es-419" w:eastAsia="es-CO"/>
         </w:rPr>
+        <w:lastRenderedPageBreak/>
         <w:t>Industria</w:t>
       </w:r>
     </w:p>
@@ -4144,7 +4153,14 @@
         <w:rPr>
           <w:lang w:val="es-419" w:eastAsia="es-CO"/>
         </w:rPr>
-        <w:t>A pesar de las posibilidades que ofrece esta tecnología, la inteligencia artificial no resuelve por sí misma todos los problemas. Su funcionamiento depende de la calidad de los datos, la infraestructura disponible, la selección adecuada de los modelos y la capacidad de los equipos responsables de implementarla. Además, los sistemas pueden reproducir sesgos presentes en los datos utilizados para su entrenamiento o presentar resultados inadecuados cuando enfrentan situaciones diferentes de aquellas con las que fueron desarrollados. Por esta razón, las aplicaciones de mayor impacto requieren procesos de validación, seguimiento y supervisión humana.</w:t>
+        <w:t xml:space="preserve">A pesar de las posibilidades que ofrece esta tecnología, la inteligencia artificial no resuelve por sí misma todos los problemas. Su funcionamiento depende de la calidad de los datos, la infraestructura disponible, la selección adecuada de los modelos y la </w:t>
+      </w:r>
+      <w:r>
+        <w:rPr>
+          <w:lang w:val="es-419" w:eastAsia="es-CO"/>
+        </w:rPr>
+        <w:lastRenderedPageBreak/>
+        <w:t>capacidad de los equipos responsables de implementarla. Además, los sistemas pueden reproducir sesgos presentes en los datos utilizados para su entrenamiento o presentar resultados inadecuados cuando enfrentan situaciones diferentes de aquellas con las que fueron desarrollados. Por esta razón, las aplicaciones de mayor impacto requieren procesos de validación, seguimiento y supervisión humana.</w:t>
       </w:r>
     </w:p>
     <w:p>
@@ -4187,6 +4203,11 @@
     </w:p>
     <w:p>
       <w:pPr>
+        <w:pStyle w:val="Prrafodelista"/>
+        <w:numPr>
+          <w:ilvl w:val="0"/>
+          <w:numId w:val="20"/>
+        </w:numPr>
         <w:rPr>
           <w:b/>
           <w:bCs/>
@@ -4204,7 +4225,7 @@
     </w:p>
     <w:p>
       <w:pPr>
-        <w:ind w:left="708" w:firstLine="1"/>
+        <w:ind w:left="1416" w:firstLine="0"/>
         <w:rPr>
           <w:lang w:val="es-419" w:eastAsia="es-CO"/>
         </w:rPr>
@@ -4218,6 +4239,11 @@
     </w:p>
     <w:p>
       <w:pPr>
+        <w:pStyle w:val="Prrafodelista"/>
+        <w:numPr>
+          <w:ilvl w:val="0"/>
+          <w:numId w:val="20"/>
+        </w:numPr>
         <w:rPr>
           <w:lang w:val="es-419" w:eastAsia="es-CO"/>
         </w:rPr>
@@ -4239,7 +4265,7 @@
     </w:p>
     <w:p>
       <w:pPr>
-        <w:ind w:left="708" w:firstLine="1"/>
+        <w:ind w:left="1416" w:firstLine="0"/>
         <w:rPr>
           <w:lang w:val="es-419" w:eastAsia="es-CO"/>
         </w:rPr>
@@ -4253,24 +4279,30 @@
     </w:p>
     <w:p>
       <w:pPr>
-        <w:rPr>
-          <w:b/>
-          <w:bCs/>
-          <w:lang w:val="es-419" w:eastAsia="es-CO"/>
-        </w:rPr>
-      </w:pPr>
-      <w:r>
-        <w:rPr>
-          <w:b/>
-          <w:bCs/>
-          <w:lang w:val="es-419" w:eastAsia="es-CO"/>
-        </w:rPr>
+        <w:pStyle w:val="Prrafodelista"/>
+        <w:numPr>
+          <w:ilvl w:val="0"/>
+          <w:numId w:val="20"/>
+        </w:numPr>
+        <w:rPr>
+          <w:b/>
+          <w:bCs/>
+          <w:lang w:val="es-419" w:eastAsia="es-CO"/>
+        </w:rPr>
+      </w:pPr>
+      <w:r>
+        <w:rPr>
+          <w:b/>
+          <w:bCs/>
+          <w:lang w:val="es-419" w:eastAsia="es-CO"/>
+        </w:rPr>
+        <w:lastRenderedPageBreak/>
         <w:t>1966 – ELIZA</w:t>
       </w:r>
     </w:p>
     <w:p>
       <w:pPr>
-        <w:ind w:left="708" w:firstLine="1"/>
+        <w:ind w:left="1416" w:firstLine="0"/>
         <w:rPr>
           <w:lang w:val="es-419" w:eastAsia="es-CO"/>
         </w:rPr>
@@ -4306,6 +4338,11 @@
     </w:p>
     <w:p>
       <w:pPr>
+        <w:pStyle w:val="Prrafodelista"/>
+        <w:numPr>
+          <w:ilvl w:val="0"/>
+          <w:numId w:val="20"/>
+        </w:numPr>
         <w:rPr>
           <w:lang w:val="es-419" w:eastAsia="es-CO"/>
         </w:rPr>
@@ -4339,6 +4376,7 @@
     </w:p>
     <w:p>
       <w:pPr>
+        <w:ind w:left="1416" w:firstLine="1"/>
         <w:rPr>
           <w:lang w:val="es-419" w:eastAsia="es-CO"/>
         </w:rPr>
@@ -4352,6 +4390,11 @@
     </w:p>
     <w:p>
       <w:pPr>
+        <w:pStyle w:val="Prrafodelista"/>
+        <w:numPr>
+          <w:ilvl w:val="0"/>
+          <w:numId w:val="20"/>
+        </w:numPr>
         <w:rPr>
           <w:lang w:val="es-419" w:eastAsia="es-CO"/>
         </w:rPr>
@@ -4391,7 +4434,7 @@
     </w:p>
     <w:p>
       <w:pPr>
-        <w:ind w:left="708" w:firstLine="1"/>
+        <w:ind w:left="1429" w:firstLine="0"/>
         <w:rPr>
           <w:lang w:val="es-419" w:eastAsia="es-CO"/>
         </w:rPr>
@@ -4405,6 +4448,11 @@
     </w:p>
     <w:p>
       <w:pPr>
+        <w:pStyle w:val="Prrafodelista"/>
+        <w:numPr>
+          <w:ilvl w:val="0"/>
+          <w:numId w:val="20"/>
+        </w:numPr>
         <w:rPr>
           <w:lang w:val="es-419" w:eastAsia="es-CO"/>
         </w:rPr>
@@ -4436,7 +4484,7 @@
     </w:p>
     <w:p>
       <w:pPr>
-        <w:ind w:left="708" w:firstLine="1"/>
+        <w:ind w:left="1429" w:firstLine="0"/>
         <w:rPr>
           <w:lang w:val="es-419" w:eastAsia="es-CO"/>
         </w:rPr>
@@ -4464,6 +4512,11 @@
     </w:p>
     <w:p>
       <w:pPr>
+        <w:pStyle w:val="Prrafodelista"/>
+        <w:numPr>
+          <w:ilvl w:val="0"/>
+          <w:numId w:val="20"/>
+        </w:numPr>
         <w:rPr>
           <w:lang w:val="es-419" w:eastAsia="es-CO"/>
         </w:rPr>
@@ -4489,7 +4542,7 @@
     </w:p>
     <w:p>
       <w:pPr>
-        <w:ind w:left="708" w:firstLine="1"/>
+        <w:ind w:left="1429" w:firstLine="0"/>
         <w:rPr>
           <w:lang w:val="es-419" w:eastAsia="es-CO"/>
         </w:rPr>
@@ -4503,6 +4556,11 @@
     </w:p>
     <w:p>
       <w:pPr>
+        <w:pStyle w:val="Prrafodelista"/>
+        <w:numPr>
+          <w:ilvl w:val="0"/>
+          <w:numId w:val="20"/>
+        </w:numPr>
         <w:rPr>
           <w:b/>
           <w:bCs/>
@@ -4529,6 +4587,7 @@
     </w:p>
     <w:p>
       <w:pPr>
+        <w:ind w:left="1416" w:firstLine="1"/>
         <w:rPr>
           <w:lang w:val="es-419" w:eastAsia="es-CO"/>
         </w:rPr>
@@ -4565,8 +4624,9 @@
       <w:pPr>
         <w:pStyle w:val="Ttulo1"/>
       </w:pPr>
-      <w:bookmarkStart w:id="3" w:name="_Toc239771520"/>
-      <w:r>
+      <w:bookmarkStart w:id="3" w:name="_Toc240556747"/>
+      <w:r>
+        <w:lastRenderedPageBreak/>
         <w:t>Procesamiento del lenguaje natural</w:t>
       </w:r>
       <w:bookmarkEnd w:id="3"/>
@@ -4619,7 +4679,7 @@
       <w:pPr>
         <w:pStyle w:val="Ttulo2"/>
       </w:pPr>
-      <w:bookmarkStart w:id="4" w:name="_Toc239771521"/>
+      <w:bookmarkStart w:id="4" w:name="_Toc240556748"/>
       <w:r>
         <w:t>Concepto y principios</w:t>
       </w:r>
@@ -4684,7 +4744,14 @@
         <w:rPr>
           <w:lang w:val="es-419" w:eastAsia="es-CO"/>
         </w:rPr>
-        <w:t xml:space="preserve"> conversacionales modernos, que ya no dependen exclusivamente de guiones rígidos y son capaces de comprender variaciones del lenguaje natural del usuario. La aparición de los grandes modelos de lenguaje, entrenados con miles de millones de palabras, ha llevado las capacidades de comprensión y generación a niveles cercanos a los humanos en muchas tareas específicas.</w:t>
+        <w:t xml:space="preserve"> conversacionales modernos, que ya no dependen exclusivamente de guiones rígidos y son capaces de comprender variaciones del lenguaje natural del usuario. La aparición de los grandes modelos de lenguaje, entrenados con miles de millones de </w:t>
+      </w:r>
+      <w:r>
+        <w:rPr>
+          <w:lang w:val="es-419" w:eastAsia="es-CO"/>
+        </w:rPr>
+        <w:lastRenderedPageBreak/>
+        <w:t>palabras, ha llevado las capacidades de comprensión y generación a niveles cercanos a los humanos en muchas tareas específicas.</w:t>
       </w:r>
     </w:p>
     <w:p>
@@ -4859,6 +4926,7 @@
           <w:bCs/>
           <w:lang w:val="es-419" w:eastAsia="es-CO"/>
         </w:rPr>
+        <w:lastRenderedPageBreak/>
         <w:t>Lematización</w:t>
       </w:r>
     </w:p>
@@ -5327,6 +5395,7 @@
         <w:rPr>
           <w:lang w:val="es-419" w:eastAsia="es-CO"/>
         </w:rPr>
+        <w:lastRenderedPageBreak/>
         <w:t xml:space="preserve">Cada uno de estos principios representa un eslabón en la cadena de comprensión del lenguaje. Por ejemplo, cuando un usuario escribe a un </w:t>
       </w:r>
       <w:r>
@@ -5379,7 +5448,7 @@
       <w:pPr>
         <w:pStyle w:val="Ttulo2"/>
       </w:pPr>
-      <w:bookmarkStart w:id="5" w:name="_Toc239771522"/>
+      <w:bookmarkStart w:id="5" w:name="_Toc240556749"/>
       <w:r>
         <w:t>Aplicaciones del procesamiento del lenguaje natural</w:t>
       </w:r>
@@ -5463,6 +5532,7 @@
         <w:rPr>
           <w:lang w:val="es-419" w:eastAsia="es-CO"/>
         </w:rPr>
+        <w:lastRenderedPageBreak/>
         <w:t xml:space="preserve">Otras aplicaciones relevantes incluyen el resumen automático de textos largos, los motores de búsqueda que interpretan consultas en lenguaje natural, los sistemas de transcripción de voz a texto, los lectores de pantalla para personas con discapacidad visual y los </w:t>
       </w:r>
       <w:r>
@@ -5639,6 +5709,7 @@
         <w:rPr>
           <w:lang w:val="es-419" w:eastAsia="es-CO"/>
         </w:rPr>
+        <w:lastRenderedPageBreak/>
         <w:t>Paila</w:t>
       </w:r>
       <w:r>
@@ -5950,6 +6021,7 @@
               <w:rPr>
                 <w:lang w:val="es-ES_tradnl"/>
               </w:rPr>
+              <w:lastRenderedPageBreak/>
               <w:t>Asistente de redacción</w:t>
             </w:r>
             <w:r>
@@ -6175,7 +6247,14 @@
         <w:rPr>
           <w:lang w:val="es-419" w:eastAsia="es-CO"/>
         </w:rPr>
-        <w:t xml:space="preserve">Vale la pena destacar que el procesamiento del lenguaje natural también plantea consideraciones éticas importantes. Los modelos pueden reproducir sesgos presentes en los datos de entrenamiento, generar respuestas culturalmente inapropiadas o usarse para fines deshonestos como la suplantación de identidad. Las organizaciones responsables establecen lineamientos claros sobre el uso ético de esta tecnología y monitorean continuamente sus </w:t>
+        <w:t xml:space="preserve">Vale la pena destacar que el procesamiento del lenguaje natural también plantea consideraciones éticas importantes. Los modelos pueden reproducir sesgos presentes en los datos de entrenamiento, generar respuestas culturalmente inapropiadas o usarse para fines deshonestos como la suplantación de identidad. Las organizaciones </w:t>
+      </w:r>
+      <w:r>
+        <w:rPr>
+          <w:lang w:val="es-419" w:eastAsia="es-CO"/>
+        </w:rPr>
+        <w:lastRenderedPageBreak/>
+        <w:t xml:space="preserve">responsables establecen lineamientos claros sobre el uso ético de esta tecnología y monitorean continuamente sus </w:t>
       </w:r>
       <w:r>
         <w:rPr>
@@ -6234,11 +6313,12 @@
       <w:pPr>
         <w:pStyle w:val="Ttulo1"/>
       </w:pPr>
-      <w:bookmarkStart w:id="6" w:name="_Toc239771523"/>
+      <w:bookmarkStart w:id="6" w:name="_Toc240556750"/>
       <w:r>
         <w:rPr>
           <w:rStyle w:val="Extranjerismo"/>
         </w:rPr>
+        <w:lastRenderedPageBreak/>
         <w:t>Chatbots</w:t>
       </w:r>
       <w:bookmarkEnd w:id="6"/>
@@ -6291,7 +6371,7 @@
       <w:pPr>
         <w:pStyle w:val="Ttulo2"/>
       </w:pPr>
-      <w:bookmarkStart w:id="7" w:name="_Toc239771524"/>
+      <w:bookmarkStart w:id="7" w:name="_Toc240556751"/>
       <w:r>
         <w:t>Concepto y principios de funcionamiento</w:t>
       </w:r>
@@ -6413,6 +6493,7 @@
         <w:rPr>
           <w:lang w:val="es-419" w:eastAsia="es-CO"/>
         </w:rPr>
+        <w:lastRenderedPageBreak/>
         <w:t xml:space="preserve">En la actualidad, los </w:t>
       </w:r>
       <w:r>
@@ -6612,6 +6693,7 @@
           <w:bCs/>
           <w:lang w:val="es-419" w:eastAsia="es-CO"/>
         </w:rPr>
+        <w:lastRenderedPageBreak/>
         <w:t>Generación de la respuesta</w:t>
       </w:r>
     </w:p>
@@ -6641,7 +6723,7 @@
       <w:pPr>
         <w:pStyle w:val="Ttulo2"/>
       </w:pPr>
-      <w:bookmarkStart w:id="8" w:name="_Toc239771525"/>
+      <w:bookmarkStart w:id="8" w:name="_Toc240556752"/>
       <w:r>
         <w:t xml:space="preserve">Tipos de </w:t>
       </w:r>
@@ -6809,6 +6891,7 @@
         <w:rPr>
           <w:lang w:val="es-419" w:eastAsia="es-CO"/>
         </w:rPr>
+        <w:lastRenderedPageBreak/>
         <w:t>Entre ambos extremos existen alternativas híbridas que combinan reglas con capacidades de comprensión del lenguaje natural. La siguiente tabla resume los principales tipos:</w:t>
       </w:r>
     </w:p>
@@ -7178,7 +7261,14 @@
               <w:rPr>
                 <w:lang w:val="es-ES_tradnl"/>
               </w:rPr>
-              <w:t>Basado en grandes modelos de lenguaje, genera respuestas en lenguaje natural sin necesidad de un guion previo.</w:t>
+              <w:t xml:space="preserve">Basado en grandes modelos de lenguaje, genera respuestas en </w:t>
+            </w:r>
+            <w:r>
+              <w:rPr>
+                <w:lang w:val="es-ES_tradnl"/>
+              </w:rPr>
+              <w:lastRenderedPageBreak/>
+              <w:t>lenguaje natural sin necesidad de un guion previo.</w:t>
             </w:r>
           </w:p>
         </w:tc>
@@ -7197,6 +7287,7 @@
               <w:rPr>
                 <w:lang w:val="es-ES_tradnl"/>
               </w:rPr>
+              <w:lastRenderedPageBreak/>
               <w:t>Asesoría general, generación de contenido, productividad y educación.</w:t>
             </w:r>
           </w:p>
@@ -7293,7 +7384,19 @@
         <w:rPr>
           <w:lang w:val="es-419" w:eastAsia="es-CO"/>
         </w:rPr>
-        <w:t xml:space="preserve"> y asistentes virtuales, términos que a menudo se usan como sinónimos pero que tienen matices:</w:t>
+        <w:t xml:space="preserve"> y asistentes virtuales, términos que a menudo se usan como sinónimos</w:t>
+      </w:r>
+      <w:r>
+        <w:rPr>
+          <w:lang w:val="es-419" w:eastAsia="es-CO"/>
+        </w:rPr>
+        <w:t>,</w:t>
+      </w:r>
+      <w:r>
+        <w:rPr>
+          <w:lang w:val="es-419" w:eastAsia="es-CO"/>
+        </w:rPr>
+        <w:t xml:space="preserve"> pero que tienen matices:</w:t>
       </w:r>
     </w:p>
     <w:p>
@@ -7385,7 +7488,14 @@
         <w:rPr>
           <w:lang w:val="es-419" w:eastAsia="es-CO"/>
         </w:rPr>
-        <w:t>spira a ofrecer una interacción de propósito más general, capaz de ayudar al usuario con tareas heterogéneas y adaptarse a diferentes necesidades. Puede programar alarmas, buscar información en internet, controlar dispositivos del hogar inteligente, redactar correos, gestionar recordatorios y realizar muchas otras actividades.</w:t>
+        <w:t xml:space="preserve">spira a ofrecer una interacción de propósito más general, capaz de ayudar al usuario con tareas heterogéneas y adaptarse a diferentes necesidades. Puede programar alarmas, buscar información en </w:t>
+      </w:r>
+      <w:r>
+        <w:rPr>
+          <w:lang w:val="es-419" w:eastAsia="es-CO"/>
+        </w:rPr>
+        <w:lastRenderedPageBreak/>
+        <w:t>internet, controlar dispositivos del hogar inteligente, redactar correos, gestionar recordatorios y realizar muchas otras actividades.</w:t>
       </w:r>
     </w:p>
     <w:p>
@@ -7660,7 +7770,14 @@
         <w:rPr>
           <w:lang w:val="es-419" w:eastAsia="es-CO"/>
         </w:rPr>
-        <w:t xml:space="preserve"> según criterios que pueden orientar su selección e implementación, como costo, tiempo de puesta en marcha, mantenimiento, personalización, escalabilidad y riesgo de respuestas errónea:</w:t>
+        <w:t xml:space="preserve"> según criterios que pueden orientar su selección e implementación, </w:t>
+      </w:r>
+      <w:r>
+        <w:rPr>
+          <w:lang w:val="es-419" w:eastAsia="es-CO"/>
+        </w:rPr>
+        <w:lastRenderedPageBreak/>
+        <w:t>como costo, tiempo de puesta en marcha, mantenimiento, personalización, escalabilidad y riesgo de respuestas errónea:</w:t>
       </w:r>
     </w:p>
     <w:p>
@@ -8728,7 +8845,14 @@
         <w:rPr>
           <w:lang w:val="es-419" w:eastAsia="es-CO"/>
         </w:rPr>
-        <w:t xml:space="preserve"> universalmente superior: cada uno responde a necesidades particulares y a restricciones de presupuesto, tiempo y conocimiento técnico. La decisión de qué tipo implementar debe tomarse luego de un análisis cuidadoso del problema a resolver, los recursos disponibles y los objetivos de negocio. En muchos casos, la mejor estrategia es comenzar con un </w:t>
+        <w:t xml:space="preserve"> universalmente superior: cada uno responde a necesidades particulares y a restricciones de presupuesto, tiempo y conocimiento técnico. La decisión de qué tipo implementar debe tomarse luego de un análisis cuidadoso del problema a resolver, los recursos disponibles y los objetivos de </w:t>
+      </w:r>
+      <w:r>
+        <w:rPr>
+          <w:lang w:val="es-419" w:eastAsia="es-CO"/>
+        </w:rPr>
+        <w:lastRenderedPageBreak/>
+        <w:t xml:space="preserve">negocio. En muchos casos, la mejor estrategia es comenzar con un </w:t>
       </w:r>
       <w:r>
         <w:rPr>
@@ -8762,8 +8886,9 @@
       <w:pPr>
         <w:pStyle w:val="Ttulo1"/>
       </w:pPr>
-      <w:bookmarkStart w:id="9" w:name="_Toc239771526"/>
-      <w:r>
+      <w:bookmarkStart w:id="9" w:name="_Toc240556753"/>
+      <w:r>
+        <w:lastRenderedPageBreak/>
         <w:t xml:space="preserve">Ventajas y aplicaciones de los </w:t>
       </w:r>
       <w:r>
@@ -8822,7 +8947,7 @@
       <w:pPr>
         <w:pStyle w:val="Ttulo2"/>
       </w:pPr>
-      <w:bookmarkStart w:id="10" w:name="_Toc239771527"/>
+      <w:bookmarkStart w:id="10" w:name="_Toc240556754"/>
       <w:r>
         <w:t>Ventajas para las organizaciones y los usuarios</w:t>
       </w:r>
@@ -8962,7 +9087,14 @@
         <w:rPr>
           <w:lang w:val="es-419" w:eastAsia="es-CO"/>
         </w:rPr>
-        <w:t>evita filas de espera y permite que los usuarios reciban información de manera rápida, mejorando significativamente la experiencia y facilitando la atención de consultas frecuentes.</w:t>
+        <w:t xml:space="preserve">evita filas de espera y permite que los usuarios reciban información de manera rápida, mejorando </w:t>
+      </w:r>
+      <w:r>
+        <w:rPr>
+          <w:lang w:val="es-419" w:eastAsia="es-CO"/>
+        </w:rPr>
+        <w:lastRenderedPageBreak/>
+        <w:t>significativamente la experiencia y facilitando la atención de consultas frecuentes.</w:t>
       </w:r>
     </w:p>
     <w:p>
@@ -9131,7 +9263,14 @@
         <w:rPr>
           <w:lang w:val="es-419" w:eastAsia="es-CO"/>
         </w:rPr>
-        <w:t xml:space="preserve">Las ventajas para el usuario también son significativas. Los clientes valoran la posibilidad de obtener información a cualquier hora, sin esperas, sin necesidad de identificarse para cada consulta básica y sin tener que repetir su problema a varios agentes. Adicionalmente, muchos usuarios prefieren los canales digitales sobre las llamadas telefónicas, especialmente las generaciones más jóvenes que han crecido con la mensajería instantánea. Un </w:t>
+        <w:t xml:space="preserve">Las ventajas para el usuario también son significativas. Los clientes valoran la posibilidad de obtener información a cualquier hora, sin esperas, sin necesidad de identificarse para cada consulta básica y sin tener que repetir su problema a varios agentes. Adicionalmente, muchos usuarios prefieren los canales digitales sobre las </w:t>
+      </w:r>
+      <w:r>
+        <w:rPr>
+          <w:lang w:val="es-419" w:eastAsia="es-CO"/>
+        </w:rPr>
+        <w:lastRenderedPageBreak/>
+        <w:t xml:space="preserve">llamadas telefónicas, especialmente las generaciones más jóvenes que han crecido con la mensajería instantánea. Un </w:t>
       </w:r>
       <w:r>
         <w:rPr>
@@ -9218,7 +9357,7 @@
       <w:pPr>
         <w:pStyle w:val="Ttulo2"/>
       </w:pPr>
-      <w:bookmarkStart w:id="11" w:name="_Toc239771528"/>
+      <w:bookmarkStart w:id="11" w:name="_Toc240556755"/>
       <w:r>
         <w:t>Aplicaciones por sector</w:t>
       </w:r>
@@ -9293,6 +9432,7 @@
         <w:rPr>
           <w:lang w:val="es-419" w:eastAsia="es-CO"/>
         </w:rPr>
+        <w:lastRenderedPageBreak/>
         <w:t xml:space="preserve">Aplicaciones de los </w:t>
       </w:r>
       <w:r>
@@ -9752,6 +9892,7 @@
               <w:rPr>
                 <w:lang w:val="es-ES_tradnl"/>
               </w:rPr>
+              <w:lastRenderedPageBreak/>
               <w:t>Recursos humanos</w:t>
             </w:r>
             <w:r>
@@ -9989,7 +10130,14 @@
         <w:rPr>
           <w:lang w:val="es-419" w:eastAsia="es-CO"/>
         </w:rPr>
-        <w:t xml:space="preserve">. Bancos como Bancolombia, Davivienda y BBVA cuentan con asistentes virtuales en sus canales digitales que atienden millones de consultas al mes. En el sector público, entidades como la DIAN, la Secretaría de Movilidad de Bogotá y diversas alcaldías han incorporado </w:t>
+        <w:t xml:space="preserve">. Bancos como Bancolombia, Davivienda y BBVA cuentan con asistentes virtuales en sus canales digitales que atienden millones de consultas al mes. En el sector público, entidades como la DIAN, la Secretaría de Movilidad de Bogotá y diversas alcaldías han </w:t>
+      </w:r>
+      <w:r>
+        <w:rPr>
+          <w:lang w:val="es-419" w:eastAsia="es-CO"/>
+        </w:rPr>
+        <w:lastRenderedPageBreak/>
+        <w:t xml:space="preserve">incorporado </w:t>
       </w:r>
       <w:r>
         <w:rPr>
@@ -10253,6 +10401,7 @@
           <w:bCs/>
           <w:lang w:val="es-419" w:eastAsia="es-CO"/>
         </w:rPr>
+        <w:lastRenderedPageBreak/>
         <w:t>Valor de referencia:</w:t>
       </w:r>
       <w:r>
@@ -10533,7 +10682,7 @@
         <w:rPr>
           <w:lang w:val="es-419" w:eastAsia="es-CO"/>
         </w:rPr>
-        <w:t xml:space="preserve"> puede generar beneficios intangibles igualmente importantes. Entre ellos se destacan el posicionamiento de la organización como innovadora y orientada al cliente, la diferenciación frente a competidores que aún no han adoptado la tecnología, la mejora del clima laboral del equipo de atención al cliente al liberarlos de tareas repetitivas, y la generación de aprendizaje organizacional sobre las preferencias y comportamientos de los usuarios.</w:t>
+        <w:t xml:space="preserve"> puede generar beneficios intangibles igualmente importantes. Entre ellos se destacan el posicionamiento de la organización como innovadora y orientada al cliente, la diferenciación frente a competidores que aún no han adoptado la tecnología, la mejora del clima laboral del equipo de atención al cliente al liberarlos de tareas repetitivas y la generación de aprendizaje organizacional sobre las preferencias y comportamientos de los usuarios.</w:t>
       </w:r>
     </w:p>
     <w:p>
@@ -10580,8 +10729,9 @@
       <w:pPr>
         <w:pStyle w:val="Ttulo1"/>
       </w:pPr>
-      <w:bookmarkStart w:id="12" w:name="_Toc239771529"/>
-      <w:r>
+      <w:bookmarkStart w:id="12" w:name="_Toc240556756"/>
+      <w:r>
+        <w:lastRenderedPageBreak/>
         <w:t xml:space="preserve">Herramientas de </w:t>
       </w:r>
       <w:r>
@@ -10649,7 +10799,7 @@
       <w:pPr>
         <w:pStyle w:val="Ttulo2"/>
       </w:pPr>
-      <w:bookmarkStart w:id="13" w:name="_Toc239771530"/>
+      <w:bookmarkStart w:id="13" w:name="_Toc240556757"/>
       <w:r>
         <w:t>Concepto y tipos de plataformas</w:t>
       </w:r>
@@ -10840,6 +10990,7 @@
           <w:bCs/>
           <w:lang w:val="es-419" w:eastAsia="es-CO"/>
         </w:rPr>
+        <w:lastRenderedPageBreak/>
         <w:t xml:space="preserve">Plataformas </w:t>
       </w:r>
       <w:r>
@@ -11345,6 +11496,7 @@
                 <w:color w:val="000000"/>
                 <w:lang w:val="es-ES_tradnl"/>
               </w:rPr>
+              <w:lastRenderedPageBreak/>
               <w:t>Botpress</w:t>
             </w:r>
             <w:proofErr w:type="spellEnd"/>
@@ -11827,8 +11979,9 @@
       <w:pPr>
         <w:pStyle w:val="Ttulo2"/>
       </w:pPr>
-      <w:bookmarkStart w:id="14" w:name="_Toc239771531"/>
-      <w:r>
+      <w:bookmarkStart w:id="14" w:name="_Toc240556758"/>
+      <w:r>
+        <w:lastRenderedPageBreak/>
         <w:t>Criterios de selección de la plataforma</w:t>
       </w:r>
       <w:bookmarkEnd w:id="14"/>
@@ -12065,6 +12218,7 @@
           <w:bCs/>
           <w:lang w:val="es-419" w:eastAsia="es-CO"/>
         </w:rPr>
+        <w:lastRenderedPageBreak/>
         <w:t>Nivel de personalización</w:t>
       </w:r>
       <w:r>
@@ -12287,6 +12441,7 @@
         <w:rPr>
           <w:lang w:val="es-419" w:eastAsia="es-CO"/>
         </w:rPr>
+        <w:lastRenderedPageBreak/>
         <w:t>Otro aspecto crítico es la portabilidad de los datos. Algunas plataformas permiten exportar los flujos conversacionales, las intenciones y las frases de entrenamiento en formatos estándar que facilitan la migración a otras herramientas. Otras, en cambio, mantienen estos datos en formatos propietarios que dificultan el cambio. Para proyectos de largo plazo, conviene preferir plataformas con buenas opciones de exportación y abiertas a estándares de la industria.</w:t>
       </w:r>
     </w:p>
@@ -12682,6 +12837,7 @@
               <w:rPr>
                 <w:lang w:val="es-ES_tradnl"/>
               </w:rPr>
+              <w:lastRenderedPageBreak/>
               <w:t>Gran empresa con altos requisitos de seguridad.</w:t>
             </w:r>
           </w:p>
@@ -12920,7 +13076,26 @@
         <w:rPr>
           <w:lang w:val="es-419" w:eastAsia="es-CO"/>
         </w:rPr>
-        <w:t>La calidad de la documentación de la plataforma es otro factor diferenciador. Una buena documentación incluye guías de inicio rápido, tutoriales paso a paso, ejemplos de código, referencia detallada de la interfaz de programación de aplicaciones y casos de estudio reales. Las plataformas con documentación deficiente generan curvas de aprendizaje empinadas y dependencia del soporte técnico, lo que ralentiza los proyectos y eleva los costos. Antes de adoptar una plataforma conviene revisar exhaustivamente su documentación pública y validar que cubre los casos de uso esperados.</w:t>
+        <w:t xml:space="preserve">La calidad de la documentación de la plataforma es otro factor diferenciador. Una buena documentación incluye guías de inicio rápido, tutoriales paso a paso, ejemplos de código, referencia detallada de la interfaz de programación de aplicaciones y casos </w:t>
+      </w:r>
+      <w:r>
+        <w:rPr>
+          <w:lang w:val="es-419" w:eastAsia="es-CO"/>
+        </w:rPr>
+        <w:lastRenderedPageBreak/>
+        <w:t>de estudio reales. Las plataformas con documentación deficiente generan curvas de aprendizaje empinadas y dependencia del soporte técnico, lo que ralentiza los proyectos y eleva los costos. Antes de adoptar una plataforma</w:t>
+      </w:r>
+      <w:r>
+        <w:rPr>
+          <w:lang w:val="es-419" w:eastAsia="es-CO"/>
+        </w:rPr>
+        <w:t>,</w:t>
+      </w:r>
+      <w:r>
+        <w:rPr>
+          <w:lang w:val="es-419" w:eastAsia="es-CO"/>
+        </w:rPr>
+        <w:t xml:space="preserve"> conviene revisar exhaustivamente su documentación pública y validar que cubre los casos de uso esperados.</w:t>
       </w:r>
     </w:p>
     <w:p>
@@ -12942,11 +13117,12 @@
       <w:pPr>
         <w:pStyle w:val="Ttulo1"/>
       </w:pPr>
-      <w:bookmarkStart w:id="15" w:name="_Toc239771532"/>
+      <w:bookmarkStart w:id="15" w:name="_Toc240556759"/>
       <w:r>
         <w:rPr>
           <w:rStyle w:val="Extranjerismo"/>
         </w:rPr>
+        <w:lastRenderedPageBreak/>
         <w:t>Frameworks</w:t>
       </w:r>
       <w:r>
@@ -12990,7 +13166,7 @@
       <w:pPr>
         <w:pStyle w:val="Ttulo2"/>
       </w:pPr>
-      <w:bookmarkStart w:id="16" w:name="_Toc239771533"/>
+      <w:bookmarkStart w:id="16" w:name="_Toc240556760"/>
       <w:r>
         <w:t>Concepto y metodologías</w:t>
       </w:r>
@@ -13113,6 +13289,7 @@
           <w:bCs/>
           <w:lang w:val="es-419" w:eastAsia="es-CO"/>
         </w:rPr>
+        <w:lastRenderedPageBreak/>
         <w:t>Descubrimiento</w:t>
       </w:r>
     </w:p>
@@ -13333,8 +13510,9 @@
       <w:pPr>
         <w:pStyle w:val="Ttulo2"/>
       </w:pPr>
-      <w:bookmarkStart w:id="17" w:name="_Toc239771534"/>
-      <w:r>
+      <w:bookmarkStart w:id="17" w:name="_Toc240556761"/>
+      <w:r>
+        <w:lastRenderedPageBreak/>
         <w:t>Diseño centrado en el usuario</w:t>
       </w:r>
       <w:bookmarkEnd w:id="17"/>
@@ -13611,6 +13789,7 @@
         <w:rPr>
           <w:lang w:val="es-419" w:eastAsia="es-CO"/>
         </w:rPr>
+        <w:lastRenderedPageBreak/>
         <w:t xml:space="preserve">La aplicación rigurosa de estas técnicas reduce significativamente los errores en la fase de implementación, evita reprocesos costosos y contribuye a desarrollar </w:t>
       </w:r>
       <w:r>
@@ -13714,6 +13893,7 @@
         <w:rPr>
           <w:lang w:val="es-419"/>
         </w:rPr>
+        <w:lastRenderedPageBreak/>
         <w:t>Manejo de errores y situaciones imprevistas en el diseño conversacional</w:t>
       </w:r>
     </w:p>
@@ -14087,6 +14267,7 @@
           <w:bCs/>
           <w:lang w:val="es-419" w:eastAsia="es-CO"/>
         </w:rPr>
+        <w:lastRenderedPageBreak/>
         <w:t>¿Qué pasa si el usuario expresa enojo o frustración?</w:t>
       </w:r>
     </w:p>
@@ -14372,7 +14553,14 @@
         <w:rPr>
           <w:lang w:val="es-419" w:eastAsia="es-CO"/>
         </w:rPr>
-        <w:t xml:space="preserve"> y asistentes de voz. Aunque este perfil aún es escaso en Colombia, su demanda crece rápidamente y representa una oportunidad profesional para quienes combinen habilidades de comunicación con conocimientos tecnológicos.</w:t>
+        <w:t xml:space="preserve"> y asistentes de voz. Aunque este perfil aún es escaso en </w:t>
+      </w:r>
+      <w:r>
+        <w:rPr>
+          <w:lang w:val="es-419" w:eastAsia="es-CO"/>
+        </w:rPr>
+        <w:lastRenderedPageBreak/>
+        <w:t>Colombia, su demanda crece rápidamente y representa una oportunidad profesional para quienes combinen habilidades de comunicación con conocimientos tecnológicos.</w:t>
       </w:r>
     </w:p>
     <w:p>
@@ -14465,10 +14653,16 @@
               <w:t xml:space="preserve">. </w:t>
             </w:r>
             <w:r>
-              <w:rPr>
-                <w:bCs/>
-              </w:rPr>
-              <w:t>Diseño centrado en el usuario</w:t>
+              <w:t xml:space="preserve">Conversaciones que responden: diseñando interacciones con </w:t>
+            </w:r>
+            <w:r>
+              <w:rPr>
+                <w:rStyle w:val="Extranjerismo"/>
+              </w:rPr>
+              <w:t>chatbots</w:t>
+            </w:r>
+            <w:r>
+              <w:t>.</w:t>
             </w:r>
           </w:p>
         </w:tc>
@@ -14561,6 +14755,7 @@
                 <w:b/>
                 <w:bCs/>
               </w:rPr>
+              <w:lastRenderedPageBreak/>
               <w:t xml:space="preserve">Persona </w:t>
             </w:r>
             <w:r>
@@ -14947,6 +15142,7 @@
                 <w:b/>
                 <w:bCs/>
               </w:rPr>
+              <w:lastRenderedPageBreak/>
               <w:t>Persona</w:t>
             </w:r>
             <w:r>
@@ -15227,6 +15423,7 @@
                 <w:b/>
                 <w:bCs/>
               </w:rPr>
+              <w:lastRenderedPageBreak/>
               <w:t xml:space="preserve">Persona </w:t>
             </w:r>
             <w:r>
@@ -15294,8 +15491,9 @@
       <w:pPr>
         <w:pStyle w:val="Ttulo1"/>
       </w:pPr>
-      <w:bookmarkStart w:id="18" w:name="_Toc239771535"/>
-      <w:r>
+      <w:bookmarkStart w:id="18" w:name="_Toc240556762"/>
+      <w:r>
+        <w:lastRenderedPageBreak/>
         <w:t>Alistamiento de datos</w:t>
       </w:r>
       <w:bookmarkEnd w:id="18"/>
@@ -15360,7 +15558,7 @@
       <w:pPr>
         <w:pStyle w:val="Ttulo2"/>
       </w:pPr>
-      <w:bookmarkStart w:id="19" w:name="_Toc239771536"/>
+      <w:bookmarkStart w:id="19" w:name="_Toc240556763"/>
       <w:r>
         <w:t>Identificación de fuentes de información</w:t>
       </w:r>
@@ -15386,6 +15584,12 @@
       </w:r>
       <w:r>
         <w:rPr>
+          <w:rStyle w:val="Extranjerismo"/>
+        </w:rPr>
+        <w:t>,</w:t>
+      </w:r>
+      <w:r>
+        <w:rPr>
           <w:lang w:val="es-419" w:eastAsia="es-CO"/>
         </w:rPr>
         <w:t xml:space="preserve"> es necesario identificar la información que requerirá para responder a los usuarios. Las fuentes típicas incluyen las bases de datos de productos, los catálogos de servicios, los manuales de procedimientos, las preguntas frecuentes ya documentadas, las transcripciones de chats con agentes humanos, los correos electrónicos del área de servicio al cliente y los guiones telefónicos del centro de llamadas.</w:t>
@@ -15401,6 +15605,7 @@
         <w:rPr>
           <w:lang w:val="es-419" w:eastAsia="es-CO"/>
         </w:rPr>
+        <w:lastRenderedPageBreak/>
         <w:t>Cada fuente aporta información valiosa, pero también presenta limitaciones. Por ejemplo:</w:t>
       </w:r>
     </w:p>
@@ -15582,6 +15787,7 @@
         <w:rPr>
           <w:lang w:val="es-419" w:eastAsia="es-CO"/>
         </w:rPr>
+        <w:lastRenderedPageBreak/>
         <w:t xml:space="preserve">El proceso de alistamiento de datos consiste en recopilar, depurar, organizar y transformar esta información en un formato que pueda ser utilizado por la plataforma seleccionada. Una buena práctica consiste en priorizar inicialmente los temas que concentran la mayor cantidad de consultas de los usuarios, de manera que el </w:t>
       </w:r>
       <w:r>
@@ -15633,7 +15839,7 @@
       <w:pPr>
         <w:pStyle w:val="Ttulo2"/>
       </w:pPr>
-      <w:bookmarkStart w:id="20" w:name="_Toc239771537"/>
+      <w:bookmarkStart w:id="20" w:name="_Toc240556764"/>
       <w:r>
         <w:t>Estructura de los datos conversacionales</w:t>
       </w:r>
@@ -15709,7 +15915,14 @@
         <w:rPr>
           <w:lang w:val="es-419" w:eastAsia="es-CO"/>
         </w:rPr>
-        <w:t xml:space="preserve"> bancario podrían existir intenciones como consultar el saldo, realizar una transferencia, bloquear una tarjeta o conocer los movimientos de una cuenta. Cada intención se asocia con un conjunto de respuestas o acciones que el </w:t>
+        <w:t xml:space="preserve"> bancario podrían existir intenciones como consultar el saldo, realizar una transferencia, bloquear una tarjeta o </w:t>
+      </w:r>
+      <w:r>
+        <w:rPr>
+          <w:lang w:val="es-419" w:eastAsia="es-CO"/>
+        </w:rPr>
+        <w:lastRenderedPageBreak/>
+        <w:t xml:space="preserve">conocer los movimientos de una cuenta. Cada intención se asocia con un conjunto de respuestas o acciones que el </w:t>
       </w:r>
       <w:r>
         <w:rPr>
@@ -15918,6 +16131,7 @@
         <w:rPr>
           <w:lang w:val="es-419" w:eastAsia="es-CO"/>
         </w:rPr>
+        <w:lastRenderedPageBreak/>
         <w:t xml:space="preserve">Además de estos elementos, los datos conversacionales pueden incluir respuestas, contextos y acciones. Las respuestas corresponden a los mensajes que el </w:t>
       </w:r>
       <w:r>
@@ -16030,6 +16244,7 @@
         <w:rPr>
           <w:lang w:val="es-419" w:eastAsia="es-CO"/>
         </w:rPr>
+        <w:lastRenderedPageBreak/>
         <w:t xml:space="preserve">La gestión de estos datos debe considerar también aspectos relacionados con la privacidad y la seguridad. Las conversaciones pueden contener información personal de los usuarios, por lo que las organizaciones deben establecer criterios para su almacenamiento, procesamiento, </w:t>
       </w:r>
       <w:proofErr w:type="spellStart"/>
@@ -16116,8 +16331,9 @@
       <w:pPr>
         <w:pStyle w:val="Ttulo1"/>
       </w:pPr>
-      <w:bookmarkStart w:id="21" w:name="_Toc239771538"/>
-      <w:r>
+      <w:bookmarkStart w:id="21" w:name="_Toc240556765"/>
+      <w:r>
+        <w:lastRenderedPageBreak/>
         <w:t>Técnicas para el desarrollo de flujos de conversación</w:t>
       </w:r>
       <w:bookmarkEnd w:id="21"/>
@@ -16170,7 +16386,7 @@
       <w:pPr>
         <w:pStyle w:val="Ttulo2"/>
       </w:pPr>
-      <w:bookmarkStart w:id="22" w:name="_Toc239771539"/>
+      <w:bookmarkStart w:id="22" w:name="_Toc240556766"/>
       <w:r>
         <w:t>Voz, tono y personalidad</w:t>
       </w:r>
@@ -16271,7 +16487,14 @@
         <w:rPr>
           <w:lang w:val="es-419" w:eastAsia="es-CO"/>
         </w:rPr>
-        <w:t xml:space="preserve"> y se mantiene relativamente constante entre las diferentes conversaciones. Una empresa de seguros puede optar por una voz formal, profesional y cuidadosa, mientras que una marca de moda juvenil puede elegir una voz cercana, divertida y desenfadada. La voz debe reflejar los valores de la organización y mantener coherencia con su identidad en los demás canales de comunicación.</w:t>
+        <w:t xml:space="preserve"> y se mantiene relativamente constante entre las diferentes conversaciones. Una empresa de seguros puede optar por una voz formal, profesional y cuidadosa, mientras que una marca de moda juvenil puede elegir una voz cercana, divertida y </w:t>
+      </w:r>
+      <w:r>
+        <w:rPr>
+          <w:lang w:val="es-419" w:eastAsia="es-CO"/>
+        </w:rPr>
+        <w:lastRenderedPageBreak/>
+        <w:t>desenfadada. La voz debe reflejar los valores de la organización y mantener coherencia con su identidad en los demás canales de comunicación.</w:t>
       </w:r>
     </w:p>
     <w:p>
@@ -16440,6 +16663,7 @@
         <w:rPr>
           <w:lang w:val="es-419" w:eastAsia="es-CO"/>
         </w:rPr>
+        <w:lastRenderedPageBreak/>
         <w:t xml:space="preserve">Basado en lo anterior, se sintetizan los principales atributos conversacionales del </w:t>
       </w:r>
       <w:r>
@@ -16638,7 +16862,7 @@
       <w:pPr>
         <w:pStyle w:val="Ttulo2"/>
       </w:pPr>
-      <w:bookmarkStart w:id="23" w:name="_Toc239771540"/>
+      <w:bookmarkStart w:id="23" w:name="_Toc240556767"/>
       <w:r>
         <w:t>Palabras clave e intenciones</w:t>
       </w:r>
@@ -16727,7 +16951,14 @@
         <w:rPr>
           <w:lang w:val="es-419" w:eastAsia="es-CO"/>
         </w:rPr>
-        <w:t xml:space="preserve"> con procesamiento del lenguaje natural, las palabras clave alimentan los modelos de detección de intenciones, que reconocen variaciones del lenguaje natural sin obligar al usuario a usar palabras específicas. Por ejemplo, las siguientes frases pueden activar la misma intención relacionada con la consulta de horarios, aunque no todas tengan la palabra horario:</w:t>
+        <w:t xml:space="preserve"> con procesamiento del lenguaje natural, las palabras clave alimentan los modelos de detección de intenciones, que reconocen variaciones del lenguaje natural sin obligar al usuario a usar palabras específicas. Por ejemplo, las </w:t>
+      </w:r>
+      <w:r>
+        <w:rPr>
+          <w:lang w:val="es-419" w:eastAsia="es-CO"/>
+        </w:rPr>
+        <w:lastRenderedPageBreak/>
+        <w:t>siguientes frases pueden activar la misma intención relacionada con la consulta de horarios, aunque no todas tengan la palabra horario:</w:t>
       </w:r>
     </w:p>
     <w:p>
@@ -16875,6 +17106,7 @@
         <w:rPr>
           <w:lang w:val="es-419" w:eastAsia="es-CO"/>
         </w:rPr>
+        <w:lastRenderedPageBreak/>
         <w:t xml:space="preserve">A medida que el </w:t>
       </w:r>
       <w:r>
@@ -17014,6 +17246,7 @@
           <w:bCs/>
           <w:lang w:val="es-419" w:eastAsia="es-CO"/>
         </w:rPr>
+        <w:lastRenderedPageBreak/>
         <w:t xml:space="preserve">Manejo de errores y situaciones imprevistas </w:t>
       </w:r>
     </w:p>
@@ -17408,6 +17641,7 @@
               <w:rPr>
                 <w:lang w:val="es-ES_tradnl"/>
               </w:rPr>
+              <w:lastRenderedPageBreak/>
               <w:t>Datos inválidos</w:t>
             </w:r>
             <w:r>
@@ -17716,6 +17950,7 @@
         <w:rPr>
           <w:lang w:val="es-419" w:eastAsia="es-CO"/>
         </w:rPr>
+        <w:lastRenderedPageBreak/>
         <w:t>Cualquier elemento adicional debe aportar valor a la interacción. Si un recurso es únicamente decorativo, genera distracción o dificulta que el usuario complete su tarea, es preferible eliminarlo. El objetivo principal debe mantenerse en la facilidad de uso, la comprensión de los mensajes y el cumplimiento de las necesidades del usuario.</w:t>
       </w:r>
     </w:p>
@@ -17802,6 +18037,7 @@
         <w:rPr>
           <w:lang w:val="es-419" w:eastAsia="es-CO"/>
         </w:rPr>
+        <w:lastRenderedPageBreak/>
         <w:t>La combinación de las competencias técnicas y las habilidades necesarias para comprender a los usuarios permite afrontar de manera integral el diseño y desarrollo de soluciones conversacionales aplicables a diferentes necesidades del sector productivo.</w:t>
       </w:r>
     </w:p>
@@ -17812,8 +18048,9 @@
           <w:u w:val="single"/>
         </w:rPr>
       </w:pPr>
-      <w:bookmarkStart w:id="24" w:name="_Toc239771541"/>
-      <w:r>
+      <w:bookmarkStart w:id="24" w:name="_Toc240556768"/>
+      <w:r>
+        <w:lastRenderedPageBreak/>
         <w:t>Síntesis</w:t>
       </w:r>
       <w:bookmarkEnd w:id="24"/>
@@ -17929,6 +18166,7 @@
           <w:noProof/>
           <w:lang w:eastAsia="es-CO"/>
         </w:rPr>
+        <w:lastRenderedPageBreak/>
         <w:drawing>
           <wp:inline distT="0" distB="0" distL="0" distR="0" wp14:anchorId="2A19C8B2" wp14:editId="1644029A">
             <wp:extent cx="6332220" cy="4082415"/>
@@ -17976,8 +18214,9 @@
       <w:pPr>
         <w:pStyle w:val="Titulosgenerales"/>
       </w:pPr>
-      <w:bookmarkStart w:id="25" w:name="_Toc239771542"/>
-      <w:r>
+      <w:bookmarkStart w:id="25" w:name="_Toc240556769"/>
+      <w:r>
+        <w:lastRenderedPageBreak/>
         <w:t>Glosario</w:t>
       </w:r>
       <w:bookmarkEnd w:id="25"/>
@@ -18281,8 +18520,9 @@
       <w:pPr>
         <w:pStyle w:val="Titulosgenerales"/>
       </w:pPr>
-      <w:bookmarkStart w:id="26" w:name="_Toc239771543"/>
-      <w:r>
+      <w:bookmarkStart w:id="26" w:name="_Toc240556770"/>
+      <w:r>
+        <w:lastRenderedPageBreak/>
         <w:t>Referencias bibliográficas</w:t>
       </w:r>
       <w:bookmarkEnd w:id="26"/>
@@ -18527,8 +18767,9 @@
       <w:pPr>
         <w:pStyle w:val="Titulosgenerales"/>
       </w:pPr>
-      <w:bookmarkStart w:id="27" w:name="_Toc239771544"/>
-      <w:r>
+      <w:bookmarkStart w:id="27" w:name="_Toc240556771"/>
+      <w:r>
+        <w:lastRenderedPageBreak/>
         <w:t>Créditos</w:t>
       </w:r>
       <w:bookmarkEnd w:id="27"/>
@@ -20518,7 +20759,7 @@
   <w:abstractNum w:abstractNumId="12" w15:restartNumberingAfterBreak="0">
     <w:nsid w:val="17D1735D"/>
     <w:multiLevelType w:val="hybridMultilevel"/>
-    <w:tmpl w:val="F5E4AD18"/>
+    <w:tmpl w:val="06A0A844"/>
     <w:lvl w:ilvl="0" w:tplc="240A0001">
       <w:start w:val="1"/>
       <w:numFmt w:val="bullet"/>
@@ -28323,21 +28564,6 @@
 </file>
 
 <file path=customXml/item1.xml><?xml version="1.0" encoding="utf-8"?>
-<b:Sources xmlns:b="http://schemas.openxmlformats.org/officeDocument/2006/bibliography" xmlns="http://schemas.openxmlformats.org/officeDocument/2006/bibliography" SelectedStyle="\APASixthEditionOfficeOnline.xsl" StyleName="APA" Version="6"/>
-</file>
-
-<file path=customXml/item2.xml><?xml version="1.0" encoding="utf-8"?>
-<p:properties xmlns:p="http://schemas.microsoft.com/office/2006/metadata/properties" xmlns:xsi="http://www.w3.org/2001/XMLSchema-instance" xmlns:pc="http://schemas.microsoft.com/office/infopath/2007/PartnerControls">
-  <documentManagement>
-    <TaxCatchAll xmlns="13c90a0b-73bc-4dc0-be5f-28d77b615beb" xsi:nil="true"/>
-    <lcf76f155ced4ddcb4097134ff3c332f xmlns="13c93bba-48ce-428c-bfe5-88b42c19b028">
-      <Terms xmlns="http://schemas.microsoft.com/office/infopath/2007/PartnerControls"/>
-    </lcf76f155ced4ddcb4097134ff3c332f>
-  </documentManagement>
-</p:properties>
-</file>
-
-<file path=customXml/item3.xml><?xml version="1.0" encoding="utf-8"?>
 <ct:contentTypeSchema xmlns:ct="http://schemas.microsoft.com/office/2006/metadata/contentType" xmlns:ma="http://schemas.microsoft.com/office/2006/metadata/properties/metaAttributes" ct:_="" ma:_="" ma:contentTypeName="Documento" ma:contentTypeID="0x0101006A81D6BD42E8DF4C91013959704817E1" ma:contentTypeVersion="15" ma:contentTypeDescription="Crear nuevo documento." ma:contentTypeScope="" ma:versionID="bf4f72ffd194f0963ff564daca6869f7">
   <xsd:schema xmlns:xsd="http://www.w3.org/2001/XMLSchema" xmlns:xs="http://www.w3.org/2001/XMLSchema" xmlns:p="http://schemas.microsoft.com/office/2006/metadata/properties" xmlns:ns2="13c90a0b-73bc-4dc0-be5f-28d77b615beb" xmlns:ns3="13c93bba-48ce-428c-bfe5-88b42c19b028" targetNamespace="http://schemas.microsoft.com/office/2006/metadata/properties" ma:root="true" ma:fieldsID="8718d6f4873a5b1392a45044efa78385" ns2:_="" ns3:_="">
     <xsd:import namespace="13c90a0b-73bc-4dc0-be5f-28d77b615beb"/>
@@ -28572,6 +28798,21 @@
 </ct:contentTypeSchema>
 </file>
 
+<file path=customXml/item2.xml><?xml version="1.0" encoding="utf-8"?>
+<p:properties xmlns:p="http://schemas.microsoft.com/office/2006/metadata/properties" xmlns:xsi="http://www.w3.org/2001/XMLSchema-instance" xmlns:pc="http://schemas.microsoft.com/office/infopath/2007/PartnerControls">
+  <documentManagement>
+    <TaxCatchAll xmlns="13c90a0b-73bc-4dc0-be5f-28d77b615beb" xsi:nil="true"/>
+    <lcf76f155ced4ddcb4097134ff3c332f xmlns="13c93bba-48ce-428c-bfe5-88b42c19b028">
+      <Terms xmlns="http://schemas.microsoft.com/office/infopath/2007/PartnerControls"/>
+    </lcf76f155ced4ddcb4097134ff3c332f>
+  </documentManagement>
+</p:properties>
+</file>
+
+<file path=customXml/item3.xml><?xml version="1.0" encoding="utf-8"?>
+<b:Sources xmlns:b="http://schemas.openxmlformats.org/officeDocument/2006/bibliography" xmlns="http://schemas.openxmlformats.org/officeDocument/2006/bibliography" SelectedStyle="\APASixthEditionOfficeOnline.xsl" StyleName="APA" Version="6"/>
+</file>
+
 <file path=customXml/item4.xml><?xml version="1.0" encoding="utf-8"?>
 <?mso-contentType ?>
 <FormTemplates xmlns="http://schemas.microsoft.com/sharepoint/v3/contenttype/forms">
@@ -28582,25 +28823,6 @@
 </file>
 
 <file path=customXml/itemProps1.xml><?xml version="1.0" encoding="utf-8"?>
-<ds:datastoreItem xmlns:ds="http://schemas.openxmlformats.org/officeDocument/2006/customXml" ds:itemID="{2D2B5832-E448-44FA-9BA7-4210E2303E31}">
-  <ds:schemaRefs>
-    <ds:schemaRef ds:uri="http://schemas.openxmlformats.org/officeDocument/2006/bibliography"/>
-  </ds:schemaRefs>
-</ds:datastoreItem>
-</file>
-
-<file path=customXml/itemProps2.xml><?xml version="1.0" encoding="utf-8"?>
-<ds:datastoreItem xmlns:ds="http://schemas.openxmlformats.org/officeDocument/2006/customXml" ds:itemID="{1279454D-02BE-4A9C-A117-DCD1573E2608}">
-  <ds:schemaRefs>
-    <ds:schemaRef ds:uri="http://schemas.microsoft.com/office/2006/metadata/properties"/>
-    <ds:schemaRef ds:uri="http://schemas.microsoft.com/office/infopath/2007/PartnerControls"/>
-    <ds:schemaRef ds:uri="13c90a0b-73bc-4dc0-be5f-28d77b615beb"/>
-    <ds:schemaRef ds:uri="13c93bba-48ce-428c-bfe5-88b42c19b028"/>
-  </ds:schemaRefs>
-</ds:datastoreItem>
-</file>
-
-<file path=customXml/itemProps3.xml><?xml version="1.0" encoding="utf-8"?>
 <ds:datastoreItem xmlns:ds="http://schemas.openxmlformats.org/officeDocument/2006/customXml" ds:itemID="{59065960-E0CA-4804-83B5-320CBCDCC160}">
   <ds:schemaRefs>
     <ds:schemaRef ds:uri="http://schemas.microsoft.com/office/2006/metadata/contentType"/>
@@ -28619,6 +28841,25 @@
 </ds:datastoreItem>
 </file>
 
+<file path=customXml/itemProps2.xml><?xml version="1.0" encoding="utf-8"?>
+<ds:datastoreItem xmlns:ds="http://schemas.openxmlformats.org/officeDocument/2006/customXml" ds:itemID="{1279454D-02BE-4A9C-A117-DCD1573E2608}">
+  <ds:schemaRefs>
+    <ds:schemaRef ds:uri="http://schemas.microsoft.com/office/2006/metadata/properties"/>
+    <ds:schemaRef ds:uri="http://schemas.microsoft.com/office/infopath/2007/PartnerControls"/>
+    <ds:schemaRef ds:uri="13c90a0b-73bc-4dc0-be5f-28d77b615beb"/>
+    <ds:schemaRef ds:uri="13c93bba-48ce-428c-bfe5-88b42c19b028"/>
+  </ds:schemaRefs>
+</ds:datastoreItem>
+</file>
+
+<file path=customXml/itemProps3.xml><?xml version="1.0" encoding="utf-8"?>
+<ds:datastoreItem xmlns:ds="http://schemas.openxmlformats.org/officeDocument/2006/customXml" ds:itemID="{2D2B5832-E448-44FA-9BA7-4210E2303E31}">
+  <ds:schemaRefs>
+    <ds:schemaRef ds:uri="http://schemas.openxmlformats.org/officeDocument/2006/bibliography"/>
+  </ds:schemaRefs>
+</ds:datastoreItem>
+</file>
+
 <file path=customXml/itemProps4.xml><?xml version="1.0" encoding="utf-8"?>
 <ds:datastoreItem xmlns:ds="http://schemas.openxmlformats.org/officeDocument/2006/customXml" ds:itemID="{10663269-2064-4804-8290-36D4A57F5557}">
   <ds:schemaRefs>

--- a/fuentes/21730226_CF01_CFA.docx
+++ b/fuentes/21730226_CF01_CFA.docx
@@ -1,6 +1,6 @@
 
 <file path=word/document.xml><?xml version="1.0" encoding="utf-8"?>
-<w:document xmlns:wpc="http://schemas.microsoft.com/office/word/2010/wordprocessingCanvas" xmlns:cx="http://schemas.microsoft.com/office/drawing/2014/chartex" xmlns:cx1="http://schemas.microsoft.com/office/drawing/2015/9/8/chartex" xmlns:cx2="http://schemas.microsoft.com/office/drawing/2015/10/21/chartex" xmlns:cx3="http://schemas.microsoft.com/office/drawing/2016/5/9/chartex" xmlns:cx4="http://schemas.microsoft.com/office/drawing/2016/5/10/chartex" xmlns:cx5="http://schemas.microsoft.com/office/drawing/2016/5/11/chartex" xmlns:cx6="http://schemas.microsoft.com/office/drawing/2016/5/12/chartex" xmlns:cx7="http://schemas.microsoft.com/office/drawing/2016/5/13/chartex" xmlns:cx8="http://schemas.microsoft.com/office/drawing/2016/5/14/chartex" xmlns:mc="http://schemas.openxmlformats.org/markup-compatibility/2006" xmlns:aink="http://schemas.microsoft.com/office/drawing/2016/ink" xmlns:am3d="http://schemas.microsoft.com/office/drawing/2017/model3d" xmlns:o="urn:schemas-microsoft-com:office:office" xmlns:r="http://schemas.openxmlformats.org/officeDocument/2006/relationships" xmlns:m="http://schemas.openxmlformats.org/officeDocument/2006/math" xmlns:v="urn:schemas-microsoft-com:vml" xmlns:wp14="http://schemas.microsoft.com/office/word/2010/wordprocessingDrawing" xmlns:wp="http://schemas.openxmlformats.org/drawingml/2006/wordprocessingDrawing" xmlns:w10="urn:schemas-microsoft-com:office:word" xmlns:w="http://schemas.openxmlformats.org/wordprocessingml/2006/main" xmlns:w14="http://schemas.microsoft.com/office/word/2010/wordml" xmlns:w15="http://schemas.microsoft.com/office/word/2012/wordml" xmlns:w16cex="http://schemas.microsoft.com/office/word/2018/wordml/cex" xmlns:w16cid="http://schemas.microsoft.com/office/word/2016/wordml/cid" xmlns:w16="http://schemas.microsoft.com/office/word/2018/wordml" xmlns:w16se="http://schemas.microsoft.com/office/word/2015/wordml/symex" xmlns:wpg="http://schemas.microsoft.com/office/word/2010/wordprocessingGroup" xmlns:wpi="http://schemas.microsoft.com/office/word/2010/wordprocessingInk" xmlns:wne="http://schemas.microsoft.com/office/word/2006/wordml" xmlns:wps="http://schemas.microsoft.com/office/word/2010/wordprocessingShape" mc:Ignorable="w14 w15 w16se w16cid w16 w16cex wp14">
+<w:document xmlns:wpc="http://schemas.microsoft.com/office/word/2010/wordprocessingCanvas" xmlns:cx="http://schemas.microsoft.com/office/drawing/2014/chartex" xmlns:cx1="http://schemas.microsoft.com/office/drawing/2015/9/8/chartex" xmlns:cx2="http://schemas.microsoft.com/office/drawing/2015/10/21/chartex" xmlns:cx3="http://schemas.microsoft.com/office/drawing/2016/5/9/chartex" xmlns:cx4="http://schemas.microsoft.com/office/drawing/2016/5/10/chartex" xmlns:cx5="http://schemas.microsoft.com/office/drawing/2016/5/11/chartex" xmlns:cx6="http://schemas.microsoft.com/office/drawing/2016/5/12/chartex" xmlns:cx7="http://schemas.microsoft.com/office/drawing/2016/5/13/chartex" xmlns:cx8="http://schemas.microsoft.com/office/drawing/2016/5/14/chartex" xmlns:mc="http://schemas.openxmlformats.org/markup-compatibility/2006" xmlns:aink="http://schemas.microsoft.com/office/drawing/2016/ink" xmlns:am3d="http://schemas.microsoft.com/office/drawing/2017/model3d" xmlns:o="urn:schemas-microsoft-com:office:office" xmlns:r="http://schemas.openxmlformats.org/officeDocument/2006/relationships" xmlns:m="http://schemas.openxmlformats.org/officeDocument/2006/math" xmlns:v="urn:schemas-microsoft-com:vml" xmlns:wp14="http://schemas.microsoft.com/office/word/2010/wordprocessingDrawing" xmlns:wp="http://schemas.openxmlformats.org/drawingml/2006/wordprocessingDrawing" xmlns:w10="urn:schemas-microsoft-com:office:word" xmlns:w="http://schemas.openxmlformats.org/wordprocessingml/2006/main" xmlns:w14="http://schemas.microsoft.com/office/word/2010/wordml" xmlns:w15="http://schemas.microsoft.com/office/word/2012/wordml" xmlns:w16cex="http://schemas.microsoft.com/office/word/2018/wordml/cex" xmlns:w16cid="http://schemas.microsoft.com/office/word/2016/wordml/cid" xmlns:w16="http://schemas.microsoft.com/office/word/2018/wordml" xmlns:w16sdtdh="http://schemas.microsoft.com/office/word/2020/wordml/sdtdatahash" xmlns:w16se="http://schemas.microsoft.com/office/word/2015/wordml/symex" xmlns:wpg="http://schemas.microsoft.com/office/word/2010/wordprocessingGroup" xmlns:wpi="http://schemas.microsoft.com/office/word/2010/wordprocessingInk" xmlns:wne="http://schemas.microsoft.com/office/word/2006/wordml" xmlns:wps="http://schemas.microsoft.com/office/word/2010/wordprocessingShape" mc:Ignorable="w14 w15 w16se w16cid w16 w16cex w16sdtdh wp14">
   <w:body>
     <w:p>
       <w:pPr>
@@ -205,7 +205,7 @@
               </wp:anchor>
             </w:drawing>
           </mc:Choice>
-          <mc:Fallback xmlns:oel="http://schemas.microsoft.com/office/2019/extlst" xmlns:w16sdtdh="http://schemas.microsoft.com/office/word/2020/wordml/sdtdatahash">
+          <mc:Fallback xmlns:oel="http://schemas.microsoft.com/office/2019/extlst">
             <w:pict>
               <v:rect w14:anchorId="4C256C62" id="Rectángulo 3" o:spid="_x0000_s1026" alt="&quot;&quot;" style="position:absolute;margin-left:-55.95pt;margin-top:26.4pt;width:613.85pt;height:164.25pt;z-index:-251655168;visibility:visible;mso-wrap-style:square;mso-height-percent:0;mso-wrap-distance-left:9pt;mso-wrap-distance-top:0;mso-wrap-distance-right:9pt;mso-wrap-distance-bottom:0;mso-position-horizontal:absolute;mso-position-horizontal-relative:text;mso-position-vertical:absolute;mso-position-vertical-relative:text;mso-height-percent:0;mso-height-relative:margin;v-text-anchor:middle" o:gfxdata="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" fillcolor="#00314d" stroked="f" strokeweight="1pt"/>
             </w:pict>
@@ -604,7 +604,7 @@
           <w:r>
             <w:fldChar w:fldCharType="separate"/>
           </w:r>
-          <w:hyperlink w:anchor="_Toc240556744" w:history="1">
+          <w:hyperlink w:anchor="_Toc240989268" w:history="1">
             <w:r>
               <w:rPr>
                 <w:rStyle w:val="Hipervnculo"/>
@@ -631,7 +631,7 @@
                 <w:noProof/>
                 <w:webHidden/>
               </w:rPr>
-              <w:instrText xml:space="preserve"> PAGEREF _Toc240556744 \h </w:instrText>
+              <w:instrText xml:space="preserve"> PAGEREF _Toc240989268 \h </w:instrText>
             </w:r>
             <w:r>
               <w:rPr>
@@ -677,7 +677,7 @@
               <w14:ligatures w14:val="none"/>
             </w:rPr>
           </w:pPr>
-          <w:hyperlink w:anchor="_Toc240556745" w:history="1">
+          <w:hyperlink w:anchor="_Toc240989269" w:history="1">
             <w:r>
               <w:rPr>
                 <w:rStyle w:val="Hipervnculo"/>
@@ -704,7 +704,7 @@
                 <w:noProof/>
                 <w:webHidden/>
               </w:rPr>
-              <w:instrText xml:space="preserve"> PAGEREF _Toc240556745 \h </w:instrText>
+              <w:instrText xml:space="preserve"> PAGEREF _Toc240989269 \h </w:instrText>
             </w:r>
             <w:r>
               <w:rPr>
@@ -750,7 +750,7 @@
               <w14:ligatures w14:val="none"/>
             </w:rPr>
           </w:pPr>
-          <w:hyperlink w:anchor="_Toc240556746" w:history="1">
+          <w:hyperlink w:anchor="_Toc240989270" w:history="1">
             <w:r>
               <w:rPr>
                 <w:rStyle w:val="Hipervnculo"/>
@@ -777,7 +777,7 @@
                 <w:noProof/>
                 <w:webHidden/>
               </w:rPr>
-              <w:instrText xml:space="preserve"> PAGEREF _Toc240556746 \h </w:instrText>
+              <w:instrText xml:space="preserve"> PAGEREF _Toc240989270 \h </w:instrText>
             </w:r>
             <w:r>
               <w:rPr>
@@ -823,7 +823,7 @@
               <w14:ligatures w14:val="none"/>
             </w:rPr>
           </w:pPr>
-          <w:hyperlink w:anchor="_Toc240556747" w:history="1">
+          <w:hyperlink w:anchor="_Toc240989271" w:history="1">
             <w:r>
               <w:rPr>
                 <w:rStyle w:val="Hipervnculo"/>
@@ -850,7 +850,7 @@
                 <w:noProof/>
                 <w:webHidden/>
               </w:rPr>
-              <w:instrText xml:space="preserve"> PAGEREF _Toc240556747 \h </w:instrText>
+              <w:instrText xml:space="preserve"> PAGEREF _Toc240989271 \h </w:instrText>
             </w:r>
             <w:r>
               <w:rPr>
@@ -896,7 +896,7 @@
               <w14:ligatures w14:val="none"/>
             </w:rPr>
           </w:pPr>
-          <w:hyperlink w:anchor="_Toc240556748" w:history="1">
+          <w:hyperlink w:anchor="_Toc240989272" w:history="1">
             <w:r>
               <w:rPr>
                 <w:rStyle w:val="Hipervnculo"/>
@@ -923,7 +923,7 @@
                 <w:noProof/>
                 <w:webHidden/>
               </w:rPr>
-              <w:instrText xml:space="preserve"> PAGEREF _Toc240556748 \h </w:instrText>
+              <w:instrText xml:space="preserve"> PAGEREF _Toc240989272 \h </w:instrText>
             </w:r>
             <w:r>
               <w:rPr>
@@ -969,7 +969,7 @@
               <w14:ligatures w14:val="none"/>
             </w:rPr>
           </w:pPr>
-          <w:hyperlink w:anchor="_Toc240556749" w:history="1">
+          <w:hyperlink w:anchor="_Toc240989273" w:history="1">
             <w:r>
               <w:rPr>
                 <w:rStyle w:val="Hipervnculo"/>
@@ -996,7 +996,7 @@
                 <w:noProof/>
                 <w:webHidden/>
               </w:rPr>
-              <w:instrText xml:space="preserve"> PAGEREF _Toc240556749 \h </w:instrText>
+              <w:instrText xml:space="preserve"> PAGEREF _Toc240989273 \h </w:instrText>
             </w:r>
             <w:r>
               <w:rPr>
@@ -1042,7 +1042,7 @@
               <w14:ligatures w14:val="none"/>
             </w:rPr>
           </w:pPr>
-          <w:hyperlink w:anchor="_Toc240556750" w:history="1">
+          <w:hyperlink w:anchor="_Toc240989274" w:history="1">
             <w:r>
               <w:rPr>
                 <w:rStyle w:val="Hipervnculo"/>
@@ -1078,7 +1078,7 @@
                 <w:noProof/>
                 <w:webHidden/>
               </w:rPr>
-              <w:instrText xml:space="preserve"> PAGEREF _Toc240556750 \h </w:instrText>
+              <w:instrText xml:space="preserve"> PAGEREF _Toc240989274 \h </w:instrText>
             </w:r>
             <w:r>
               <w:rPr>
@@ -1124,7 +1124,7 @@
               <w14:ligatures w14:val="none"/>
             </w:rPr>
           </w:pPr>
-          <w:hyperlink w:anchor="_Toc240556751" w:history="1">
+          <w:hyperlink w:anchor="_Toc240989275" w:history="1">
             <w:r>
               <w:rPr>
                 <w:rStyle w:val="Hipervnculo"/>
@@ -1151,7 +1151,7 @@
                 <w:noProof/>
                 <w:webHidden/>
               </w:rPr>
-              <w:instrText xml:space="preserve"> PAGEREF _Toc240556751 \h </w:instrText>
+              <w:instrText xml:space="preserve"> PAGEREF _Toc240989275 \h </w:instrText>
             </w:r>
             <w:r>
               <w:rPr>
@@ -1197,7 +1197,7 @@
               <w14:ligatures w14:val="none"/>
             </w:rPr>
           </w:pPr>
-          <w:hyperlink w:anchor="_Toc240556752" w:history="1">
+          <w:hyperlink w:anchor="_Toc240989276" w:history="1">
             <w:r>
               <w:rPr>
                 <w:rStyle w:val="Hipervnculo"/>
@@ -1233,7 +1233,7 @@
                 <w:noProof/>
                 <w:webHidden/>
               </w:rPr>
-              <w:instrText xml:space="preserve"> PAGEREF _Toc240556752 \h </w:instrText>
+              <w:instrText xml:space="preserve"> PAGEREF _Toc240989276 \h </w:instrText>
             </w:r>
             <w:r>
               <w:rPr>
@@ -1279,7 +1279,7 @@
               <w14:ligatures w14:val="none"/>
             </w:rPr>
           </w:pPr>
-          <w:hyperlink w:anchor="_Toc240556753" w:history="1">
+          <w:hyperlink w:anchor="_Toc240989277" w:history="1">
             <w:r>
               <w:rPr>
                 <w:rStyle w:val="Hipervnculo"/>
@@ -1315,7 +1315,7 @@
                 <w:noProof/>
                 <w:webHidden/>
               </w:rPr>
-              <w:instrText xml:space="preserve"> PAGEREF _Toc240556753 \h </w:instrText>
+              <w:instrText xml:space="preserve"> PAGEREF _Toc240989277 \h </w:instrText>
             </w:r>
             <w:r>
               <w:rPr>
@@ -1361,7 +1361,7 @@
               <w14:ligatures w14:val="none"/>
             </w:rPr>
           </w:pPr>
-          <w:hyperlink w:anchor="_Toc240556754" w:history="1">
+          <w:hyperlink w:anchor="_Toc240989278" w:history="1">
             <w:r>
               <w:rPr>
                 <w:rStyle w:val="Hipervnculo"/>
@@ -1388,7 +1388,7 @@
                 <w:noProof/>
                 <w:webHidden/>
               </w:rPr>
-              <w:instrText xml:space="preserve"> PAGEREF _Toc240556754 \h </w:instrText>
+              <w:instrText xml:space="preserve"> PAGEREF _Toc240989278 \h </w:instrText>
             </w:r>
             <w:r>
               <w:rPr>
@@ -1434,7 +1434,7 @@
               <w14:ligatures w14:val="none"/>
             </w:rPr>
           </w:pPr>
-          <w:hyperlink w:anchor="_Toc240556755" w:history="1">
+          <w:hyperlink w:anchor="_Toc240989279" w:history="1">
             <w:r>
               <w:rPr>
                 <w:rStyle w:val="Hipervnculo"/>
@@ -1461,7 +1461,7 @@
                 <w:noProof/>
                 <w:webHidden/>
               </w:rPr>
-              <w:instrText xml:space="preserve"> PAGEREF _Toc240556755 \h </w:instrText>
+              <w:instrText xml:space="preserve"> PAGEREF _Toc240989279 \h </w:instrText>
             </w:r>
             <w:r>
               <w:rPr>
@@ -1507,7 +1507,7 @@
               <w14:ligatures w14:val="none"/>
             </w:rPr>
           </w:pPr>
-          <w:hyperlink w:anchor="_Toc240556756" w:history="1">
+          <w:hyperlink w:anchor="_Toc240989280" w:history="1">
             <w:r>
               <w:rPr>
                 <w:rStyle w:val="Hipervnculo"/>
@@ -1559,7 +1559,7 @@
                 <w:noProof/>
                 <w:webHidden/>
               </w:rPr>
-              <w:instrText xml:space="preserve"> PAGEREF _Toc240556756 \h </w:instrText>
+              <w:instrText xml:space="preserve"> PAGEREF _Toc240989280 \h </w:instrText>
             </w:r>
             <w:r>
               <w:rPr>
@@ -1605,7 +1605,7 @@
               <w14:ligatures w14:val="none"/>
             </w:rPr>
           </w:pPr>
-          <w:hyperlink w:anchor="_Toc240556757" w:history="1">
+          <w:hyperlink w:anchor="_Toc240989281" w:history="1">
             <w:r>
               <w:rPr>
                 <w:rStyle w:val="Hipervnculo"/>
@@ -1632,7 +1632,7 @@
                 <w:noProof/>
                 <w:webHidden/>
               </w:rPr>
-              <w:instrText xml:space="preserve"> PAGEREF _Toc240556757 \h </w:instrText>
+              <w:instrText xml:space="preserve"> PAGEREF _Toc240989281 \h </w:instrText>
             </w:r>
             <w:r>
               <w:rPr>
@@ -1678,7 +1678,7 @@
               <w14:ligatures w14:val="none"/>
             </w:rPr>
           </w:pPr>
-          <w:hyperlink w:anchor="_Toc240556758" w:history="1">
+          <w:hyperlink w:anchor="_Toc240989282" w:history="1">
             <w:r>
               <w:rPr>
                 <w:rStyle w:val="Hipervnculo"/>
@@ -1705,7 +1705,7 @@
                 <w:noProof/>
                 <w:webHidden/>
               </w:rPr>
-              <w:instrText xml:space="preserve"> PAGEREF _Toc240556758 \h </w:instrText>
+              <w:instrText xml:space="preserve"> PAGEREF _Toc240989282 \h </w:instrText>
             </w:r>
             <w:r>
               <w:rPr>
@@ -1751,7 +1751,7 @@
               <w14:ligatures w14:val="none"/>
             </w:rPr>
           </w:pPr>
-          <w:hyperlink w:anchor="_Toc240556759" w:history="1">
+          <w:hyperlink w:anchor="_Toc240989283" w:history="1">
             <w:r>
               <w:rPr>
                 <w:rStyle w:val="Hipervnculo"/>
@@ -1794,7 +1794,7 @@
                 <w:noProof/>
                 <w:webHidden/>
               </w:rPr>
-              <w:instrText xml:space="preserve"> PAGEREF _Toc240556759 \h </w:instrText>
+              <w:instrText xml:space="preserve"> PAGEREF _Toc240989283 \h </w:instrText>
             </w:r>
             <w:r>
               <w:rPr>
@@ -1840,7 +1840,7 @@
               <w14:ligatures w14:val="none"/>
             </w:rPr>
           </w:pPr>
-          <w:hyperlink w:anchor="_Toc240556760" w:history="1">
+          <w:hyperlink w:anchor="_Toc240989284" w:history="1">
             <w:r>
               <w:rPr>
                 <w:rStyle w:val="Hipervnculo"/>
@@ -1867,7 +1867,7 @@
                 <w:noProof/>
                 <w:webHidden/>
               </w:rPr>
-              <w:instrText xml:space="preserve"> PAGEREF _Toc240556760 \h </w:instrText>
+              <w:instrText xml:space="preserve"> PAGEREF _Toc240989284 \h </w:instrText>
             </w:r>
             <w:r>
               <w:rPr>
@@ -1913,7 +1913,7 @@
               <w14:ligatures w14:val="none"/>
             </w:rPr>
           </w:pPr>
-          <w:hyperlink w:anchor="_Toc240556761" w:history="1">
+          <w:hyperlink w:anchor="_Toc240989285" w:history="1">
             <w:r>
               <w:rPr>
                 <w:rStyle w:val="Hipervnculo"/>
@@ -1940,7 +1940,7 @@
                 <w:noProof/>
                 <w:webHidden/>
               </w:rPr>
-              <w:instrText xml:space="preserve"> PAGEREF _Toc240556761 \h </w:instrText>
+              <w:instrText xml:space="preserve"> PAGEREF _Toc240989285 \h </w:instrText>
             </w:r>
             <w:r>
               <w:rPr>
@@ -1986,7 +1986,7 @@
               <w14:ligatures w14:val="none"/>
             </w:rPr>
           </w:pPr>
-          <w:hyperlink w:anchor="_Toc240556762" w:history="1">
+          <w:hyperlink w:anchor="_Toc240989286" w:history="1">
             <w:r>
               <w:rPr>
                 <w:rStyle w:val="Hipervnculo"/>
@@ -2013,7 +2013,7 @@
                 <w:noProof/>
                 <w:webHidden/>
               </w:rPr>
-              <w:instrText xml:space="preserve"> PAGEREF _Toc240556762 \h </w:instrText>
+              <w:instrText xml:space="preserve"> PAGEREF _Toc240989286 \h </w:instrText>
             </w:r>
             <w:r>
               <w:rPr>
@@ -2033,7 +2033,7 @@
                 <w:noProof/>
                 <w:webHidden/>
               </w:rPr>
-              <w:t>55</w:t>
+              <w:t>56</w:t>
             </w:r>
             <w:r>
               <w:rPr>
@@ -2059,7 +2059,7 @@
               <w14:ligatures w14:val="none"/>
             </w:rPr>
           </w:pPr>
-          <w:hyperlink w:anchor="_Toc240556763" w:history="1">
+          <w:hyperlink w:anchor="_Toc240989287" w:history="1">
             <w:r>
               <w:rPr>
                 <w:rStyle w:val="Hipervnculo"/>
@@ -2086,7 +2086,7 @@
                 <w:noProof/>
                 <w:webHidden/>
               </w:rPr>
-              <w:instrText xml:space="preserve"> PAGEREF _Toc240556763 \h </w:instrText>
+              <w:instrText xml:space="preserve"> PAGEREF _Toc240989287 \h </w:instrText>
             </w:r>
             <w:r>
               <w:rPr>
@@ -2106,7 +2106,7 @@
                 <w:noProof/>
                 <w:webHidden/>
               </w:rPr>
-              <w:t>55</w:t>
+              <w:t>56</w:t>
             </w:r>
             <w:r>
               <w:rPr>
@@ -2132,7 +2132,7 @@
               <w14:ligatures w14:val="none"/>
             </w:rPr>
           </w:pPr>
-          <w:hyperlink w:anchor="_Toc240556764" w:history="1">
+          <w:hyperlink w:anchor="_Toc240989288" w:history="1">
             <w:r>
               <w:rPr>
                 <w:rStyle w:val="Hipervnculo"/>
@@ -2159,7 +2159,7 @@
                 <w:noProof/>
                 <w:webHidden/>
               </w:rPr>
-              <w:instrText xml:space="preserve"> PAGEREF _Toc240556764 \h </w:instrText>
+              <w:instrText xml:space="preserve"> PAGEREF _Toc240989288 \h </w:instrText>
             </w:r>
             <w:r>
               <w:rPr>
@@ -2179,7 +2179,7 @@
                 <w:noProof/>
                 <w:webHidden/>
               </w:rPr>
-              <w:t>57</w:t>
+              <w:t>58</w:t>
             </w:r>
             <w:r>
               <w:rPr>
@@ -2205,7 +2205,7 @@
               <w14:ligatures w14:val="none"/>
             </w:rPr>
           </w:pPr>
-          <w:hyperlink w:anchor="_Toc240556765" w:history="1">
+          <w:hyperlink w:anchor="_Toc240989289" w:history="1">
             <w:r>
               <w:rPr>
                 <w:rStyle w:val="Hipervnculo"/>
@@ -2232,7 +2232,7 @@
                 <w:noProof/>
                 <w:webHidden/>
               </w:rPr>
-              <w:instrText xml:space="preserve"> PAGEREF _Toc240556765 \h </w:instrText>
+              <w:instrText xml:space="preserve"> PAGEREF _Toc240989289 \h </w:instrText>
             </w:r>
             <w:r>
               <w:rPr>
@@ -2252,7 +2252,7 @@
                 <w:noProof/>
                 <w:webHidden/>
               </w:rPr>
-              <w:t>61</w:t>
+              <w:t>62</w:t>
             </w:r>
             <w:r>
               <w:rPr>
@@ -2278,7 +2278,7 @@
               <w14:ligatures w14:val="none"/>
             </w:rPr>
           </w:pPr>
-          <w:hyperlink w:anchor="_Toc240556766" w:history="1">
+          <w:hyperlink w:anchor="_Toc240989290" w:history="1">
             <w:r>
               <w:rPr>
                 <w:rStyle w:val="Hipervnculo"/>
@@ -2305,7 +2305,7 @@
                 <w:noProof/>
                 <w:webHidden/>
               </w:rPr>
-              <w:instrText xml:space="preserve"> PAGEREF _Toc240556766 \h </w:instrText>
+              <w:instrText xml:space="preserve"> PAGEREF _Toc240989290 \h </w:instrText>
             </w:r>
             <w:r>
               <w:rPr>
@@ -2325,7 +2325,7 @@
                 <w:noProof/>
                 <w:webHidden/>
               </w:rPr>
-              <w:t>61</w:t>
+              <w:t>62</w:t>
             </w:r>
             <w:r>
               <w:rPr>
@@ -2351,7 +2351,7 @@
               <w14:ligatures w14:val="none"/>
             </w:rPr>
           </w:pPr>
-          <w:hyperlink w:anchor="_Toc240556767" w:history="1">
+          <w:hyperlink w:anchor="_Toc240989291" w:history="1">
             <w:r>
               <w:rPr>
                 <w:rStyle w:val="Hipervnculo"/>
@@ -2378,7 +2378,7 @@
                 <w:noProof/>
                 <w:webHidden/>
               </w:rPr>
-              <w:instrText xml:space="preserve"> PAGEREF _Toc240556767 \h </w:instrText>
+              <w:instrText xml:space="preserve"> PAGEREF _Toc240989291 \h </w:instrText>
             </w:r>
             <w:r>
               <w:rPr>
@@ -2398,7 +2398,7 @@
                 <w:noProof/>
                 <w:webHidden/>
               </w:rPr>
-              <w:t>63</w:t>
+              <w:t>64</w:t>
             </w:r>
             <w:r>
               <w:rPr>
@@ -2424,7 +2424,7 @@
               <w14:ligatures w14:val="none"/>
             </w:rPr>
           </w:pPr>
-          <w:hyperlink w:anchor="_Toc240556768" w:history="1">
+          <w:hyperlink w:anchor="_Toc240989292" w:history="1">
             <w:r>
               <w:rPr>
                 <w:rStyle w:val="Hipervnculo"/>
@@ -2451,7 +2451,7 @@
                 <w:noProof/>
                 <w:webHidden/>
               </w:rPr>
-              <w:instrText xml:space="preserve"> PAGEREF _Toc240556768 \h </w:instrText>
+              <w:instrText xml:space="preserve"> PAGEREF _Toc240989292 \h </w:instrText>
             </w:r>
             <w:r>
               <w:rPr>
@@ -2471,7 +2471,7 @@
                 <w:noProof/>
                 <w:webHidden/>
               </w:rPr>
-              <w:t>70</w:t>
+              <w:t>71</w:t>
             </w:r>
             <w:r>
               <w:rPr>
@@ -2497,7 +2497,7 @@
               <w14:ligatures w14:val="none"/>
             </w:rPr>
           </w:pPr>
-          <w:hyperlink w:anchor="_Toc240556769" w:history="1">
+          <w:hyperlink w:anchor="_Toc240989293" w:history="1">
             <w:r>
               <w:rPr>
                 <w:rStyle w:val="Hipervnculo"/>
@@ -2524,7 +2524,7 @@
                 <w:noProof/>
                 <w:webHidden/>
               </w:rPr>
-              <w:instrText xml:space="preserve"> PAGEREF _Toc240556769 \h </w:instrText>
+              <w:instrText xml:space="preserve"> PAGEREF _Toc240989293 \h </w:instrText>
             </w:r>
             <w:r>
               <w:rPr>
@@ -2544,7 +2544,7 @@
                 <w:noProof/>
                 <w:webHidden/>
               </w:rPr>
-              <w:t>72</w:t>
+              <w:t>73</w:t>
             </w:r>
             <w:r>
               <w:rPr>
@@ -2570,7 +2570,7 @@
               <w14:ligatures w14:val="none"/>
             </w:rPr>
           </w:pPr>
-          <w:hyperlink w:anchor="_Toc240556770" w:history="1">
+          <w:hyperlink w:anchor="_Toc240989294" w:history="1">
             <w:r>
               <w:rPr>
                 <w:rStyle w:val="Hipervnculo"/>
@@ -2597,7 +2597,7 @@
                 <w:noProof/>
                 <w:webHidden/>
               </w:rPr>
-              <w:instrText xml:space="preserve"> PAGEREF _Toc240556770 \h </w:instrText>
+              <w:instrText xml:space="preserve"> PAGEREF _Toc240989294 \h </w:instrText>
             </w:r>
             <w:r>
               <w:rPr>
@@ -2617,7 +2617,7 @@
                 <w:noProof/>
                 <w:webHidden/>
               </w:rPr>
-              <w:t>73</w:t>
+              <w:t>74</w:t>
             </w:r>
             <w:r>
               <w:rPr>
@@ -2643,7 +2643,7 @@
               <w14:ligatures w14:val="none"/>
             </w:rPr>
           </w:pPr>
-          <w:hyperlink w:anchor="_Toc240556771" w:history="1">
+          <w:hyperlink w:anchor="_Toc240989295" w:history="1">
             <w:r>
               <w:rPr>
                 <w:rStyle w:val="Hipervnculo"/>
@@ -2670,7 +2670,7 @@
                 <w:noProof/>
                 <w:webHidden/>
               </w:rPr>
-              <w:instrText xml:space="preserve"> PAGEREF _Toc240556771 \h </w:instrText>
+              <w:instrText xml:space="preserve"> PAGEREF _Toc240989295 \h </w:instrText>
             </w:r>
             <w:r>
               <w:rPr>
@@ -2690,7 +2690,7 @@
                 <w:noProof/>
                 <w:webHidden/>
               </w:rPr>
-              <w:t>74</w:t>
+              <w:t>75</w:t>
             </w:r>
             <w:r>
               <w:rPr>
@@ -2718,7 +2718,7 @@
       <w:pPr>
         <w:pStyle w:val="Titulosgenerales"/>
       </w:pPr>
-      <w:bookmarkStart w:id="0" w:name="_Toc240556744"/>
+      <w:bookmarkStart w:id="0" w:name="_Toc240989268"/>
       <w:r>
         <w:lastRenderedPageBreak/>
         <w:t>Introducción</w:t>
@@ -3118,7 +3118,7 @@
       <w:pPr>
         <w:pStyle w:val="Ttulo1"/>
       </w:pPr>
-      <w:bookmarkStart w:id="1" w:name="_Toc240556745"/>
+      <w:bookmarkStart w:id="1" w:name="_Toc240989269"/>
       <w:r>
         <w:lastRenderedPageBreak/>
         <w:t>Inteligencia artificial: concepto y características</w:t>
@@ -3154,21 +3154,7 @@
         <w:rPr>
           <w:lang w:val="es-419" w:eastAsia="es-CO"/>
         </w:rPr>
-        <w:t xml:space="preserve">Russell y </w:t>
-      </w:r>
-      <w:proofErr w:type="spellStart"/>
-      <w:r>
-        <w:rPr>
-          <w:lang w:val="es-419" w:eastAsia="es-CO"/>
-        </w:rPr>
-        <w:t>Norvig</w:t>
-      </w:r>
-      <w:proofErr w:type="spellEnd"/>
-      <w:r>
-        <w:rPr>
-          <w:lang w:val="es-419" w:eastAsia="es-CO"/>
-        </w:rPr>
-        <w:t xml:space="preserve"> (2021), autores de uno de los textos de referencia mundial en el área, definen un sistema inteligente como aquel que percibe su entorno mediante sensores y actúa sobre dicho entorno a través de actuadores, con el fin de maximizar el logro de un objetivo. Esta definición es lo suficientemente amplia para incluir desde un termostato programable hasta un automóvil autónomo o un asistente conversacional avanzado. Los sistemas de inteligencia artificial se distinguen por las siguientes acciones, siempre dentro de los límites definidos por sus diseñadores:</w:t>
+        <w:t>Russell y Norvig (2021), autores de uno de los textos de referencia mundial en el área, definen un sistema inteligente como aquel que percibe su entorno mediante sensores y actúa sobre dicho entorno a través de actuadores, con el fin de maximizar el logro de un objetivo. Esta definición es lo suficientemente amplia para incluir desde un termostato programable hasta un automóvil autónomo o un asistente conversacional avanzado. Los sistemas de inteligencia artificial se distinguen por las siguientes acciones, siempre dentro de los límites definidos por sus diseñadores:</w:t>
       </w:r>
     </w:p>
     <w:p>
@@ -3605,7 +3591,7 @@
       <w:pPr>
         <w:pStyle w:val="Ttulo2"/>
       </w:pPr>
-      <w:bookmarkStart w:id="2" w:name="_Toc240556746"/>
+      <w:bookmarkStart w:id="2" w:name="_Toc240989270"/>
       <w:r>
         <w:t>Aplicaciones de la inteligencia artificial</w:t>
       </w:r>
@@ -3938,7 +3924,6 @@
         </w:rPr>
         <w:t xml:space="preserve">Ejemplo: </w:t>
       </w:r>
-      <w:proofErr w:type="spellStart"/>
       <w:r>
         <w:rPr>
           <w:rStyle w:val="Extranjerismo"/>
@@ -3946,7 +3931,6 @@
         </w:rPr>
         <w:t>bots</w:t>
       </w:r>
-      <w:proofErr w:type="spellEnd"/>
       <w:r>
         <w:rPr>
           <w:lang w:val="es-419" w:eastAsia="es-CO"/>
@@ -4313,7 +4297,6 @@
         </w:rPr>
         <w:t xml:space="preserve">Primer </w:t>
       </w:r>
-      <w:proofErr w:type="spellStart"/>
       <w:r>
         <w:rPr>
           <w:rStyle w:val="Extranjerismo"/>
@@ -4321,7 +4304,6 @@
         </w:rPr>
         <w:t>chatbot</w:t>
       </w:r>
-      <w:proofErr w:type="spellEnd"/>
       <w:r>
         <w:rPr>
           <w:rStyle w:val="Extranjerismo"/>
@@ -4353,18 +4335,8 @@
           <w:bCs/>
           <w:lang w:val="es-419" w:eastAsia="es-CO"/>
         </w:rPr>
-        <w:t xml:space="preserve">1997 - Deep Blue derrota a </w:t>
-      </w:r>
-      <w:proofErr w:type="spellStart"/>
-      <w:r>
-        <w:rPr>
-          <w:b/>
-          <w:bCs/>
-          <w:lang w:val="es-419" w:eastAsia="es-CO"/>
-        </w:rPr>
-        <w:t>Kasparov</w:t>
-      </w:r>
-      <w:proofErr w:type="spellEnd"/>
+        <w:t>1997 - Deep Blue derrota a Kasparov</w:t>
+      </w:r>
       <w:r>
         <w:rPr>
           <w:b/>
@@ -4405,25 +4377,7 @@
           <w:bCs/>
           <w:lang w:val="es-419" w:eastAsia="es-CO"/>
         </w:rPr>
-        <w:t xml:space="preserve">2011 - IBM Watson en </w:t>
-      </w:r>
-      <w:proofErr w:type="spellStart"/>
-      <w:r>
-        <w:rPr>
-          <w:b/>
-          <w:bCs/>
-          <w:lang w:val="es-419" w:eastAsia="es-CO"/>
-        </w:rPr>
-        <w:t>Jeopardy</w:t>
-      </w:r>
-      <w:proofErr w:type="spellEnd"/>
-      <w:r>
-        <w:rPr>
-          <w:b/>
-          <w:bCs/>
-          <w:lang w:val="es-419" w:eastAsia="es-CO"/>
-        </w:rPr>
-        <w:t>!</w:t>
+        <w:t>2011 - IBM Watson en Jeopardy!</w:t>
       </w:r>
       <w:r>
         <w:rPr>
@@ -4463,18 +4417,8 @@
           <w:bCs/>
           <w:lang w:val="es-419" w:eastAsia="es-CO"/>
         </w:rPr>
-        <w:t xml:space="preserve">2016 - </w:t>
-      </w:r>
-      <w:proofErr w:type="spellStart"/>
-      <w:r>
-        <w:rPr>
-          <w:b/>
-          <w:bCs/>
-          <w:lang w:val="es-419" w:eastAsia="es-CO"/>
-        </w:rPr>
-        <w:t>AlphaGo</w:t>
-      </w:r>
-      <w:proofErr w:type="spellEnd"/>
+        <w:t>2016 - AlphaGo</w:t>
+      </w:r>
       <w:r>
         <w:rPr>
           <w:lang w:val="es-419" w:eastAsia="es-CO"/>
@@ -4493,21 +4437,7 @@
         <w:rPr>
           <w:lang w:val="es-419" w:eastAsia="es-CO"/>
         </w:rPr>
-        <w:t xml:space="preserve">Vence al campeón mundial de </w:t>
-      </w:r>
-      <w:proofErr w:type="spellStart"/>
-      <w:r>
-        <w:rPr>
-          <w:lang w:val="es-419" w:eastAsia="es-CO"/>
-        </w:rPr>
-        <w:t>Go</w:t>
-      </w:r>
-      <w:proofErr w:type="spellEnd"/>
-      <w:r>
-        <w:rPr>
-          <w:lang w:val="es-419" w:eastAsia="es-CO"/>
-        </w:rPr>
-        <w:t>, juego considerado intratable computacionalmente.</w:t>
+        <w:t>Vence al campeón mundial de Go, juego considerado intratable computacionalmente.</w:t>
       </w:r>
     </w:p>
     <w:p>
@@ -4527,18 +4457,8 @@
           <w:bCs/>
           <w:lang w:val="es-419" w:eastAsia="es-CO"/>
         </w:rPr>
-        <w:t xml:space="preserve">2022 - </w:t>
-      </w:r>
-      <w:proofErr w:type="spellStart"/>
-      <w:r>
-        <w:rPr>
-          <w:b/>
-          <w:bCs/>
-          <w:lang w:val="es-419" w:eastAsia="es-CO"/>
-        </w:rPr>
-        <w:t>ChatGPT</w:t>
-      </w:r>
-      <w:proofErr w:type="spellEnd"/>
+        <w:t>2022 - ChatGPT</w:t>
+      </w:r>
     </w:p>
     <w:p>
       <w:pPr>
@@ -4624,7 +4544,7 @@
       <w:pPr>
         <w:pStyle w:val="Ttulo1"/>
       </w:pPr>
-      <w:bookmarkStart w:id="3" w:name="_Toc240556747"/>
+      <w:bookmarkStart w:id="3" w:name="_Toc240989271"/>
       <w:r>
         <w:lastRenderedPageBreak/>
         <w:t>Procesamiento del lenguaje natural</w:t>
@@ -4679,7 +4599,7 @@
       <w:pPr>
         <w:pStyle w:val="Ttulo2"/>
       </w:pPr>
-      <w:bookmarkStart w:id="4" w:name="_Toc240556748"/>
+      <w:bookmarkStart w:id="4" w:name="_Toc240989272"/>
       <w:r>
         <w:t>Concepto y principios</w:t>
       </w:r>
@@ -4856,7 +4776,6 @@
           <w:lang w:val="es-419" w:eastAsia="es-CO"/>
         </w:rPr>
       </w:pPr>
-      <w:proofErr w:type="spellStart"/>
       <w:r>
         <w:rPr>
           <w:b/>
@@ -4865,7 +4784,6 @@
         </w:rPr>
         <w:t>Tokenización</w:t>
       </w:r>
-      <w:proofErr w:type="spellEnd"/>
     </w:p>
     <w:p>
       <w:pPr>
@@ -5408,21 +5326,7 @@
         <w:rPr>
           <w:lang w:val="es-419" w:eastAsia="es-CO"/>
         </w:rPr>
-        <w:t xml:space="preserve"> bancario el mensaje «quiero saber el saldo de mi cuenta de ahorros», el sistema primero </w:t>
-      </w:r>
-      <w:proofErr w:type="spellStart"/>
-      <w:r>
-        <w:rPr>
-          <w:lang w:val="es-419" w:eastAsia="es-CO"/>
-        </w:rPr>
-        <w:t>tokeniza</w:t>
-      </w:r>
-      <w:proofErr w:type="spellEnd"/>
-      <w:r>
-        <w:rPr>
-          <w:lang w:val="es-419" w:eastAsia="es-CO"/>
-        </w:rPr>
-        <w:t xml:space="preserve"> el texto en palabras individuales; luego identifica las categorías gramaticales y la estructura de la oración; reconoce «cuenta de ahorros» como una entidad de tipo producto financiero; e infiere que la intención del usuario corresponde a una consulta de saldo. Solo entonces el </w:t>
+        <w:t xml:space="preserve"> bancario el mensaje «quiero saber el saldo de mi cuenta de ahorros», el sistema primero tokeniza el texto en palabras individuales; luego identifica las categorías gramaticales y la estructura de la oración; reconoce «cuenta de ahorros» como una entidad de tipo producto financiero; e infiere que la intención del usuario corresponde a una consulta de saldo. Solo entonces el </w:t>
       </w:r>
       <w:r>
         <w:rPr>
@@ -5448,7 +5352,7 @@
       <w:pPr>
         <w:pStyle w:val="Ttulo2"/>
       </w:pPr>
-      <w:bookmarkStart w:id="5" w:name="_Toc240556749"/>
+      <w:bookmarkStart w:id="5" w:name="_Toc240989273"/>
       <w:r>
         <w:t>Aplicaciones del procesamiento del lenguaje natural</w:t>
       </w:r>
@@ -5477,49 +5381,7 @@
         <w:rPr>
           <w:lang w:val="es-419" w:eastAsia="es-CO"/>
         </w:rPr>
-        <w:t xml:space="preserve">Entre las aplicaciones más conocidas se encuentran los asistentes virtuales como Siri, Alexa o Google </w:t>
-      </w:r>
-      <w:proofErr w:type="spellStart"/>
-      <w:r>
-        <w:rPr>
-          <w:lang w:val="es-419" w:eastAsia="es-CO"/>
-        </w:rPr>
-        <w:t>Assistant</w:t>
-      </w:r>
-      <w:proofErr w:type="spellEnd"/>
-      <w:r>
-        <w:rPr>
-          <w:lang w:val="es-419" w:eastAsia="es-CO"/>
-        </w:rPr>
-        <w:t xml:space="preserve">, que comprenden órdenes verbales en lenguaje natural. Los traductores automáticos como Google </w:t>
-      </w:r>
-      <w:proofErr w:type="spellStart"/>
-      <w:r>
-        <w:rPr>
-          <w:lang w:val="es-419" w:eastAsia="es-CO"/>
-        </w:rPr>
-        <w:t>Translate</w:t>
-      </w:r>
-      <w:proofErr w:type="spellEnd"/>
-      <w:r>
-        <w:rPr>
-          <w:lang w:val="es-419" w:eastAsia="es-CO"/>
-        </w:rPr>
-        <w:t xml:space="preserve"> o </w:t>
-      </w:r>
-      <w:proofErr w:type="spellStart"/>
-      <w:r>
-        <w:rPr>
-          <w:lang w:val="es-419" w:eastAsia="es-CO"/>
-        </w:rPr>
-        <w:t>DeepL</w:t>
-      </w:r>
-      <w:proofErr w:type="spellEnd"/>
-      <w:r>
-        <w:rPr>
-          <w:lang w:val="es-419" w:eastAsia="es-CO"/>
-        </w:rPr>
-        <w:t xml:space="preserve"> utilizan modelos avanzados para convertir texto entre idiomas con calidad cada vez más cercana a la traducción humana. Los correctores ortográficos y gramaticales analizan el texto a medida que el usuario escribe y proponen correcciones contextuales. El análisis de sentimientos en redes sociales y reseñas permite a las empresas conocer la percepción del público sobre sus productos y servicios.</w:t>
+        <w:t>Entre las aplicaciones más conocidas se encuentran los asistentes virtuales como Siri, Alexa o Google Assistant, que comprenden órdenes verbales en lenguaje natural. Los traductores automáticos como Google Translate o DeepL utilizan modelos avanzados para convertir texto entre idiomas con calidad cada vez más cercana a la traducción humana. Los correctores ortográficos y gramaticales analizan el texto a medida que el usuario escribe y proponen correcciones contextuales. El análisis de sentimientos en redes sociales y reseñas permite a las empresas conocer la percepción del público sobre sus productos y servicios.</w:t>
       </w:r>
     </w:p>
     <w:p>
@@ -6313,7 +6175,7 @@
       <w:pPr>
         <w:pStyle w:val="Ttulo1"/>
       </w:pPr>
-      <w:bookmarkStart w:id="6" w:name="_Toc240556750"/>
+      <w:bookmarkStart w:id="6" w:name="_Toc240989274"/>
       <w:r>
         <w:rPr>
           <w:rStyle w:val="Extranjerismo"/>
@@ -6371,7 +6233,7 @@
       <w:pPr>
         <w:pStyle w:val="Ttulo2"/>
       </w:pPr>
-      <w:bookmarkStart w:id="7" w:name="_Toc240556751"/>
+      <w:bookmarkStart w:id="7" w:name="_Toc240989275"/>
       <w:r>
         <w:t>Concepto y principios de funcionamiento</w:t>
       </w:r>
@@ -6454,21 +6316,7 @@
         <w:rPr>
           <w:lang w:val="es-419" w:eastAsia="es-CO"/>
         </w:rPr>
-        <w:t xml:space="preserve"> reconocido fue ELIZA, desarrollado en 1966 por Joseph </w:t>
-      </w:r>
-      <w:proofErr w:type="spellStart"/>
-      <w:r>
-        <w:rPr>
-          <w:lang w:val="es-419" w:eastAsia="es-CO"/>
-        </w:rPr>
-        <w:t>Weizenbaum</w:t>
-      </w:r>
-      <w:proofErr w:type="spellEnd"/>
-      <w:r>
-        <w:rPr>
-          <w:lang w:val="es-419" w:eastAsia="es-CO"/>
-        </w:rPr>
-        <w:t xml:space="preserve"> en el MIT. ELIZA simulaba un terapeuta y, aunque su funcionamiento se basaba en sustitución de patrones simples, demostró por primera vez la viabilidad de una conversación entre humano y máquina. Décadas más tarde, con la masificación de internet, el auge de la mensajería instantánea y los avances en inteligencia artificial, los </w:t>
+        <w:t xml:space="preserve"> reconocido fue ELIZA, desarrollado en 1966 por Joseph Weizenbaum en el MIT. ELIZA simulaba un terapeuta y, aunque su funcionamiento se basaba en sustitución de patrones simples, demostró por primera vez la viabilidad de una conversación entre humano y máquina. Décadas más tarde, con la masificación de internet, el auge de la mensajería instantánea y los avances en inteligencia artificial, los </w:t>
       </w:r>
       <w:r>
         <w:rPr>
@@ -6723,7 +6571,7 @@
       <w:pPr>
         <w:pStyle w:val="Ttulo2"/>
       </w:pPr>
-      <w:bookmarkStart w:id="8" w:name="_Toc240556752"/>
+      <w:bookmarkStart w:id="8" w:name="_Toc240989276"/>
       <w:r>
         <w:t xml:space="preserve">Tipos de </w:t>
       </w:r>
@@ -7508,21 +7356,7 @@
         <w:rPr>
           <w:lang w:val="es-419" w:eastAsia="es-CO"/>
         </w:rPr>
-        <w:t xml:space="preserve">Siri, Alexa y Google </w:t>
-      </w:r>
-      <w:proofErr w:type="spellStart"/>
-      <w:r>
-        <w:rPr>
-          <w:lang w:val="es-419" w:eastAsia="es-CO"/>
-        </w:rPr>
-        <w:t>Assistant</w:t>
-      </w:r>
-      <w:proofErr w:type="spellEnd"/>
-      <w:r>
-        <w:rPr>
-          <w:lang w:val="es-419" w:eastAsia="es-CO"/>
-        </w:rPr>
-        <w:t xml:space="preserve"> son ejemplos de asistentes virtuales; los</w:t>
+        <w:t>Siri, Alexa y Google Assistant son ejemplos de asistentes virtuales; los</w:t>
       </w:r>
       <w:r>
         <w:rPr>
@@ -8886,7 +8720,7 @@
       <w:pPr>
         <w:pStyle w:val="Ttulo1"/>
       </w:pPr>
-      <w:bookmarkStart w:id="9" w:name="_Toc240556753"/>
+      <w:bookmarkStart w:id="9" w:name="_Toc240989277"/>
       <w:r>
         <w:lastRenderedPageBreak/>
         <w:t xml:space="preserve">Ventajas y aplicaciones de los </w:t>
@@ -8947,7 +8781,7 @@
       <w:pPr>
         <w:pStyle w:val="Ttulo2"/>
       </w:pPr>
-      <w:bookmarkStart w:id="10" w:name="_Toc240556754"/>
+      <w:bookmarkStart w:id="10" w:name="_Toc240989278"/>
       <w:r>
         <w:t>Ventajas para las organizaciones y los usuarios</w:t>
       </w:r>
@@ -9357,7 +9191,7 @@
       <w:pPr>
         <w:pStyle w:val="Ttulo2"/>
       </w:pPr>
-      <w:bookmarkStart w:id="11" w:name="_Toc240556755"/>
+      <w:bookmarkStart w:id="11" w:name="_Toc240989279"/>
       <w:r>
         <w:t>Aplicaciones por sector</w:t>
       </w:r>
@@ -9701,19 +9535,11 @@
               </w:rPr>
               <w:t xml:space="preserve">Agendamiento de citas, recordatorios, primer </w:t>
             </w:r>
-            <w:proofErr w:type="spellStart"/>
             <w:r>
               <w:rPr>
                 <w:rStyle w:val="Extranjerismo"/>
               </w:rPr>
-              <w:t>triaje</w:t>
-            </w:r>
-            <w:proofErr w:type="spellEnd"/>
-            <w:r>
-              <w:rPr>
-                <w:rStyle w:val="Extranjerismo"/>
-              </w:rPr>
-              <w:t xml:space="preserve"> </w:t>
+              <w:t xml:space="preserve">triaje </w:t>
             </w:r>
             <w:r>
               <w:rPr>
@@ -10249,21 +10075,12 @@
         </w:rPr>
         <w:t xml:space="preserve">Porcentaje de mensajes del usuario que el </w:t>
       </w:r>
-      <w:proofErr w:type="spellStart"/>
       <w:r>
         <w:rPr>
           <w:rStyle w:val="Extranjerismo"/>
           <w:lang w:val="es-419" w:eastAsia="es-CO"/>
         </w:rPr>
-        <w:t>chatbot</w:t>
-      </w:r>
-      <w:proofErr w:type="spellEnd"/>
-      <w:r>
-        <w:rPr>
-          <w:rStyle w:val="Extranjerismo"/>
-          <w:lang w:val="es-419" w:eastAsia="es-CO"/>
-        </w:rPr>
-        <w:t xml:space="preserve"> </w:t>
+        <w:t xml:space="preserve">chatbot </w:t>
       </w:r>
       <w:r>
         <w:rPr>
@@ -10476,21 +10293,12 @@
         </w:rPr>
         <w:t xml:space="preserve"> entre 1 y 3 minutos para </w:t>
       </w:r>
-      <w:proofErr w:type="spellStart"/>
       <w:r>
         <w:rPr>
           <w:rStyle w:val="Extranjerismo"/>
           <w:lang w:val="es-419" w:eastAsia="es-CO"/>
         </w:rPr>
-        <w:t>chatbots</w:t>
-      </w:r>
-      <w:proofErr w:type="spellEnd"/>
-      <w:r>
-        <w:rPr>
-          <w:rStyle w:val="Extranjerismo"/>
-          <w:lang w:val="es-419" w:eastAsia="es-CO"/>
-        </w:rPr>
-        <w:t xml:space="preserve"> </w:t>
+        <w:t xml:space="preserve">chatbots </w:t>
       </w:r>
       <w:r>
         <w:rPr>
@@ -10539,23 +10347,7 @@
           <w:rStyle w:val="Extranjerismo"/>
           <w:lang w:val="es-419" w:eastAsia="es-CO"/>
         </w:rPr>
-        <w:t xml:space="preserve"> </w:t>
-      </w:r>
-      <w:proofErr w:type="spellStart"/>
-      <w:r>
-        <w:rPr>
-          <w:rStyle w:val="Extranjerismo"/>
-          <w:lang w:val="es-419" w:eastAsia="es-CO"/>
-        </w:rPr>
-        <w:t>chatbot</w:t>
-      </w:r>
-      <w:proofErr w:type="spellEnd"/>
-      <w:r>
-        <w:rPr>
-          <w:rStyle w:val="Extranjerismo"/>
-          <w:lang w:val="es-419" w:eastAsia="es-CO"/>
-        </w:rPr>
-        <w:t>.</w:t>
+        <w:t xml:space="preserve"> chatbot.</w:t>
       </w:r>
     </w:p>
     <w:p>
@@ -10615,21 +10407,12 @@
         </w:rPr>
         <w:t xml:space="preserve">Porcentaje de los temas relevantes que el </w:t>
       </w:r>
-      <w:proofErr w:type="spellStart"/>
       <w:r>
         <w:rPr>
           <w:rStyle w:val="Extranjerismo"/>
           <w:lang w:val="es-419" w:eastAsia="es-CO"/>
         </w:rPr>
-        <w:t>chatbot</w:t>
-      </w:r>
-      <w:proofErr w:type="spellEnd"/>
-      <w:r>
-        <w:rPr>
-          <w:rStyle w:val="Extranjerismo"/>
-          <w:lang w:val="es-419" w:eastAsia="es-CO"/>
-        </w:rPr>
-        <w:t xml:space="preserve"> </w:t>
+        <w:t xml:space="preserve">chatbot </w:t>
       </w:r>
       <w:r>
         <w:rPr>
@@ -10729,7 +10512,7 @@
       <w:pPr>
         <w:pStyle w:val="Ttulo1"/>
       </w:pPr>
-      <w:bookmarkStart w:id="12" w:name="_Toc240556756"/>
+      <w:bookmarkStart w:id="12" w:name="_Toc240989280"/>
       <w:r>
         <w:lastRenderedPageBreak/>
         <w:t xml:space="preserve">Herramientas de </w:t>
@@ -10799,7 +10582,7 @@
       <w:pPr>
         <w:pStyle w:val="Ttulo2"/>
       </w:pPr>
-      <w:bookmarkStart w:id="13" w:name="_Toc240556757"/>
+      <w:bookmarkStart w:id="13" w:name="_Toc240989281"/>
       <w:r>
         <w:t>Concepto y tipos de plataformas</w:t>
       </w:r>
@@ -11186,7 +10969,6 @@
                 <w:lang w:val="es-ES_tradnl"/>
               </w:rPr>
             </w:pPr>
-            <w:proofErr w:type="spellStart"/>
             <w:r>
               <w:rPr>
                 <w:color w:val="000000"/>
@@ -11194,7 +10976,6 @@
               </w:rPr>
               <w:t>Landbot</w:t>
             </w:r>
-            <w:proofErr w:type="spellEnd"/>
             <w:r>
               <w:rPr>
                 <w:color w:val="000000"/>
@@ -11282,7 +11063,6 @@
                 <w:lang w:val="es-ES_tradnl"/>
               </w:rPr>
             </w:pPr>
-            <w:proofErr w:type="spellStart"/>
             <w:r>
               <w:rPr>
                 <w:color w:val="000000"/>
@@ -11290,7 +11070,6 @@
               </w:rPr>
               <w:t>ManyChat</w:t>
             </w:r>
-            <w:proofErr w:type="spellEnd"/>
             <w:r>
               <w:rPr>
                 <w:color w:val="000000"/>
@@ -11368,7 +11147,6 @@
                 <w:lang w:val="es-ES_tradnl"/>
               </w:rPr>
             </w:pPr>
-            <w:proofErr w:type="spellStart"/>
             <w:r>
               <w:rPr>
                 <w:color w:val="000000"/>
@@ -11376,7 +11154,6 @@
               </w:rPr>
               <w:t>Tidio</w:t>
             </w:r>
-            <w:proofErr w:type="spellEnd"/>
             <w:r>
               <w:rPr>
                 <w:color w:val="000000"/>
@@ -11490,7 +11267,6 @@
                 <w:lang w:val="es-ES_tradnl"/>
               </w:rPr>
             </w:pPr>
-            <w:proofErr w:type="spellStart"/>
             <w:r>
               <w:rPr>
                 <w:color w:val="000000"/>
@@ -11499,7 +11275,6 @@
               <w:lastRenderedPageBreak/>
               <w:t>Botpress</w:t>
             </w:r>
-            <w:proofErr w:type="spellEnd"/>
             <w:r>
               <w:rPr>
                 <w:color w:val="000000"/>
@@ -11591,7 +11366,6 @@
                 <w:lang w:val="es-ES_tradnl"/>
               </w:rPr>
             </w:pPr>
-            <w:proofErr w:type="spellStart"/>
             <w:r>
               <w:rPr>
                 <w:color w:val="000000"/>
@@ -11599,7 +11373,6 @@
               </w:rPr>
               <w:t>Dialogflow</w:t>
             </w:r>
-            <w:proofErr w:type="spellEnd"/>
             <w:r>
               <w:rPr>
                 <w:color w:val="000000"/>
@@ -11848,37 +11621,12 @@
                 <w:lang w:val="es-ES_tradnl"/>
               </w:rPr>
             </w:pPr>
-            <w:proofErr w:type="spellStart"/>
             <w:r>
               <w:rPr>
                 <w:color w:val="000000"/>
                 <w:lang w:val="es-ES_tradnl"/>
               </w:rPr>
-              <w:t>Zendesk</w:t>
-            </w:r>
-            <w:proofErr w:type="spellEnd"/>
-            <w:r>
-              <w:rPr>
-                <w:color w:val="000000"/>
-                <w:lang w:val="es-ES_tradnl"/>
-              </w:rPr>
-              <w:t xml:space="preserve"> </w:t>
-            </w:r>
-            <w:proofErr w:type="spellStart"/>
-            <w:r>
-              <w:rPr>
-                <w:color w:val="000000"/>
-                <w:lang w:val="es-ES_tradnl"/>
-              </w:rPr>
-              <w:t>Answer</w:t>
-            </w:r>
-            <w:proofErr w:type="spellEnd"/>
-            <w:r>
-              <w:rPr>
-                <w:color w:val="000000"/>
-                <w:lang w:val="es-ES_tradnl"/>
-              </w:rPr>
-              <w:t xml:space="preserve"> Bot</w:t>
+              <w:t>Zendesk Answer Bot</w:t>
             </w:r>
             <w:r>
               <w:rPr>
@@ -11924,38 +11672,13 @@
                 <w:color w:val="000000"/>
                 <w:lang w:val="es-ES_tradnl"/>
               </w:rPr>
-              <w:t xml:space="preserve">Integrado al ecosistema de servicio al cliente de </w:t>
-            </w:r>
-            <w:proofErr w:type="spellStart"/>
-            <w:r>
-              <w:rPr>
-                <w:color w:val="000000"/>
-                <w:lang w:val="es-ES_tradnl"/>
-              </w:rPr>
-              <w:t>Zendesk</w:t>
-            </w:r>
-            <w:proofErr w:type="spellEnd"/>
-            <w:r>
-              <w:rPr>
-                <w:color w:val="000000"/>
-                <w:lang w:val="es-ES_tradnl"/>
-              </w:rPr>
-              <w:t>.</w:t>
+              <w:t>Integrado al ecosistema de servicio al cliente de Zendesk.</w:t>
             </w:r>
           </w:p>
         </w:tc>
       </w:tr>
     </w:tbl>
-    <w:p>
-      <w:pPr>
-        <w:pStyle w:val="Ttulo2"/>
-        <w:numPr>
-          <w:ilvl w:val="0"/>
-          <w:numId w:val="0"/>
-        </w:numPr>
-        <w:ind w:left="357"/>
-      </w:pPr>
-    </w:p>
+    <w:p/>
     <w:p>
       <w:pPr>
         <w:spacing w:before="0" w:after="160" w:line="259" w:lineRule="auto"/>
@@ -11979,7 +11702,7 @@
       <w:pPr>
         <w:pStyle w:val="Ttulo2"/>
       </w:pPr>
-      <w:bookmarkStart w:id="14" w:name="_Toc240556758"/>
+      <w:bookmarkStart w:id="14" w:name="_Toc240989282"/>
       <w:r>
         <w:lastRenderedPageBreak/>
         <w:t>Criterios de selección de la plataforma</w:t>
@@ -12045,21 +11768,7 @@
         <w:rPr>
           <w:lang w:val="es-419" w:eastAsia="es-CO"/>
         </w:rPr>
-        <w:t xml:space="preserve"> puede ser suficiente y facilitar una puesta en marcha rápida. Cuando se requieren integraciones con sistemas internos, mayor personalización o control sobre los datos, conviene considerar soluciones que ofrezcan </w:t>
-      </w:r>
-      <w:proofErr w:type="spellStart"/>
-      <w:r>
-        <w:rPr>
-          <w:lang w:val="es-419" w:eastAsia="es-CO"/>
-        </w:rPr>
-        <w:t>APIs</w:t>
-      </w:r>
-      <w:proofErr w:type="spellEnd"/>
-      <w:r>
-        <w:rPr>
-          <w:lang w:val="es-419" w:eastAsia="es-CO"/>
-        </w:rPr>
-        <w:t>, conectores empresariales o posibilidades de desarrollo mediante código.</w:t>
+        <w:t xml:space="preserve"> puede ser suficiente y facilitar una puesta en marcha rápida. Cuando se requieren integraciones con sistemas internos, mayor personalización o control sobre los datos, conviene considerar soluciones que ofrezcan APIs, conectores empresariales o posibilidades de desarrollo mediante código.</w:t>
       </w:r>
     </w:p>
     <w:p>
@@ -12154,21 +11863,7 @@
         <w:rPr>
           <w:lang w:val="es-419" w:eastAsia="es-CO"/>
         </w:rPr>
-        <w:t xml:space="preserve">, WhatsApp, Messenger, Instagram, </w:t>
-      </w:r>
-      <w:proofErr w:type="spellStart"/>
-      <w:r>
-        <w:rPr>
-          <w:lang w:val="es-419" w:eastAsia="es-CO"/>
-        </w:rPr>
-        <w:t>Telegram</w:t>
-      </w:r>
-      <w:proofErr w:type="spellEnd"/>
-      <w:r>
-        <w:rPr>
-          <w:lang w:val="es-419" w:eastAsia="es-CO"/>
-        </w:rPr>
-        <w:t>, mensajes de texto o sistemas de interacción por voz.</w:t>
+        <w:t>, WhatsApp, Messenger, Instagram, Telegram, mensajes de texto o sistemas de interacción por voz.</w:t>
       </w:r>
     </w:p>
     <w:p>
@@ -12592,28 +12287,12 @@
                 <w:lang w:val="es-ES_tradnl"/>
               </w:rPr>
             </w:pPr>
-            <w:proofErr w:type="spellStart"/>
-            <w:r>
-              <w:rPr>
-                <w:lang w:val="es-ES_tradnl"/>
-              </w:rPr>
-              <w:t>Tidio</w:t>
-            </w:r>
-            <w:proofErr w:type="spellEnd"/>
-            <w:r>
-              <w:rPr>
-                <w:lang w:val="es-ES_tradnl"/>
-              </w:rPr>
-              <w:t xml:space="preserve"> o </w:t>
-            </w:r>
-            <w:proofErr w:type="spellStart"/>
-            <w:r>
-              <w:rPr>
-                <w:lang w:val="es-ES_tradnl"/>
-              </w:rPr>
-              <w:t>Landbot</w:t>
-            </w:r>
-            <w:proofErr w:type="spellEnd"/>
+            <w:r>
+              <w:rPr>
+                <w:lang w:val="es-ES_tradnl"/>
+              </w:rPr>
+              <w:t>Tidio o Landbot</w:t>
+            </w:r>
             <w:r>
               <w:rPr>
                 <w:lang w:val="es-ES_tradnl"/>
@@ -12673,28 +12352,12 @@
                 <w:lang w:val="es-ES_tradnl"/>
               </w:rPr>
             </w:pPr>
-            <w:proofErr w:type="spellStart"/>
-            <w:r>
-              <w:rPr>
-                <w:lang w:val="es-ES_tradnl"/>
-              </w:rPr>
-              <w:t>ManyChat</w:t>
-            </w:r>
-            <w:proofErr w:type="spellEnd"/>
-            <w:r>
-              <w:rPr>
-                <w:lang w:val="es-ES_tradnl"/>
-              </w:rPr>
-              <w:t xml:space="preserve"> o </w:t>
-            </w:r>
-            <w:proofErr w:type="spellStart"/>
-            <w:r>
-              <w:rPr>
-                <w:lang w:val="es-ES_tradnl"/>
-              </w:rPr>
-              <w:t>Landbot</w:t>
-            </w:r>
-            <w:proofErr w:type="spellEnd"/>
+            <w:r>
+              <w:rPr>
+                <w:lang w:val="es-ES_tradnl"/>
+              </w:rPr>
+              <w:t>ManyChat o Landbot</w:t>
+            </w:r>
             <w:r>
               <w:rPr>
                 <w:lang w:val="es-ES_tradnl"/>
@@ -12757,28 +12420,12 @@
                 <w:lang w:val="es-ES_tradnl"/>
               </w:rPr>
             </w:pPr>
-            <w:proofErr w:type="spellStart"/>
-            <w:r>
-              <w:rPr>
-                <w:lang w:val="es-ES_tradnl"/>
-              </w:rPr>
-              <w:t>Dialogflow</w:t>
-            </w:r>
-            <w:proofErr w:type="spellEnd"/>
-            <w:r>
-              <w:rPr>
-                <w:lang w:val="es-ES_tradnl"/>
-              </w:rPr>
-              <w:t xml:space="preserve"> o </w:t>
-            </w:r>
-            <w:proofErr w:type="spellStart"/>
-            <w:r>
-              <w:rPr>
-                <w:lang w:val="es-ES_tradnl"/>
-              </w:rPr>
-              <w:t>Botpress</w:t>
-            </w:r>
-            <w:proofErr w:type="spellEnd"/>
+            <w:r>
+              <w:rPr>
+                <w:lang w:val="es-ES_tradnl"/>
+              </w:rPr>
+              <w:t>Dialogflow o Botpress</w:t>
+            </w:r>
             <w:r>
               <w:rPr>
                 <w:lang w:val="es-ES_tradnl"/>
@@ -12802,21 +12449,7 @@
               <w:rPr>
                 <w:lang w:val="es-ES_tradnl"/>
               </w:rPr>
-              <w:t xml:space="preserve">Soporte para integraciones con </w:t>
-            </w:r>
-            <w:proofErr w:type="spellStart"/>
-            <w:r>
-              <w:rPr>
-                <w:lang w:val="es-ES_tradnl"/>
-              </w:rPr>
-              <w:t>APIs</w:t>
-            </w:r>
-            <w:proofErr w:type="spellEnd"/>
-            <w:r>
-              <w:rPr>
-                <w:lang w:val="es-ES_tradnl"/>
-              </w:rPr>
-              <w:t xml:space="preserve"> y motor de comprensión robusto.</w:t>
+              <w:t>Soporte para integraciones con APIs y motor de comprensión robusto.</w:t>
             </w:r>
           </w:p>
         </w:tc>
@@ -12925,30 +12558,8 @@
               <w:rPr>
                 <w:lang w:val="es-ES_tradnl"/>
               </w:rPr>
-              <w:t xml:space="preserve">Rasa Open </w:t>
-            </w:r>
-            <w:proofErr w:type="spellStart"/>
-            <w:r>
-              <w:rPr>
-                <w:lang w:val="es-ES_tradnl"/>
-              </w:rPr>
-              <w:t>Source</w:t>
-            </w:r>
-            <w:proofErr w:type="spellEnd"/>
-            <w:r>
-              <w:rPr>
-                <w:lang w:val="es-ES_tradnl"/>
-              </w:rPr>
-              <w:t xml:space="preserve"> o </w:t>
-            </w:r>
-            <w:proofErr w:type="spellStart"/>
-            <w:r>
-              <w:rPr>
-                <w:lang w:val="es-ES_tradnl"/>
-              </w:rPr>
-              <w:t>Botpress</w:t>
-            </w:r>
-            <w:proofErr w:type="spellEnd"/>
+              <w:t>Rasa Open Source o Botpress</w:t>
+            </w:r>
             <w:r>
               <w:rPr>
                 <w:lang w:val="es-ES_tradnl"/>
@@ -13008,49 +12619,7 @@
         <w:rPr>
           <w:lang w:val="es-419" w:eastAsia="es-CO"/>
         </w:rPr>
-        <w:t xml:space="preserve">Un aspecto adicional a considerar al elegir una plataforma es el ecosistema de integraciones disponibles. Las plataformas más maduras suelen contar con conectores nativos a las herramientas empresariales más usadas: sistemas de gestión de relaciones con clientes como Salesforce, HubSpot o Zoho; sistemas de gestión empresarial como SAP u Oracle; herramientas de mensajería como </w:t>
-      </w:r>
-      <w:proofErr w:type="spellStart"/>
-      <w:r>
-        <w:rPr>
-          <w:lang w:val="es-419" w:eastAsia="es-CO"/>
-        </w:rPr>
-        <w:t>Slack</w:t>
-      </w:r>
-      <w:proofErr w:type="spellEnd"/>
-      <w:r>
-        <w:rPr>
-          <w:lang w:val="es-419" w:eastAsia="es-CO"/>
-        </w:rPr>
-        <w:t xml:space="preserve"> o Microsoft </w:t>
-      </w:r>
-      <w:proofErr w:type="spellStart"/>
-      <w:r>
-        <w:rPr>
-          <w:lang w:val="es-419" w:eastAsia="es-CO"/>
-        </w:rPr>
-        <w:t>Teams</w:t>
-      </w:r>
-      <w:proofErr w:type="spellEnd"/>
-      <w:r>
-        <w:rPr>
-          <w:lang w:val="es-419" w:eastAsia="es-CO"/>
-        </w:rPr>
-        <w:t xml:space="preserve">; plataformas de comercio electrónico como Shopify o </w:t>
-      </w:r>
-      <w:proofErr w:type="spellStart"/>
-      <w:r>
-        <w:rPr>
-          <w:lang w:val="es-419" w:eastAsia="es-CO"/>
-        </w:rPr>
-        <w:t>WooCommerce</w:t>
-      </w:r>
-      <w:proofErr w:type="spellEnd"/>
-      <w:r>
-        <w:rPr>
-          <w:lang w:val="es-419" w:eastAsia="es-CO"/>
-        </w:rPr>
-        <w:t>.</w:t>
+        <w:t>Un aspecto adicional a considerar al elegir una plataforma es el ecosistema de integraciones disponibles. Las plataformas más maduras suelen contar con conectores nativos a las herramientas empresariales más usadas: sistemas de gestión de relaciones con clientes como Salesforce, HubSpot o Zoho; sistemas de gestión empresarial como SAP u Oracle; herramientas de mensajería como Slack o Microsoft Teams; plataformas de comercio electrónico como Shopify o WooCommerce.</w:t>
       </w:r>
     </w:p>
     <w:p>
@@ -13117,7 +12686,7 @@
       <w:pPr>
         <w:pStyle w:val="Ttulo1"/>
       </w:pPr>
-      <w:bookmarkStart w:id="15" w:name="_Toc240556759"/>
+      <w:bookmarkStart w:id="15" w:name="_Toc240989283"/>
       <w:r>
         <w:rPr>
           <w:rStyle w:val="Extranjerismo"/>
@@ -13166,7 +12735,7 @@
       <w:pPr>
         <w:pStyle w:val="Ttulo2"/>
       </w:pPr>
-      <w:bookmarkStart w:id="16" w:name="_Toc240556760"/>
+      <w:bookmarkStart w:id="16" w:name="_Toc240989284"/>
       <w:r>
         <w:t>Concepto y metodologías</w:t>
       </w:r>
@@ -13219,35 +12788,7 @@
         <w:rPr>
           <w:lang w:val="es-419" w:eastAsia="es-CO"/>
         </w:rPr>
-        <w:t xml:space="preserve">Marcos reconocidos como el </w:t>
-      </w:r>
-      <w:proofErr w:type="spellStart"/>
-      <w:r>
-        <w:rPr>
-          <w:lang w:val="es-419" w:eastAsia="es-CO"/>
-        </w:rPr>
-        <w:t>Conversation</w:t>
-      </w:r>
-      <w:proofErr w:type="spellEnd"/>
-      <w:r>
-        <w:rPr>
-          <w:lang w:val="es-419" w:eastAsia="es-CO"/>
-        </w:rPr>
-        <w:t xml:space="preserve"> </w:t>
-      </w:r>
-      <w:proofErr w:type="spellStart"/>
-      <w:r>
-        <w:rPr>
-          <w:lang w:val="es-419" w:eastAsia="es-CO"/>
-        </w:rPr>
-        <w:t>Design</w:t>
-      </w:r>
-      <w:proofErr w:type="spellEnd"/>
-      <w:r>
-        <w:rPr>
-          <w:lang w:val="es-419" w:eastAsia="es-CO"/>
-        </w:rPr>
-        <w:t xml:space="preserve"> Framework de Google o las guías de diseño conversacional de Microsoft, proponen una estructura de trabajo que parte del entendimiento del usuario, define los casos de uso prioritarios, escribe los diálogos y, finalmente, los implementa en la plataforma técnica seleccionada. Estos marcos comparten principios fundamentales: comenzar por el usuario, escribir antes de programar, iterar a partir de pruebas reales y considerar la conversación como un producto en sí misma.</w:t>
+        <w:t>Marcos reconocidos como el Conversation Design Framework de Google o las guías de diseño conversacional de Microsoft, proponen una estructura de trabajo que parte del entendimiento del usuario, define los casos de uso prioritarios, escribe los diálogos y, finalmente, los implementa en la plataforma técnica seleccionada. Estos marcos comparten principios fundamentales: comenzar por el usuario, escribir antes de programar, iterar a partir de pruebas reales y considerar la conversación como un producto en sí misma.</w:t>
       </w:r>
     </w:p>
     <w:p>
@@ -13510,7 +13051,7 @@
       <w:pPr>
         <w:pStyle w:val="Ttulo2"/>
       </w:pPr>
-      <w:bookmarkStart w:id="17" w:name="_Toc240556761"/>
+      <w:bookmarkStart w:id="17" w:name="_Toc240989285"/>
       <w:r>
         <w:lastRenderedPageBreak/>
         <w:t>Diseño centrado en el usuario</w:t>
@@ -15487,11 +15028,32 @@
         </w:tc>
       </w:tr>
     </w:tbl>
+    <w:p/>
+    <w:p>
+      <w:pPr>
+        <w:spacing w:before="0" w:after="160" w:line="259" w:lineRule="auto"/>
+        <w:ind w:firstLine="0"/>
+        <w:rPr>
+          <w:rFonts w:ascii="Calibri" w:eastAsia="Times New Roman" w:hAnsi="Calibri" w:cs="Times New Roman (Títulos en alf"/>
+          <w:b/>
+          <w:color w:val="000000" w:themeColor="text1"/>
+          <w:spacing w:val="-10"/>
+          <w:kern w:val="0"/>
+          <w:sz w:val="36"/>
+          <w:szCs w:val="32"/>
+          <w:lang w:val="es-419" w:eastAsia="es-CO"/>
+          <w14:ligatures w14:val="none"/>
+        </w:rPr>
+      </w:pPr>
+      <w:r>
+        <w:br w:type="page"/>
+      </w:r>
+    </w:p>
     <w:p>
       <w:pPr>
         <w:pStyle w:val="Ttulo1"/>
       </w:pPr>
-      <w:bookmarkStart w:id="18" w:name="_Toc240556762"/>
+      <w:bookmarkStart w:id="18" w:name="_Toc240989286"/>
       <w:r>
         <w:lastRenderedPageBreak/>
         <w:t>Alistamiento de datos</w:t>
@@ -15558,7 +15120,7 @@
       <w:pPr>
         <w:pStyle w:val="Ttulo2"/>
       </w:pPr>
-      <w:bookmarkStart w:id="19" w:name="_Toc240556763"/>
+      <w:bookmarkStart w:id="19" w:name="_Toc240989287"/>
       <w:r>
         <w:t>Identificación de fuentes de información</w:t>
       </w:r>
@@ -15605,7 +15167,6 @@
         <w:rPr>
           <w:lang w:val="es-419" w:eastAsia="es-CO"/>
         </w:rPr>
-        <w:lastRenderedPageBreak/>
         <w:t>Cada fuente aporta información valiosa, pero también presenta limitaciones. Por ejemplo:</w:t>
       </w:r>
     </w:p>
@@ -15676,6 +15237,7 @@
           <w:bCs/>
           <w:lang w:val="es-419" w:eastAsia="es-CO"/>
         </w:rPr>
+        <w:lastRenderedPageBreak/>
         <w:t>Manuales de procedimientos</w:t>
       </w:r>
       <w:r>
@@ -15787,8 +15349,39 @@
         <w:rPr>
           <w:lang w:val="es-419" w:eastAsia="es-CO"/>
         </w:rPr>
+        <w:t xml:space="preserve">El proceso de alistamiento de datos consiste en recopilar, depurar, organizar y transformar esta información en un formato que pueda ser utilizado por la plataforma seleccionada. Una buena práctica consiste en priorizar inicialmente los temas que concentran la mayor cantidad de consultas de los usuarios, de manera que el </w:t>
+      </w:r>
+      <w:r>
+        <w:rPr>
+          <w:rStyle w:val="Extranjerismo"/>
+        </w:rPr>
+        <w:t>chatbot</w:t>
+      </w:r>
+      <w:r>
+        <w:rPr>
+          <w:lang w:val="es-419" w:eastAsia="es-CO"/>
+        </w:rPr>
+        <w:t xml:space="preserve"> pueda resolver desde sus primeras versiones las necesidades más frecuentes. Los temas menos recurrentes pueden incorporarse progresivamente.</w:t>
+      </w:r>
+    </w:p>
+    <w:p>
+      <w:pPr>
+        <w:rPr>
+          <w:lang w:val="es-419" w:eastAsia="es-CO"/>
+        </w:rPr>
+      </w:pPr>
+      <w:r>
+        <w:rPr>
+          <w:lang w:val="es-419" w:eastAsia="es-CO"/>
+        </w:rPr>
+        <w:t xml:space="preserve">En proyectos profesionales, el alistamiento de datos puede representar una parte importante del tiempo total de desarrollo. Esta inversión resulta necesaria porque la </w:t>
+      </w:r>
+      <w:r>
+        <w:rPr>
+          <w:lang w:val="es-419" w:eastAsia="es-CO"/>
+        </w:rPr>
         <w:lastRenderedPageBreak/>
-        <w:t xml:space="preserve">El proceso de alistamiento de datos consiste en recopilar, depurar, organizar y transformar esta información en un formato que pueda ser utilizado por la plataforma seleccionada. Una buena práctica consiste en priorizar inicialmente los temas que concentran la mayor cantidad de consultas de los usuarios, de manera que el </w:t>
+        <w:t xml:space="preserve">calidad de la información influye directamente en el desempeño del </w:t>
       </w:r>
       <w:r>
         <w:rPr>
@@ -15800,31 +15393,6 @@
         <w:rPr>
           <w:lang w:val="es-419" w:eastAsia="es-CO"/>
         </w:rPr>
-        <w:t xml:space="preserve"> pueda resolver desde sus primeras versiones las necesidades más frecuentes. Los temas menos recurrentes pueden incorporarse progresivamente.</w:t>
-      </w:r>
-    </w:p>
-    <w:p>
-      <w:pPr>
-        <w:rPr>
-          <w:lang w:val="es-419" w:eastAsia="es-CO"/>
-        </w:rPr>
-      </w:pPr>
-      <w:r>
-        <w:rPr>
-          <w:lang w:val="es-419" w:eastAsia="es-CO"/>
-        </w:rPr>
-        <w:t xml:space="preserve">En proyectos profesionales, el alistamiento de datos puede representar una parte importante del tiempo total de desarrollo. Esta inversión resulta necesaria porque la calidad de la información influye directamente en el desempeño del </w:t>
-      </w:r>
-      <w:r>
-        <w:rPr>
-          <w:rStyle w:val="Extranjerismo"/>
-        </w:rPr>
-        <w:t>chatbot</w:t>
-      </w:r>
-      <w:r>
-        <w:rPr>
-          <w:lang w:val="es-419" w:eastAsia="es-CO"/>
-        </w:rPr>
         <w:t>. Por ello, además de recopilarla, es necesario establecer criterios para determinar qué datos son confiables, cuáles deben actualizarse y cuáles pueden descartarse por estar obsoletos. De esta manera, el alistamiento permite construir una base de información coherente, pertinente y útil para las etapas posteriores.</w:t>
       </w:r>
     </w:p>
@@ -15839,7 +15407,7 @@
       <w:pPr>
         <w:pStyle w:val="Ttulo2"/>
       </w:pPr>
-      <w:bookmarkStart w:id="20" w:name="_Toc240556764"/>
+      <w:bookmarkStart w:id="20" w:name="_Toc240989288"/>
       <w:r>
         <w:t>Estructura de los datos conversacionales</w:t>
       </w:r>
@@ -15915,14 +15483,7 @@
         <w:rPr>
           <w:lang w:val="es-419" w:eastAsia="es-CO"/>
         </w:rPr>
-        <w:t xml:space="preserve"> bancario podrían existir intenciones como consultar el saldo, realizar una transferencia, bloquear una tarjeta o </w:t>
-      </w:r>
-      <w:r>
-        <w:rPr>
-          <w:lang w:val="es-419" w:eastAsia="es-CO"/>
-        </w:rPr>
-        <w:lastRenderedPageBreak/>
-        <w:t xml:space="preserve">conocer los movimientos de una cuenta. Cada intención se asocia con un conjunto de respuestas o acciones que el </w:t>
+        <w:t xml:space="preserve"> bancario podrían existir intenciones como consultar el saldo, realizar una transferencia, bloquear una tarjeta o conocer los movimientos de una cuenta. Cada intención se asocia con un conjunto de respuestas o acciones que el </w:t>
       </w:r>
       <w:r>
         <w:rPr>
@@ -16005,7 +15566,14 @@
         <w:rPr>
           <w:lang w:val="es-419" w:eastAsia="es-CO"/>
         </w:rPr>
-        <w:t xml:space="preserve"> necesita identificar para comprender o ejecutar la solicitud. En el mensaje «quiero transferir 500.000 pesos a la cuenta 12345 de Bancolombia», las entidades pueden ser el monto, el número de cuenta y el banco de destino. La extracción de estas entidades permite recopilar la información necesaria para completar determinadas acciones.</w:t>
+        <w:t xml:space="preserve"> necesita identificar para comprender o ejecutar la solicitud. En el mensaje «quiero transferir 500.000 pesos a la cuenta 12345 de Bancolombia», las entidades pueden ser el monto, el número de cuenta y </w:t>
+      </w:r>
+      <w:r>
+        <w:rPr>
+          <w:lang w:val="es-419" w:eastAsia="es-CO"/>
+        </w:rPr>
+        <w:lastRenderedPageBreak/>
+        <w:t>el banco de destino. La extracción de estas entidades permite recopilar la información necesaria para completar determinadas acciones.</w:t>
       </w:r>
       <w:r>
         <w:t xml:space="preserve"> </w:t>
@@ -16131,8 +15699,33 @@
         <w:rPr>
           <w:lang w:val="es-419" w:eastAsia="es-CO"/>
         </w:rPr>
+        <w:t xml:space="preserve">Además de estos elementos, los datos conversacionales pueden incluir respuestas, contextos y acciones. Las respuestas corresponden a los mensajes que el </w:t>
+      </w:r>
+      <w:r>
+        <w:rPr>
+          <w:rStyle w:val="Extranjerismo"/>
+        </w:rPr>
+        <w:t>chatbot</w:t>
+      </w:r>
+      <w:r>
+        <w:rPr>
+          <w:lang w:val="es-419" w:eastAsia="es-CO"/>
+        </w:rPr>
+        <w:t xml:space="preserve"> entrega al usuario y deben redactarse de acuerdo con los principios de voz y tono definidos para la solución. Los contextos contienen información que puede mantenerse durante la conversación, como el nombre del usuario, el producto consultado o el trámite que está realizando. Las acciones corresponden a operaciones que el sistema puede ejecutar, como consultar una base de datos, agendar una cita o generar una solicitud.</w:t>
+      </w:r>
+    </w:p>
+    <w:p>
+      <w:pPr>
+        <w:rPr>
+          <w:lang w:val="es-419" w:eastAsia="es-CO"/>
+        </w:rPr>
+      </w:pPr>
+      <w:r>
+        <w:rPr>
+          <w:lang w:val="es-419" w:eastAsia="es-CO"/>
+        </w:rPr>
         <w:lastRenderedPageBreak/>
-        <w:t xml:space="preserve">Además de estos elementos, los datos conversacionales pueden incluir respuestas, contextos y acciones. Las respuestas corresponden a los mensajes que el </w:t>
+        <w:t xml:space="preserve">Las respuestas deben ser claras, breves, útiles y coherentes con la voz y el tono definidos para el </w:t>
       </w:r>
       <w:r>
         <w:rPr>
@@ -16144,20 +15737,20 @@
         <w:rPr>
           <w:lang w:val="es-419" w:eastAsia="es-CO"/>
         </w:rPr>
-        <w:t xml:space="preserve"> entrega al usuario y deben redactarse de acuerdo con los principios de voz y tono definidos para la solución. Los contextos contienen información que puede mantenerse durante la conversación, como el nombre del usuario, el producto consultado o el trámite que está realizando. Las acciones corresponden a operaciones que el sistema puede ejecutar, como consultar una base de datos, agendar una cita o generar una solicitud.</w:t>
-      </w:r>
-    </w:p>
-    <w:p>
-      <w:pPr>
-        <w:rPr>
-          <w:lang w:val="es-419" w:eastAsia="es-CO"/>
-        </w:rPr>
-      </w:pPr>
-      <w:r>
-        <w:rPr>
-          <w:lang w:val="es-419" w:eastAsia="es-CO"/>
-        </w:rPr>
-        <w:t xml:space="preserve">Las respuestas deben ser claras, breves, útiles y coherentes con la voz y el tono definidos para el </w:t>
+        <w:t>. Su revisión permite verificar que la información entregada sea comprensible y facilite al usuario avanzar hacia el siguiente paso cuando la tarea lo requiera.</w:t>
+      </w:r>
+    </w:p>
+    <w:p>
+      <w:pPr>
+        <w:rPr>
+          <w:lang w:val="es-419" w:eastAsia="es-CO"/>
+        </w:rPr>
+      </w:pPr>
+      <w:r>
+        <w:rPr>
+          <w:lang w:val="es-419" w:eastAsia="es-CO"/>
+        </w:rPr>
+        <w:t xml:space="preserve">Los datos conversacionales deben mantenerse actualizados porque la información de una organización cambia con el tiempo. Los productos pueden modificarse, los horarios variar y las políticas actualizarse. Por ello, es conveniente establecer responsables y procedimientos para revisar periódicamente los contenidos e integrar, cuando sea posible, las fuentes oficiales de información con el </w:t>
       </w:r>
       <w:r>
         <w:rPr>
@@ -16169,68 +15762,43 @@
         <w:rPr>
           <w:lang w:val="es-419" w:eastAsia="es-CO"/>
         </w:rPr>
-        <w:t>. Su revisión permite verificar que la información entregada sea comprensible y facilite al usuario avanzar hacia el siguiente paso cuando la tarea lo requiera.</w:t>
-      </w:r>
-    </w:p>
-    <w:p>
-      <w:pPr>
-        <w:rPr>
-          <w:lang w:val="es-419" w:eastAsia="es-CO"/>
-        </w:rPr>
-      </w:pPr>
-      <w:r>
-        <w:rPr>
-          <w:lang w:val="es-419" w:eastAsia="es-CO"/>
-        </w:rPr>
-        <w:t xml:space="preserve">Los datos conversacionales deben mantenerse actualizados porque la información de una organización cambia con el tiempo. Los productos pueden modificarse, los horarios variar y las políticas actualizarse. Por ello, es conveniente establecer responsables y procedimientos para revisar periódicamente los contenidos e integrar, cuando sea posible, las fuentes oficiales de información con el </w:t>
+        <w:t>.</w:t>
+      </w:r>
+    </w:p>
+    <w:p>
+      <w:pPr>
+        <w:rPr>
+          <w:lang w:val="es-419" w:eastAsia="es-CO"/>
+        </w:rPr>
+      </w:pPr>
+      <w:r>
+        <w:rPr>
+          <w:lang w:val="es-419" w:eastAsia="es-CO"/>
+        </w:rPr>
+        <w:t xml:space="preserve">Cuando se dispone de grandes volúmenes de transcripciones reales, pueden aplicarse técnicas de análisis para identificar consultas frecuentes y agrupar mensajes con características similares. Este proceso, conocido como </w:t>
       </w:r>
       <w:r>
         <w:rPr>
           <w:rStyle w:val="Extranjerismo"/>
         </w:rPr>
+        <w:t xml:space="preserve">clustering </w:t>
+      </w:r>
+      <w:r>
+        <w:rPr>
+          <w:lang w:val="es-419" w:eastAsia="es-CO"/>
+        </w:rPr>
+        <w:t xml:space="preserve">o agrupamiento, puede revelar nuevas intenciones que no habían sido previstas durante el diseño inicial. Asimismo, los mensajes que el </w:t>
+      </w:r>
+      <w:r>
+        <w:rPr>
+          <w:rStyle w:val="Extranjerismo"/>
+        </w:rPr>
         <w:t>chatbot</w:t>
       </w:r>
       <w:r>
         <w:rPr>
           <w:lang w:val="es-419" w:eastAsia="es-CO"/>
         </w:rPr>
-        <w:t>.</w:t>
-      </w:r>
-    </w:p>
-    <w:p>
-      <w:pPr>
-        <w:rPr>
-          <w:lang w:val="es-419" w:eastAsia="es-CO"/>
-        </w:rPr>
-      </w:pPr>
-      <w:r>
-        <w:rPr>
-          <w:lang w:val="es-419" w:eastAsia="es-CO"/>
-        </w:rPr>
-        <w:t xml:space="preserve">Cuando se dispone de grandes volúmenes de transcripciones reales, pueden aplicarse técnicas de análisis para identificar consultas frecuentes y agrupar mensajes con características similares. Este proceso, conocido como </w:t>
-      </w:r>
-      <w:r>
-        <w:rPr>
-          <w:rStyle w:val="Extranjerismo"/>
-        </w:rPr>
-        <w:t xml:space="preserve">clustering </w:t>
-      </w:r>
-      <w:r>
-        <w:rPr>
-          <w:lang w:val="es-419" w:eastAsia="es-CO"/>
-        </w:rPr>
-        <w:t xml:space="preserve">o agrupamiento, puede revelar nuevas intenciones que no habían sido previstas durante el diseño inicial. Asimismo, los mensajes que el </w:t>
-      </w:r>
-      <w:r>
-        <w:rPr>
-          <w:rStyle w:val="Extranjerismo"/>
-        </w:rPr>
-        <w:t>chatbot</w:t>
-      </w:r>
-      <w:r>
-        <w:rPr>
-          <w:lang w:val="es-419" w:eastAsia="es-CO"/>
-        </w:rPr>
         <w:t xml:space="preserve"> no logra comprender pueden convertirse en insumos para ampliar las frases de entrenamiento y mejorar su cobertura.</w:t>
       </w:r>
     </w:p>
@@ -16244,34 +15812,20 @@
         <w:rPr>
           <w:lang w:val="es-419" w:eastAsia="es-CO"/>
         </w:rPr>
+        <w:t>La gestión de estos datos debe considerar también aspectos relacionados con la privacidad y la seguridad. Las conversaciones pueden contener información personal de los usuarios, por lo que las organizaciones deben establecer criterios para su almacenamiento, procesamiento, anonimización, acceso y eliminación, de acuerdo con la normativa aplicable, incluida la Ley 1581 de 2012 de Colombia sobre protección de datos personales. Esta gestión contribuye tanto al cumplimiento de las obligaciones legales como a la confianza de los usuarios.</w:t>
+      </w:r>
+    </w:p>
+    <w:p>
+      <w:pPr>
+        <w:rPr>
+          <w:lang w:val="es-419" w:eastAsia="es-CO"/>
+        </w:rPr>
+      </w:pPr>
+      <w:r>
+        <w:rPr>
+          <w:lang w:val="es-419" w:eastAsia="es-CO"/>
+        </w:rPr>
         <w:lastRenderedPageBreak/>
-        <w:t xml:space="preserve">La gestión de estos datos debe considerar también aspectos relacionados con la privacidad y la seguridad. Las conversaciones pueden contener información personal de los usuarios, por lo que las organizaciones deben establecer criterios para su almacenamiento, procesamiento, </w:t>
-      </w:r>
-      <w:proofErr w:type="spellStart"/>
-      <w:r>
-        <w:rPr>
-          <w:lang w:val="es-419" w:eastAsia="es-CO"/>
-        </w:rPr>
-        <w:t>anonimización</w:t>
-      </w:r>
-      <w:proofErr w:type="spellEnd"/>
-      <w:r>
-        <w:rPr>
-          <w:lang w:val="es-419" w:eastAsia="es-CO"/>
-        </w:rPr>
-        <w:t>, acceso y eliminación, de acuerdo con la normativa aplicable, incluida la Ley 1581 de 2012 de Colombia sobre protección de datos personales. Esta gestión contribuye tanto al cumplimiento de las obligaciones legales como a la confianza de los usuarios.</w:t>
-      </w:r>
-    </w:p>
-    <w:p>
-      <w:pPr>
-        <w:rPr>
-          <w:lang w:val="es-419" w:eastAsia="es-CO"/>
-        </w:rPr>
-      </w:pPr>
-      <w:r>
-        <w:rPr>
-          <w:lang w:val="es-419" w:eastAsia="es-CO"/>
-        </w:rPr>
         <w:t xml:space="preserve">En consecuencia, el manejo de los datos debe entenderse como un proceso continuo que comprende la recolección, validación, incorporación, monitoreo, actualización y depuración de la información. La revisión periódica permite conservar la utilidad del </w:t>
       </w:r>
       <w:r>
@@ -16331,7 +15885,7 @@
       <w:pPr>
         <w:pStyle w:val="Ttulo1"/>
       </w:pPr>
-      <w:bookmarkStart w:id="21" w:name="_Toc240556765"/>
+      <w:bookmarkStart w:id="21" w:name="_Toc240989289"/>
       <w:r>
         <w:lastRenderedPageBreak/>
         <w:t>Técnicas para el desarrollo de flujos de conversación</w:t>
@@ -16386,7 +15940,7 @@
       <w:pPr>
         <w:pStyle w:val="Ttulo2"/>
       </w:pPr>
-      <w:bookmarkStart w:id="22" w:name="_Toc240556766"/>
+      <w:bookmarkStart w:id="22" w:name="_Toc240989290"/>
       <w:r>
         <w:t>Voz, tono y personalidad</w:t>
       </w:r>
@@ -16862,7 +16416,7 @@
       <w:pPr>
         <w:pStyle w:val="Ttulo2"/>
       </w:pPr>
-      <w:bookmarkStart w:id="23" w:name="_Toc240556767"/>
+      <w:bookmarkStart w:id="23" w:name="_Toc240989291"/>
       <w:r>
         <w:t>Palabras clave e intenciones</w:t>
       </w:r>
@@ -18048,7 +17602,7 @@
           <w:u w:val="single"/>
         </w:rPr>
       </w:pPr>
-      <w:bookmarkStart w:id="24" w:name="_Toc240556768"/>
+      <w:bookmarkStart w:id="24" w:name="_Toc240989292"/>
       <w:r>
         <w:lastRenderedPageBreak/>
         <w:t>Síntesis</w:t>
@@ -18214,7 +17768,7 @@
       <w:pPr>
         <w:pStyle w:val="Titulosgenerales"/>
       </w:pPr>
-      <w:bookmarkStart w:id="25" w:name="_Toc240556769"/>
+      <w:bookmarkStart w:id="25" w:name="_Toc240989293"/>
       <w:r>
         <w:lastRenderedPageBreak/>
         <w:t>Glosario</w:t>
@@ -18520,7 +18074,7 @@
       <w:pPr>
         <w:pStyle w:val="Titulosgenerales"/>
       </w:pPr>
-      <w:bookmarkStart w:id="26" w:name="_Toc240556770"/>
+      <w:bookmarkStart w:id="26" w:name="_Toc240989294"/>
       <w:r>
         <w:lastRenderedPageBreak/>
         <w:t>Referencias bibliográficas</w:t>
@@ -18531,84 +18085,42 @@
       </w:r>
     </w:p>
     <w:p>
-      <w:proofErr w:type="spellStart"/>
-      <w:r>
-        <w:t>Jurafsky</w:t>
-      </w:r>
-      <w:proofErr w:type="spellEnd"/>
-      <w:r>
-        <w:t xml:space="preserve">, D. y Martin, J. (2023). </w:t>
-      </w:r>
-      <w:proofErr w:type="spellStart"/>
-      <w:r>
-        <w:t>Speech</w:t>
-      </w:r>
-      <w:proofErr w:type="spellEnd"/>
-      <w:r>
-        <w:t xml:space="preserve"> and </w:t>
-      </w:r>
-      <w:proofErr w:type="spellStart"/>
-      <w:r>
-        <w:t>Language</w:t>
-      </w:r>
-      <w:proofErr w:type="spellEnd"/>
-      <w:r>
-        <w:t xml:space="preserve"> Processing (3.ª ed., borrador). Stanford </w:t>
-      </w:r>
-      <w:proofErr w:type="spellStart"/>
-      <w:r>
-        <w:t>University</w:t>
-      </w:r>
-      <w:proofErr w:type="spellEnd"/>
+      <w:r>
+        <w:t>Jurafsky, D. y Martin, J. (2023). Speech and Language Processing (3.ª ed., borrador). Stanford University.</w:t>
+      </w:r>
+    </w:p>
+    <w:p>
+      <w:r>
+        <w:t>Landbot. (2024). Documentación oficial de Landbot.</w:t>
+      </w:r>
+    </w:p>
+    <w:p>
+      <w:r>
+        <w:t xml:space="preserve">Microsoft. (2024). Documentación de Azure AI Bot </w:t>
+      </w:r>
+      <w:r>
+        <w:rPr>
+          <w:rStyle w:val="Extranjerismo"/>
+        </w:rPr>
+        <w:t>Service</w:t>
+      </w:r>
       <w:r>
         <w:t>.</w:t>
       </w:r>
     </w:p>
     <w:p>
-      <w:proofErr w:type="spellStart"/>
-      <w:r>
-        <w:t>Landbot</w:t>
-      </w:r>
-      <w:proofErr w:type="spellEnd"/>
-      <w:r>
-        <w:t xml:space="preserve">. (2024). Documentación oficial de </w:t>
-      </w:r>
-      <w:proofErr w:type="spellStart"/>
-      <w:r>
-        <w:t>Landbot</w:t>
-      </w:r>
-      <w:proofErr w:type="spellEnd"/>
-      <w:r>
-        <w:t>.</w:t>
-      </w:r>
-    </w:p>
-    <w:p>
-      <w:r>
-        <w:t xml:space="preserve">Microsoft. (2024). Documentación de Azure AI Bot </w:t>
+      <w:r>
+        <w:t>MinTIC. (2023). Lineamientos para la implementación de asistentes virtuales en entidades públicas. Ministerio de Tecnologías de la Información y las Comunicaciones de Colombia.</w:t>
+      </w:r>
+    </w:p>
+    <w:p>
+      <w:r>
+        <w:t xml:space="preserve">Pérez, M. (2021). Diseño de </w:t>
       </w:r>
       <w:r>
         <w:rPr>
           <w:rStyle w:val="Extranjerismo"/>
         </w:rPr>
-        <w:t>Service</w:t>
-      </w:r>
-      <w:r>
-        <w:t>.</w:t>
-      </w:r>
-    </w:p>
-    <w:p>
-      <w:r>
-        <w:t>MinTIC. (2023). Lineamientos para la implementación de asistentes virtuales en entidades públicas. Ministerio de Tecnologías de la Información y las Comunicaciones de Colombia.</w:t>
-      </w:r>
-    </w:p>
-    <w:p>
-      <w:r>
-        <w:t xml:space="preserve">Pérez, M. (2021). Diseño de </w:t>
-      </w:r>
-      <w:r>
-        <w:rPr>
-          <w:rStyle w:val="Extranjerismo"/>
-        </w:rPr>
         <w:t>chatbots</w:t>
       </w:r>
       <w:r>
@@ -18617,157 +18129,24 @@
     </w:p>
     <w:p>
       <w:r>
-        <w:t xml:space="preserve">Rasa Technologies. (2024). Rasa Open </w:t>
-      </w:r>
-      <w:proofErr w:type="spellStart"/>
-      <w:r>
-        <w:t>Source</w:t>
-      </w:r>
-      <w:proofErr w:type="spellEnd"/>
-      <w:r>
-        <w:t xml:space="preserve"> </w:t>
-      </w:r>
-      <w:proofErr w:type="spellStart"/>
-      <w:r>
-        <w:t>Documentation</w:t>
-      </w:r>
-      <w:proofErr w:type="spellEnd"/>
-      <w:r>
-        <w:t>.</w:t>
-      </w:r>
-    </w:p>
-    <w:p>
-      <w:r>
-        <w:t xml:space="preserve">Russell, S. y </w:t>
-      </w:r>
-      <w:proofErr w:type="spellStart"/>
-      <w:r>
-        <w:t>Norvig</w:t>
-      </w:r>
-      <w:proofErr w:type="spellEnd"/>
-      <w:r>
-        <w:t>, P. (2021). Inteligencia Artificial: un enfoque moderno (4.ª ed.). Pearson.</w:t>
-      </w:r>
-    </w:p>
-    <w:p>
-      <w:proofErr w:type="spellStart"/>
-      <w:r>
-        <w:t>Weizenbaum</w:t>
-      </w:r>
-      <w:proofErr w:type="spellEnd"/>
-      <w:r>
-        <w:t xml:space="preserve">, J. (1966). ELIZA — a </w:t>
-      </w:r>
-      <w:proofErr w:type="spellStart"/>
-      <w:r>
-        <w:t>computer</w:t>
-      </w:r>
-      <w:proofErr w:type="spellEnd"/>
-      <w:r>
-        <w:t xml:space="preserve"> </w:t>
-      </w:r>
-      <w:proofErr w:type="spellStart"/>
-      <w:r>
-        <w:t>program</w:t>
-      </w:r>
-      <w:proofErr w:type="spellEnd"/>
-      <w:r>
-        <w:t xml:space="preserve"> </w:t>
-      </w:r>
-      <w:proofErr w:type="spellStart"/>
-      <w:r>
-        <w:t>for</w:t>
-      </w:r>
-      <w:proofErr w:type="spellEnd"/>
-      <w:r>
-        <w:t xml:space="preserve"> </w:t>
-      </w:r>
-      <w:proofErr w:type="spellStart"/>
-      <w:r>
-        <w:t>the</w:t>
-      </w:r>
-      <w:proofErr w:type="spellEnd"/>
-      <w:r>
-        <w:t xml:space="preserve"> </w:t>
-      </w:r>
-      <w:proofErr w:type="spellStart"/>
-      <w:r>
-        <w:t>study</w:t>
-      </w:r>
-      <w:proofErr w:type="spellEnd"/>
-      <w:r>
-        <w:t xml:space="preserve"> </w:t>
-      </w:r>
-      <w:proofErr w:type="spellStart"/>
-      <w:r>
-        <w:t>of</w:t>
-      </w:r>
-      <w:proofErr w:type="spellEnd"/>
-      <w:r>
-        <w:t xml:space="preserve"> natural </w:t>
-      </w:r>
-      <w:proofErr w:type="spellStart"/>
-      <w:r>
-        <w:t>language</w:t>
-      </w:r>
-      <w:proofErr w:type="spellEnd"/>
-      <w:r>
-        <w:t xml:space="preserve"> </w:t>
-      </w:r>
-      <w:proofErr w:type="spellStart"/>
-      <w:r>
-        <w:t>communication</w:t>
-      </w:r>
-      <w:proofErr w:type="spellEnd"/>
-      <w:r>
-        <w:t xml:space="preserve"> </w:t>
-      </w:r>
-      <w:proofErr w:type="spellStart"/>
-      <w:r>
-        <w:t>between</w:t>
-      </w:r>
-      <w:proofErr w:type="spellEnd"/>
-      <w:r>
-        <w:t xml:space="preserve"> </w:t>
-      </w:r>
-      <w:proofErr w:type="spellStart"/>
-      <w:r>
-        <w:t>man</w:t>
-      </w:r>
-      <w:proofErr w:type="spellEnd"/>
-      <w:r>
-        <w:t xml:space="preserve"> and machine. </w:t>
-      </w:r>
-      <w:proofErr w:type="spellStart"/>
-      <w:r>
-        <w:t>Communications</w:t>
-      </w:r>
-      <w:proofErr w:type="spellEnd"/>
-      <w:r>
-        <w:t xml:space="preserve"> </w:t>
-      </w:r>
-      <w:proofErr w:type="spellStart"/>
-      <w:r>
-        <w:t>of</w:t>
-      </w:r>
-      <w:proofErr w:type="spellEnd"/>
-      <w:r>
-        <w:t xml:space="preserve"> </w:t>
-      </w:r>
-      <w:proofErr w:type="spellStart"/>
-      <w:r>
-        <w:t>the</w:t>
-      </w:r>
-      <w:proofErr w:type="spellEnd"/>
-      <w:r>
-        <w:t xml:space="preserve"> ACM, 9(1), 36-45.</w:t>
+        <w:t>Rasa Technologies. (2024). Rasa Open Source Documentation.</w:t>
+      </w:r>
+    </w:p>
+    <w:p>
+      <w:r>
+        <w:t>Russell, S. y Norvig, P. (2021). Inteligencia Artificial: un enfoque moderno (4.ª ed.). Pearson.</w:t>
+      </w:r>
+    </w:p>
+    <w:p>
+      <w:r>
+        <w:t>Weizenbaum, J. (1966). ELIZA — a computer program for the study of natural language communication between man and machine. Communications of the ACM, 9(1), 36-45.</w:t>
       </w:r>
     </w:p>
     <w:p>
       <w:pPr>
         <w:pStyle w:val="Titulosgenerales"/>
       </w:pPr>
-      <w:bookmarkStart w:id="27" w:name="_Toc240556771"/>
+      <w:bookmarkStart w:id="27" w:name="_Toc240989295"/>
       <w:r>
         <w:lastRenderedPageBreak/>
         <w:t>Créditos</w:t>
@@ -18892,15 +18271,7 @@
               <w:pStyle w:val="TextoTablas"/>
             </w:pPr>
             <w:r>
-              <w:t xml:space="preserve">Diana Rocío </w:t>
-            </w:r>
-            <w:proofErr w:type="spellStart"/>
-            <w:r>
-              <w:t>Possos</w:t>
-            </w:r>
-            <w:proofErr w:type="spellEnd"/>
-            <w:r>
-              <w:t xml:space="preserve"> Beltrán</w:t>
+              <w:t>Diana Rocío Possos Beltrán</w:t>
             </w:r>
           </w:p>
         </w:tc>
@@ -18943,13 +18314,8 @@
             <w:pPr>
               <w:pStyle w:val="TextoTablas"/>
             </w:pPr>
-            <w:proofErr w:type="spellStart"/>
-            <w:r>
-              <w:t>Solanlly</w:t>
-            </w:r>
-            <w:proofErr w:type="spellEnd"/>
-            <w:r>
-              <w:t xml:space="preserve"> Sánchez Melo</w:t>
+            <w:r>
+              <w:t>Solanlly Sánchez Melo</w:t>
             </w:r>
           </w:p>
         </w:tc>
@@ -19034,15 +18400,7 @@
               <w:pStyle w:val="TextoTablas"/>
             </w:pPr>
             <w:r>
-              <w:t xml:space="preserve">Oscar </w:t>
-            </w:r>
-            <w:proofErr w:type="spellStart"/>
-            <w:r>
-              <w:t>Ivan</w:t>
-            </w:r>
-            <w:proofErr w:type="spellEnd"/>
-            <w:r>
-              <w:t xml:space="preserve"> Uribe Ortiz</w:t>
+              <w:t>Oscar Ivan Uribe Ortiz</w:t>
             </w:r>
           </w:p>
         </w:tc>
@@ -19082,13 +18440,8 @@
             <w:pPr>
               <w:pStyle w:val="TextoTablas"/>
             </w:pPr>
-            <w:proofErr w:type="spellStart"/>
-            <w:r>
-              <w:t>Jose</w:t>
-            </w:r>
-            <w:proofErr w:type="spellEnd"/>
-            <w:r>
-              <w:t xml:space="preserve"> Yobani Penagos Mora</w:t>
+            <w:r>
+              <w:t>Jose Yobani Penagos Mora</w:t>
             </w:r>
           </w:p>
         </w:tc>
@@ -19131,13 +18484,8 @@
             <w:pPr>
               <w:pStyle w:val="TextoTablas"/>
             </w:pPr>
-            <w:proofErr w:type="spellStart"/>
-            <w:r>
-              <w:t>Veimar</w:t>
-            </w:r>
-            <w:proofErr w:type="spellEnd"/>
-            <w:r>
-              <w:t xml:space="preserve"> Celis Meléndez</w:t>
+            <w:r>
+              <w:t>Veimar Celis Meléndez</w:t>
             </w:r>
           </w:p>
         </w:tc>
@@ -19191,13 +18539,8 @@
               <w:pStyle w:val="TextoTablas"/>
             </w:pPr>
             <w:r>
-              <w:t xml:space="preserve">Gilberto Junior Rodríguez </w:t>
-            </w:r>
-            <w:proofErr w:type="spellStart"/>
-            <w:r>
-              <w:t>Rodríguez</w:t>
-            </w:r>
-            <w:proofErr w:type="spellEnd"/>
+              <w:t>Gilberto Junior Rodríguez Rodríguez</w:t>
+            </w:r>
           </w:p>
         </w:tc>
         <w:tc>
@@ -19336,7 +18679,7 @@
 </file>
 
 <file path=word/endnotes.xml><?xml version="1.0" encoding="utf-8"?>
-<w:endnotes xmlns:wpc="http://schemas.microsoft.com/office/word/2010/wordprocessingCanvas" xmlns:cx="http://schemas.microsoft.com/office/drawing/2014/chartex" xmlns:cx1="http://schemas.microsoft.com/office/drawing/2015/9/8/chartex" xmlns:cx2="http://schemas.microsoft.com/office/drawing/2015/10/21/chartex" xmlns:cx3="http://schemas.microsoft.com/office/drawing/2016/5/9/chartex" xmlns:cx4="http://schemas.microsoft.com/office/drawing/2016/5/10/chartex" xmlns:cx5="http://schemas.microsoft.com/office/drawing/2016/5/11/chartex" xmlns:cx6="http://schemas.microsoft.com/office/drawing/2016/5/12/chartex" xmlns:cx7="http://schemas.microsoft.com/office/drawing/2016/5/13/chartex" xmlns:cx8="http://schemas.microsoft.com/office/drawing/2016/5/14/chartex" xmlns:mc="http://schemas.openxmlformats.org/markup-compatibility/2006" xmlns:aink="http://schemas.microsoft.com/office/drawing/2016/ink" xmlns:am3d="http://schemas.microsoft.com/office/drawing/2017/model3d" xmlns:o="urn:schemas-microsoft-com:office:office" xmlns:r="http://schemas.openxmlformats.org/officeDocument/2006/relationships" xmlns:m="http://schemas.openxmlformats.org/officeDocument/2006/math" xmlns:v="urn:schemas-microsoft-com:vml" xmlns:wp14="http://schemas.microsoft.com/office/word/2010/wordprocessingDrawing" xmlns:wp="http://schemas.openxmlformats.org/drawingml/2006/wordprocessingDrawing" xmlns:w10="urn:schemas-microsoft-com:office:word" xmlns:w="http://schemas.openxmlformats.org/wordprocessingml/2006/main" xmlns:w14="http://schemas.microsoft.com/office/word/2010/wordml" xmlns:w15="http://schemas.microsoft.com/office/word/2012/wordml" xmlns:w16cex="http://schemas.microsoft.com/office/word/2018/wordml/cex" xmlns:w16cid="http://schemas.microsoft.com/office/word/2016/wordml/cid" xmlns:w16="http://schemas.microsoft.com/office/word/2018/wordml" xmlns:w16se="http://schemas.microsoft.com/office/word/2015/wordml/symex" xmlns:wpg="http://schemas.microsoft.com/office/word/2010/wordprocessingGroup" xmlns:wpi="http://schemas.microsoft.com/office/word/2010/wordprocessingInk" xmlns:wne="http://schemas.microsoft.com/office/word/2006/wordml" xmlns:wps="http://schemas.microsoft.com/office/word/2010/wordprocessingShape" mc:Ignorable="w14 w15 w16se w16cid w16 w16cex wp14">
+<w:endnotes xmlns:wpc="http://schemas.microsoft.com/office/word/2010/wordprocessingCanvas" xmlns:cx="http://schemas.microsoft.com/office/drawing/2014/chartex" xmlns:cx1="http://schemas.microsoft.com/office/drawing/2015/9/8/chartex" xmlns:cx2="http://schemas.microsoft.com/office/drawing/2015/10/21/chartex" xmlns:cx3="http://schemas.microsoft.com/office/drawing/2016/5/9/chartex" xmlns:cx4="http://schemas.microsoft.com/office/drawing/2016/5/10/chartex" xmlns:cx5="http://schemas.microsoft.com/office/drawing/2016/5/11/chartex" xmlns:cx6="http://schemas.microsoft.com/office/drawing/2016/5/12/chartex" xmlns:cx7="http://schemas.microsoft.com/office/drawing/2016/5/13/chartex" xmlns:cx8="http://schemas.microsoft.com/office/drawing/2016/5/14/chartex" xmlns:mc="http://schemas.openxmlformats.org/markup-compatibility/2006" xmlns:aink="http://schemas.microsoft.com/office/drawing/2016/ink" xmlns:am3d="http://schemas.microsoft.com/office/drawing/2017/model3d" xmlns:o="urn:schemas-microsoft-com:office:office" xmlns:r="http://schemas.openxmlformats.org/officeDocument/2006/relationships" xmlns:m="http://schemas.openxmlformats.org/officeDocument/2006/math" xmlns:v="urn:schemas-microsoft-com:vml" xmlns:wp14="http://schemas.microsoft.com/office/word/2010/wordprocessingDrawing" xmlns:wp="http://schemas.openxmlformats.org/drawingml/2006/wordprocessingDrawing" xmlns:w10="urn:schemas-microsoft-com:office:word" xmlns:w="http://schemas.openxmlformats.org/wordprocessingml/2006/main" xmlns:w14="http://schemas.microsoft.com/office/word/2010/wordml" xmlns:w15="http://schemas.microsoft.com/office/word/2012/wordml" xmlns:w16cex="http://schemas.microsoft.com/office/word/2018/wordml/cex" xmlns:w16cid="http://schemas.microsoft.com/office/word/2016/wordml/cid" xmlns:w16="http://schemas.microsoft.com/office/word/2018/wordml" xmlns:w16sdtdh="http://schemas.microsoft.com/office/word/2020/wordml/sdtdatahash" xmlns:w16se="http://schemas.microsoft.com/office/word/2015/wordml/symex" xmlns:wpg="http://schemas.microsoft.com/office/word/2010/wordprocessingGroup" xmlns:wpi="http://schemas.microsoft.com/office/word/2010/wordprocessingInk" xmlns:wne="http://schemas.microsoft.com/office/word/2006/wordml" xmlns:wps="http://schemas.microsoft.com/office/word/2010/wordprocessingShape" mc:Ignorable="w14 w15 w16se w16cid w16 w16cex w16sdtdh wp14">
   <w:endnote w:type="separator" w:id="-1">
     <w:p>
       <w:pPr>
@@ -19361,7 +18704,7 @@
 </file>
 
 <file path=word/footer1.xml><?xml version="1.0" encoding="utf-8"?>
-<w:ftr xmlns:wpc="http://schemas.microsoft.com/office/word/2010/wordprocessingCanvas" xmlns:cx="http://schemas.microsoft.com/office/drawing/2014/chartex" xmlns:cx1="http://schemas.microsoft.com/office/drawing/2015/9/8/chartex" xmlns:cx2="http://schemas.microsoft.com/office/drawing/2015/10/21/chartex" xmlns:cx3="http://schemas.microsoft.com/office/drawing/2016/5/9/chartex" xmlns:cx4="http://schemas.microsoft.com/office/drawing/2016/5/10/chartex" xmlns:cx5="http://schemas.microsoft.com/office/drawing/2016/5/11/chartex" xmlns:cx6="http://schemas.microsoft.com/office/drawing/2016/5/12/chartex" xmlns:cx7="http://schemas.microsoft.com/office/drawing/2016/5/13/chartex" xmlns:cx8="http://schemas.microsoft.com/office/drawing/2016/5/14/chartex" xmlns:mc="http://schemas.openxmlformats.org/markup-compatibility/2006" xmlns:aink="http://schemas.microsoft.com/office/drawing/2016/ink" xmlns:am3d="http://schemas.microsoft.com/office/drawing/2017/model3d" xmlns:o="urn:schemas-microsoft-com:office:office" xmlns:r="http://schemas.openxmlformats.org/officeDocument/2006/relationships" xmlns:m="http://schemas.openxmlformats.org/officeDocument/2006/math" xmlns:v="urn:schemas-microsoft-com:vml" xmlns:wp14="http://schemas.microsoft.com/office/word/2010/wordprocessingDrawing" xmlns:wp="http://schemas.openxmlformats.org/drawingml/2006/wordprocessingDrawing" xmlns:w10="urn:schemas-microsoft-com:office:word" xmlns:w="http://schemas.openxmlformats.org/wordprocessingml/2006/main" xmlns:w14="http://schemas.microsoft.com/office/word/2010/wordml" xmlns:w15="http://schemas.microsoft.com/office/word/2012/wordml" xmlns:w16cex="http://schemas.microsoft.com/office/word/2018/wordml/cex" xmlns:w16cid="http://schemas.microsoft.com/office/word/2016/wordml/cid" xmlns:w16="http://schemas.microsoft.com/office/word/2018/wordml" xmlns:w16se="http://schemas.microsoft.com/office/word/2015/wordml/symex" xmlns:wpg="http://schemas.microsoft.com/office/word/2010/wordprocessingGroup" xmlns:wpi="http://schemas.microsoft.com/office/word/2010/wordprocessingInk" xmlns:wne="http://schemas.microsoft.com/office/word/2006/wordml" xmlns:wps="http://schemas.microsoft.com/office/word/2010/wordprocessingShape" mc:Ignorable="w14 w15 w16se w16cid w16 w16cex wp14">
+<w:ftr xmlns:wpc="http://schemas.microsoft.com/office/word/2010/wordprocessingCanvas" xmlns:cx="http://schemas.microsoft.com/office/drawing/2014/chartex" xmlns:cx1="http://schemas.microsoft.com/office/drawing/2015/9/8/chartex" xmlns:cx2="http://schemas.microsoft.com/office/drawing/2015/10/21/chartex" xmlns:cx3="http://schemas.microsoft.com/office/drawing/2016/5/9/chartex" xmlns:cx4="http://schemas.microsoft.com/office/drawing/2016/5/10/chartex" xmlns:cx5="http://schemas.microsoft.com/office/drawing/2016/5/11/chartex" xmlns:cx6="http://schemas.microsoft.com/office/drawing/2016/5/12/chartex" xmlns:cx7="http://schemas.microsoft.com/office/drawing/2016/5/13/chartex" xmlns:cx8="http://schemas.microsoft.com/office/drawing/2016/5/14/chartex" xmlns:mc="http://schemas.openxmlformats.org/markup-compatibility/2006" xmlns:aink="http://schemas.microsoft.com/office/drawing/2016/ink" xmlns:am3d="http://schemas.microsoft.com/office/drawing/2017/model3d" xmlns:o="urn:schemas-microsoft-com:office:office" xmlns:r="http://schemas.openxmlformats.org/officeDocument/2006/relationships" xmlns:m="http://schemas.openxmlformats.org/officeDocument/2006/math" xmlns:v="urn:schemas-microsoft-com:vml" xmlns:wp14="http://schemas.microsoft.com/office/word/2010/wordprocessingDrawing" xmlns:wp="http://schemas.openxmlformats.org/drawingml/2006/wordprocessingDrawing" xmlns:w10="urn:schemas-microsoft-com:office:word" xmlns:w="http://schemas.openxmlformats.org/wordprocessingml/2006/main" xmlns:w14="http://schemas.microsoft.com/office/word/2010/wordml" xmlns:w15="http://schemas.microsoft.com/office/word/2012/wordml" xmlns:w16cex="http://schemas.microsoft.com/office/word/2018/wordml/cex" xmlns:w16cid="http://schemas.microsoft.com/office/word/2016/wordml/cid" xmlns:w16="http://schemas.microsoft.com/office/word/2018/wordml" xmlns:w16sdtdh="http://schemas.microsoft.com/office/word/2020/wordml/sdtdatahash" xmlns:w16se="http://schemas.microsoft.com/office/word/2015/wordml/symex" xmlns:wpg="http://schemas.microsoft.com/office/word/2010/wordprocessingGroup" xmlns:wpi="http://schemas.microsoft.com/office/word/2010/wordprocessingInk" xmlns:wne="http://schemas.microsoft.com/office/word/2006/wordml" xmlns:wps="http://schemas.microsoft.com/office/word/2010/wordprocessingShape" mc:Ignorable="w14 w15 w16se w16cid w16 w16cex w16sdtdh wp14">
   <w:sdt>
     <w:sdtPr>
       <w:id w:val="-1465197936"/>
@@ -19407,7 +18750,7 @@
 </file>
 
 <file path=word/footnotes.xml><?xml version="1.0" encoding="utf-8"?>
-<w:footnotes xmlns:wpc="http://schemas.microsoft.com/office/word/2010/wordprocessingCanvas" xmlns:cx="http://schemas.microsoft.com/office/drawing/2014/chartex" xmlns:cx1="http://schemas.microsoft.com/office/drawing/2015/9/8/chartex" xmlns:cx2="http://schemas.microsoft.com/office/drawing/2015/10/21/chartex" xmlns:cx3="http://schemas.microsoft.com/office/drawing/2016/5/9/chartex" xmlns:cx4="http://schemas.microsoft.com/office/drawing/2016/5/10/chartex" xmlns:cx5="http://schemas.microsoft.com/office/drawing/2016/5/11/chartex" xmlns:cx6="http://schemas.microsoft.com/office/drawing/2016/5/12/chartex" xmlns:cx7="http://schemas.microsoft.com/office/drawing/2016/5/13/chartex" xmlns:cx8="http://schemas.microsoft.com/office/drawing/2016/5/14/chartex" xmlns:mc="http://schemas.openxmlformats.org/markup-compatibility/2006" xmlns:aink="http://schemas.microsoft.com/office/drawing/2016/ink" xmlns:am3d="http://schemas.microsoft.com/office/drawing/2017/model3d" xmlns:o="urn:schemas-microsoft-com:office:office" xmlns:r="http://schemas.openxmlformats.org/officeDocument/2006/relationships" xmlns:m="http://schemas.openxmlformats.org/officeDocument/2006/math" xmlns:v="urn:schemas-microsoft-com:vml" xmlns:wp14="http://schemas.microsoft.com/office/word/2010/wordprocessingDrawing" xmlns:wp="http://schemas.openxmlformats.org/drawingml/2006/wordprocessingDrawing" xmlns:w10="urn:schemas-microsoft-com:office:word" xmlns:w="http://schemas.openxmlformats.org/wordprocessingml/2006/main" xmlns:w14="http://schemas.microsoft.com/office/word/2010/wordml" xmlns:w15="http://schemas.microsoft.com/office/word/2012/wordml" xmlns:w16cex="http://schemas.microsoft.com/office/word/2018/wordml/cex" xmlns:w16cid="http://schemas.microsoft.com/office/word/2016/wordml/cid" xmlns:w16="http://schemas.microsoft.com/office/word/2018/wordml" xmlns:w16se="http://schemas.microsoft.com/office/word/2015/wordml/symex" xmlns:wpg="http://schemas.microsoft.com/office/word/2010/wordprocessingGroup" xmlns:wpi="http://schemas.microsoft.com/office/word/2010/wordprocessingInk" xmlns:wne="http://schemas.microsoft.com/office/word/2006/wordml" xmlns:wps="http://schemas.microsoft.com/office/word/2010/wordprocessingShape" mc:Ignorable="w14 w15 w16se w16cid w16 w16cex wp14">
+<w:footnotes xmlns:wpc="http://schemas.microsoft.com/office/word/2010/wordprocessingCanvas" xmlns:cx="http://schemas.microsoft.com/office/drawing/2014/chartex" xmlns:cx1="http://schemas.microsoft.com/office/drawing/2015/9/8/chartex" xmlns:cx2="http://schemas.microsoft.com/office/drawing/2015/10/21/chartex" xmlns:cx3="http://schemas.microsoft.com/office/drawing/2016/5/9/chartex" xmlns:cx4="http://schemas.microsoft.com/office/drawing/2016/5/10/chartex" xmlns:cx5="http://schemas.microsoft.com/office/drawing/2016/5/11/chartex" xmlns:cx6="http://schemas.microsoft.com/office/drawing/2016/5/12/chartex" xmlns:cx7="http://schemas.microsoft.com/office/drawing/2016/5/13/chartex" xmlns:cx8="http://schemas.microsoft.com/office/drawing/2016/5/14/chartex" xmlns:mc="http://schemas.openxmlformats.org/markup-compatibility/2006" xmlns:aink="http://schemas.microsoft.com/office/drawing/2016/ink" xmlns:am3d="http://schemas.microsoft.com/office/drawing/2017/model3d" xmlns:o="urn:schemas-microsoft-com:office:office" xmlns:r="http://schemas.openxmlformats.org/officeDocument/2006/relationships" xmlns:m="http://schemas.openxmlformats.org/officeDocument/2006/math" xmlns:v="urn:schemas-microsoft-com:vml" xmlns:wp14="http://schemas.microsoft.com/office/word/2010/wordprocessingDrawing" xmlns:wp="http://schemas.openxmlformats.org/drawingml/2006/wordprocessingDrawing" xmlns:w10="urn:schemas-microsoft-com:office:word" xmlns:w="http://schemas.openxmlformats.org/wordprocessingml/2006/main" xmlns:w14="http://schemas.microsoft.com/office/word/2010/wordml" xmlns:w15="http://schemas.microsoft.com/office/word/2012/wordml" xmlns:w16cex="http://schemas.microsoft.com/office/word/2018/wordml/cex" xmlns:w16cid="http://schemas.microsoft.com/office/word/2016/wordml/cid" xmlns:w16="http://schemas.microsoft.com/office/word/2018/wordml" xmlns:w16sdtdh="http://schemas.microsoft.com/office/word/2020/wordml/sdtdatahash" xmlns:w16se="http://schemas.microsoft.com/office/word/2015/wordml/symex" xmlns:wpg="http://schemas.microsoft.com/office/word/2010/wordprocessingGroup" xmlns:wpi="http://schemas.microsoft.com/office/word/2010/wordprocessingInk" xmlns:wne="http://schemas.microsoft.com/office/word/2006/wordml" xmlns:wps="http://schemas.microsoft.com/office/word/2010/wordprocessingShape" mc:Ignorable="w14 w15 w16se w16cid w16 w16cex w16sdtdh wp14">
   <w:footnote w:type="separator" w:id="-1">
     <w:p>
       <w:pPr>
@@ -19432,7 +18775,7 @@
 </file>
 
 <file path=word/header1.xml><?xml version="1.0" encoding="utf-8"?>
-<w:hdr xmlns:wpc="http://schemas.microsoft.com/office/word/2010/wordprocessingCanvas" xmlns:cx="http://schemas.microsoft.com/office/drawing/2014/chartex" xmlns:cx1="http://schemas.microsoft.com/office/drawing/2015/9/8/chartex" xmlns:cx2="http://schemas.microsoft.com/office/drawing/2015/10/21/chartex" xmlns:cx3="http://schemas.microsoft.com/office/drawing/2016/5/9/chartex" xmlns:cx4="http://schemas.microsoft.com/office/drawing/2016/5/10/chartex" xmlns:cx5="http://schemas.microsoft.com/office/drawing/2016/5/11/chartex" xmlns:cx6="http://schemas.microsoft.com/office/drawing/2016/5/12/chartex" xmlns:cx7="http://schemas.microsoft.com/office/drawing/2016/5/13/chartex" xmlns:cx8="http://schemas.microsoft.com/office/drawing/2016/5/14/chartex" xmlns:mc="http://schemas.openxmlformats.org/markup-compatibility/2006" xmlns:aink="http://schemas.microsoft.com/office/drawing/2016/ink" xmlns:am3d="http://schemas.microsoft.com/office/drawing/2017/model3d" xmlns:o="urn:schemas-microsoft-com:office:office" xmlns:r="http://schemas.openxmlformats.org/officeDocument/2006/relationships" xmlns:m="http://schemas.openxmlformats.org/officeDocument/2006/math" xmlns:v="urn:schemas-microsoft-com:vml" xmlns:wp14="http://schemas.microsoft.com/office/word/2010/wordprocessingDrawing" xmlns:wp="http://schemas.openxmlformats.org/drawingml/2006/wordprocessingDrawing" xmlns:w10="urn:schemas-microsoft-com:office:word" xmlns:w="http://schemas.openxmlformats.org/wordprocessingml/2006/main" xmlns:w14="http://schemas.microsoft.com/office/word/2010/wordml" xmlns:w15="http://schemas.microsoft.com/office/word/2012/wordml" xmlns:w16cex="http://schemas.microsoft.com/office/word/2018/wordml/cex" xmlns:w16cid="http://schemas.microsoft.com/office/word/2016/wordml/cid" xmlns:w16="http://schemas.microsoft.com/office/word/2018/wordml" xmlns:w16se="http://schemas.microsoft.com/office/word/2015/wordml/symex" xmlns:wpg="http://schemas.microsoft.com/office/word/2010/wordprocessingGroup" xmlns:wpi="http://schemas.microsoft.com/office/word/2010/wordprocessingInk" xmlns:wne="http://schemas.microsoft.com/office/word/2006/wordml" xmlns:wps="http://schemas.microsoft.com/office/word/2010/wordprocessingShape" mc:Ignorable="w14 w15 w16se w16cid w16 w16cex wp14">
+<w:hdr xmlns:wpc="http://schemas.microsoft.com/office/word/2010/wordprocessingCanvas" xmlns:cx="http://schemas.microsoft.com/office/drawing/2014/chartex" xmlns:cx1="http://schemas.microsoft.com/office/drawing/2015/9/8/chartex" xmlns:cx2="http://schemas.microsoft.com/office/drawing/2015/10/21/chartex" xmlns:cx3="http://schemas.microsoft.com/office/drawing/2016/5/9/chartex" xmlns:cx4="http://schemas.microsoft.com/office/drawing/2016/5/10/chartex" xmlns:cx5="http://schemas.microsoft.com/office/drawing/2016/5/11/chartex" xmlns:cx6="http://schemas.microsoft.com/office/drawing/2016/5/12/chartex" xmlns:cx7="http://schemas.microsoft.com/office/drawing/2016/5/13/chartex" xmlns:cx8="http://schemas.microsoft.com/office/drawing/2016/5/14/chartex" xmlns:mc="http://schemas.openxmlformats.org/markup-compatibility/2006" xmlns:aink="http://schemas.microsoft.com/office/drawing/2016/ink" xmlns:am3d="http://schemas.microsoft.com/office/drawing/2017/model3d" xmlns:o="urn:schemas-microsoft-com:office:office" xmlns:r="http://schemas.openxmlformats.org/officeDocument/2006/relationships" xmlns:m="http://schemas.openxmlformats.org/officeDocument/2006/math" xmlns:v="urn:schemas-microsoft-com:vml" xmlns:wp14="http://schemas.microsoft.com/office/word/2010/wordprocessingDrawing" xmlns:wp="http://schemas.openxmlformats.org/drawingml/2006/wordprocessingDrawing" xmlns:w10="urn:schemas-microsoft-com:office:word" xmlns:w="http://schemas.openxmlformats.org/wordprocessingml/2006/main" xmlns:w14="http://schemas.microsoft.com/office/word/2010/wordml" xmlns:w15="http://schemas.microsoft.com/office/word/2012/wordml" xmlns:w16cex="http://schemas.microsoft.com/office/word/2018/wordml/cex" xmlns:w16cid="http://schemas.microsoft.com/office/word/2016/wordml/cid" xmlns:w16="http://schemas.microsoft.com/office/word/2018/wordml" xmlns:w16sdtdh="http://schemas.microsoft.com/office/word/2020/wordml/sdtdatahash" xmlns:w16se="http://schemas.microsoft.com/office/word/2015/wordml/symex" xmlns:wpg="http://schemas.microsoft.com/office/word/2010/wordprocessingGroup" xmlns:wpi="http://schemas.microsoft.com/office/word/2010/wordprocessingInk" xmlns:wne="http://schemas.microsoft.com/office/word/2006/wordml" xmlns:wps="http://schemas.microsoft.com/office/word/2010/wordprocessingShape" mc:Ignorable="w14 w15 w16se w16cid w16 w16cex w16sdtdh wp14">
   <w:p>
     <w:pPr>
       <w:pStyle w:val="Encabezado"/>
@@ -19518,7 +18861,7 @@
 </file>
 
 <file path=word/numbering.xml><?xml version="1.0" encoding="utf-8"?>
-<w:numbering xmlns:wpc="http://schemas.microsoft.com/office/word/2010/wordprocessingCanvas" xmlns:cx="http://schemas.microsoft.com/office/drawing/2014/chartex" xmlns:cx1="http://schemas.microsoft.com/office/drawing/2015/9/8/chartex" xmlns:cx2="http://schemas.microsoft.com/office/drawing/2015/10/21/chartex" xmlns:cx3="http://schemas.microsoft.com/office/drawing/2016/5/9/chartex" xmlns:cx4="http://schemas.microsoft.com/office/drawing/2016/5/10/chartex" xmlns:cx5="http://schemas.microsoft.com/office/drawing/2016/5/11/chartex" xmlns:cx6="http://schemas.microsoft.com/office/drawing/2016/5/12/chartex" xmlns:cx7="http://schemas.microsoft.com/office/drawing/2016/5/13/chartex" xmlns:cx8="http://schemas.microsoft.com/office/drawing/2016/5/14/chartex" xmlns:mc="http://schemas.openxmlformats.org/markup-compatibility/2006" xmlns:aink="http://schemas.microsoft.com/office/drawing/2016/ink" xmlns:am3d="http://schemas.microsoft.com/office/drawing/2017/model3d" xmlns:o="urn:schemas-microsoft-com:office:office" xmlns:r="http://schemas.openxmlformats.org/officeDocument/2006/relationships" xmlns:m="http://schemas.openxmlformats.org/officeDocument/2006/math" xmlns:v="urn:schemas-microsoft-com:vml" xmlns:wp14="http://schemas.microsoft.com/office/word/2010/wordprocessingDrawing" xmlns:wp="http://schemas.openxmlformats.org/drawingml/2006/wordprocessingDrawing" xmlns:w10="urn:schemas-microsoft-com:office:word" xmlns:w="http://schemas.openxmlformats.org/wordprocessingml/2006/main" xmlns:w14="http://schemas.microsoft.com/office/word/2010/wordml" xmlns:w15="http://schemas.microsoft.com/office/word/2012/wordml" xmlns:w16cex="http://schemas.microsoft.com/office/word/2018/wordml/cex" xmlns:w16cid="http://schemas.microsoft.com/office/word/2016/wordml/cid" xmlns:w16="http://schemas.microsoft.com/office/word/2018/wordml" xmlns:w16se="http://schemas.microsoft.com/office/word/2015/wordml/symex" xmlns:wpg="http://schemas.microsoft.com/office/word/2010/wordprocessingGroup" xmlns:wpi="http://schemas.microsoft.com/office/word/2010/wordprocessingInk" xmlns:wne="http://schemas.microsoft.com/office/word/2006/wordml" xmlns:wps="http://schemas.microsoft.com/office/word/2010/wordprocessingShape" mc:Ignorable="w14 w15 w16se w16cid w16 w16cex wp14">
+<w:numbering xmlns:wpc="http://schemas.microsoft.com/office/word/2010/wordprocessingCanvas" xmlns:cx="http://schemas.microsoft.com/office/drawing/2014/chartex" xmlns:cx1="http://schemas.microsoft.com/office/drawing/2015/9/8/chartex" xmlns:cx2="http://schemas.microsoft.com/office/drawing/2015/10/21/chartex" xmlns:cx3="http://schemas.microsoft.com/office/drawing/2016/5/9/chartex" xmlns:cx4="http://schemas.microsoft.com/office/drawing/2016/5/10/chartex" xmlns:cx5="http://schemas.microsoft.com/office/drawing/2016/5/11/chartex" xmlns:cx6="http://schemas.microsoft.com/office/drawing/2016/5/12/chartex" xmlns:cx7="http://schemas.microsoft.com/office/drawing/2016/5/13/chartex" xmlns:cx8="http://schemas.microsoft.com/office/drawing/2016/5/14/chartex" xmlns:mc="http://schemas.openxmlformats.org/markup-compatibility/2006" xmlns:aink="http://schemas.microsoft.com/office/drawing/2016/ink" xmlns:am3d="http://schemas.microsoft.com/office/drawing/2017/model3d" xmlns:o="urn:schemas-microsoft-com:office:office" xmlns:r="http://schemas.openxmlformats.org/officeDocument/2006/relationships" xmlns:m="http://schemas.openxmlformats.org/officeDocument/2006/math" xmlns:v="urn:schemas-microsoft-com:vml" xmlns:wp14="http://schemas.microsoft.com/office/word/2010/wordprocessingDrawing" xmlns:wp="http://schemas.openxmlformats.org/drawingml/2006/wordprocessingDrawing" xmlns:w10="urn:schemas-microsoft-com:office:word" xmlns:w="http://schemas.openxmlformats.org/wordprocessingml/2006/main" xmlns:w14="http://schemas.microsoft.com/office/word/2010/wordml" xmlns:w15="http://schemas.microsoft.com/office/word/2012/wordml" xmlns:w16cex="http://schemas.microsoft.com/office/word/2018/wordml/cex" xmlns:w16cid="http://schemas.microsoft.com/office/word/2016/wordml/cid" xmlns:w16="http://schemas.microsoft.com/office/word/2018/wordml" xmlns:w16sdtdh="http://schemas.microsoft.com/office/word/2020/wordml/sdtdatahash" xmlns:w16se="http://schemas.microsoft.com/office/word/2015/wordml/symex" xmlns:wpg="http://schemas.microsoft.com/office/word/2010/wordprocessingGroup" xmlns:wpi="http://schemas.microsoft.com/office/word/2010/wordprocessingInk" xmlns:wne="http://schemas.microsoft.com/office/word/2006/wordml" xmlns:wps="http://schemas.microsoft.com/office/word/2010/wordprocessingShape" mc:Ignorable="w14 w15 w16se w16cid w16 w16cex w16sdtdh wp14">
   <w:abstractNum w:abstractNumId="0" w15:restartNumberingAfterBreak="0">
     <w:nsid w:val="FFFFFF89"/>
     <w:multiLevelType w:val="singleLevel"/>
@@ -26631,7 +25974,7 @@
 </file>
 
 <file path=word/styles.xml><?xml version="1.0" encoding="utf-8"?>
-<w:styles xmlns:mc="http://schemas.openxmlformats.org/markup-compatibility/2006" xmlns:r="http://schemas.openxmlformats.org/officeDocument/2006/relationships" xmlns:w="http://schemas.openxmlformats.org/wordprocessingml/2006/main" xmlns:w14="http://schemas.microsoft.com/office/word/2010/wordml" xmlns:w15="http://schemas.microsoft.com/office/word/2012/wordml" xmlns:w16cex="http://schemas.microsoft.com/office/word/2018/wordml/cex" xmlns:w16cid="http://schemas.microsoft.com/office/word/2016/wordml/cid" xmlns:w16="http://schemas.microsoft.com/office/word/2018/wordml" xmlns:w16se="http://schemas.microsoft.com/office/word/2015/wordml/symex" mc:Ignorable="w14 w15 w16se w16cid w16 w16cex">
+<w:styles xmlns:mc="http://schemas.openxmlformats.org/markup-compatibility/2006" xmlns:r="http://schemas.openxmlformats.org/officeDocument/2006/relationships" xmlns:w="http://schemas.openxmlformats.org/wordprocessingml/2006/main" xmlns:w14="http://schemas.microsoft.com/office/word/2010/wordml" xmlns:w15="http://schemas.microsoft.com/office/word/2012/wordml" xmlns:w16cex="http://schemas.microsoft.com/office/word/2018/wordml/cex" xmlns:w16cid="http://schemas.microsoft.com/office/word/2016/wordml/cid" xmlns:w16="http://schemas.microsoft.com/office/word/2018/wordml" xmlns:w16sdtdh="http://schemas.microsoft.com/office/word/2020/wordml/sdtdatahash" xmlns:w16se="http://schemas.microsoft.com/office/word/2015/wordml/symex" mc:Ignorable="w14 w15 w16se w16cid w16 w16cex w16sdtdh">
   <w:docDefaults>
     <w:rPrDefault>
       <w:rPr>
@@ -28564,6 +27907,30 @@
 </file>
 
 <file path=customXml/item1.xml><?xml version="1.0" encoding="utf-8"?>
+<?mso-contentType ?>
+<FormTemplates xmlns="http://schemas.microsoft.com/sharepoint/v3/contenttype/forms">
+  <Display>DocumentLibraryForm</Display>
+  <Edit>DocumentLibraryForm</Edit>
+  <New>DocumentLibraryForm</New>
+</FormTemplates>
+</file>
+
+<file path=customXml/item2.xml><?xml version="1.0" encoding="utf-8"?>
+<b:Sources xmlns:b="http://schemas.openxmlformats.org/officeDocument/2006/bibliography" xmlns="http://schemas.openxmlformats.org/officeDocument/2006/bibliography" SelectedStyle="\APASixthEditionOfficeOnline.xsl" StyleName="APA" Version="6"/>
+</file>
+
+<file path=customXml/item3.xml><?xml version="1.0" encoding="utf-8"?>
+<p:properties xmlns:p="http://schemas.microsoft.com/office/2006/metadata/properties" xmlns:xsi="http://www.w3.org/2001/XMLSchema-instance" xmlns:pc="http://schemas.microsoft.com/office/infopath/2007/PartnerControls">
+  <documentManagement>
+    <TaxCatchAll xmlns="13c90a0b-73bc-4dc0-be5f-28d77b615beb" xsi:nil="true"/>
+    <lcf76f155ced4ddcb4097134ff3c332f xmlns="13c93bba-48ce-428c-bfe5-88b42c19b028">
+      <Terms xmlns="http://schemas.microsoft.com/office/infopath/2007/PartnerControls"/>
+    </lcf76f155ced4ddcb4097134ff3c332f>
+  </documentManagement>
+</p:properties>
+</file>
+
+<file path=customXml/item4.xml><?xml version="1.0" encoding="utf-8"?>
 <ct:contentTypeSchema xmlns:ct="http://schemas.microsoft.com/office/2006/metadata/contentType" xmlns:ma="http://schemas.microsoft.com/office/2006/metadata/properties/metaAttributes" ct:_="" ma:_="" ma:contentTypeName="Documento" ma:contentTypeID="0x0101006A81D6BD42E8DF4C91013959704817E1" ma:contentTypeVersion="15" ma:contentTypeDescription="Crear nuevo documento." ma:contentTypeScope="" ma:versionID="bf4f72ffd194f0963ff564daca6869f7">
   <xsd:schema xmlns:xsd="http://www.w3.org/2001/XMLSchema" xmlns:xs="http://www.w3.org/2001/XMLSchema" xmlns:p="http://schemas.microsoft.com/office/2006/metadata/properties" xmlns:ns2="13c90a0b-73bc-4dc0-be5f-28d77b615beb" xmlns:ns3="13c93bba-48ce-428c-bfe5-88b42c19b028" targetNamespace="http://schemas.microsoft.com/office/2006/metadata/properties" ma:root="true" ma:fieldsID="8718d6f4873a5b1392a45044efa78385" ns2:_="" ns3:_="">
     <xsd:import namespace="13c90a0b-73bc-4dc0-be5f-28d77b615beb"/>
@@ -28798,31 +28165,34 @@
 </ct:contentTypeSchema>
 </file>
 
-<file path=customXml/item2.xml><?xml version="1.0" encoding="utf-8"?>
-<p:properties xmlns:p="http://schemas.microsoft.com/office/2006/metadata/properties" xmlns:xsi="http://www.w3.org/2001/XMLSchema-instance" xmlns:pc="http://schemas.microsoft.com/office/infopath/2007/PartnerControls">
-  <documentManagement>
-    <TaxCatchAll xmlns="13c90a0b-73bc-4dc0-be5f-28d77b615beb" xsi:nil="true"/>
-    <lcf76f155ced4ddcb4097134ff3c332f xmlns="13c93bba-48ce-428c-bfe5-88b42c19b028">
-      <Terms xmlns="http://schemas.microsoft.com/office/infopath/2007/PartnerControls"/>
-    </lcf76f155ced4ddcb4097134ff3c332f>
-  </documentManagement>
-</p:properties>
+<file path=customXml/itemProps1.xml><?xml version="1.0" encoding="utf-8"?>
+<ds:datastoreItem xmlns:ds="http://schemas.openxmlformats.org/officeDocument/2006/customXml" ds:itemID="{10663269-2064-4804-8290-36D4A57F5557}">
+  <ds:schemaRefs>
+    <ds:schemaRef ds:uri="http://schemas.microsoft.com/sharepoint/v3/contenttype/forms"/>
+  </ds:schemaRefs>
+</ds:datastoreItem>
 </file>
 
-<file path=customXml/item3.xml><?xml version="1.0" encoding="utf-8"?>
-<b:Sources xmlns:b="http://schemas.openxmlformats.org/officeDocument/2006/bibliography" xmlns="http://schemas.openxmlformats.org/officeDocument/2006/bibliography" SelectedStyle="\APASixthEditionOfficeOnline.xsl" StyleName="APA" Version="6"/>
+<file path=customXml/itemProps2.xml><?xml version="1.0" encoding="utf-8"?>
+<ds:datastoreItem xmlns:ds="http://schemas.openxmlformats.org/officeDocument/2006/customXml" ds:itemID="{2D2B5832-E448-44FA-9BA7-4210E2303E31}">
+  <ds:schemaRefs>
+    <ds:schemaRef ds:uri="http://schemas.openxmlformats.org/officeDocument/2006/bibliography"/>
+  </ds:schemaRefs>
+</ds:datastoreItem>
 </file>
 
-<file path=customXml/item4.xml><?xml version="1.0" encoding="utf-8"?>
-<?mso-contentType ?>
-<FormTemplates xmlns="http://schemas.microsoft.com/sharepoint/v3/contenttype/forms">
-  <Display>DocumentLibraryForm</Display>
-  <Edit>DocumentLibraryForm</Edit>
-  <New>DocumentLibraryForm</New>
-</FormTemplates>
+<file path=customXml/itemProps3.xml><?xml version="1.0" encoding="utf-8"?>
+<ds:datastoreItem xmlns:ds="http://schemas.openxmlformats.org/officeDocument/2006/customXml" ds:itemID="{1279454D-02BE-4A9C-A117-DCD1573E2608}">
+  <ds:schemaRefs>
+    <ds:schemaRef ds:uri="http://schemas.microsoft.com/office/2006/metadata/properties"/>
+    <ds:schemaRef ds:uri="http://schemas.microsoft.com/office/infopath/2007/PartnerControls"/>
+    <ds:schemaRef ds:uri="13c90a0b-73bc-4dc0-be5f-28d77b615beb"/>
+    <ds:schemaRef ds:uri="13c93bba-48ce-428c-bfe5-88b42c19b028"/>
+  </ds:schemaRefs>
+</ds:datastoreItem>
 </file>
 
-<file path=customXml/itemProps1.xml><?xml version="1.0" encoding="utf-8"?>
+<file path=customXml/itemProps4.xml><?xml version="1.0" encoding="utf-8"?>
 <ds:datastoreItem xmlns:ds="http://schemas.openxmlformats.org/officeDocument/2006/customXml" ds:itemID="{59065960-E0CA-4804-83B5-320CBCDCC160}">
   <ds:schemaRefs>
     <ds:schemaRef ds:uri="http://schemas.microsoft.com/office/2006/metadata/contentType"/>
@@ -28839,31 +28209,4 @@
     <ds:schemaRef ds:uri="http://schemas.microsoft.com/internal/obd"/>
   </ds:schemaRefs>
 </ds:datastoreItem>
-</file>
-
-<file path=customXml/itemProps2.xml><?xml version="1.0" encoding="utf-8"?>
-<ds:datastoreItem xmlns:ds="http://schemas.openxmlformats.org/officeDocument/2006/customXml" ds:itemID="{1279454D-02BE-4A9C-A117-DCD1573E2608}">
-  <ds:schemaRefs>
-    <ds:schemaRef ds:uri="http://schemas.microsoft.com/office/2006/metadata/properties"/>
-    <ds:schemaRef ds:uri="http://schemas.microsoft.com/office/infopath/2007/PartnerControls"/>
-    <ds:schemaRef ds:uri="13c90a0b-73bc-4dc0-be5f-28d77b615beb"/>
-    <ds:schemaRef ds:uri="13c93bba-48ce-428c-bfe5-88b42c19b028"/>
-  </ds:schemaRefs>
-</ds:datastoreItem>
-</file>
-
-<file path=customXml/itemProps3.xml><?xml version="1.0" encoding="utf-8"?>
-<ds:datastoreItem xmlns:ds="http://schemas.openxmlformats.org/officeDocument/2006/customXml" ds:itemID="{2D2B5832-E448-44FA-9BA7-4210E2303E31}">
-  <ds:schemaRefs>
-    <ds:schemaRef ds:uri="http://schemas.openxmlformats.org/officeDocument/2006/bibliography"/>
-  </ds:schemaRefs>
-</ds:datastoreItem>
-</file>
-
-<file path=customXml/itemProps4.xml><?xml version="1.0" encoding="utf-8"?>
-<ds:datastoreItem xmlns:ds="http://schemas.openxmlformats.org/officeDocument/2006/customXml" ds:itemID="{10663269-2064-4804-8290-36D4A57F5557}">
-  <ds:schemaRefs>
-    <ds:schemaRef ds:uri="http://schemas.microsoft.com/sharepoint/v3/contenttype/forms"/>
-  </ds:schemaRefs>
-</ds:datastoreItem>
 </file>